--- a/FiguresAndReports/version3/Experimental_Design_And_Results-v2.docx
+++ b/FiguresAndReports/version3/Experimental_Design_And_Results-v2.docx
@@ -76,21 +76,7 @@
         <w:rPr>
           <w:rFonts w:ascii="Calibri" w:hAnsi="Calibri" w:cs="Calibri"/>
         </w:rPr>
-        <w:t xml:space="preserve">awpularity </w:t>
-      </w:r>
-      <w:proofErr w:type="gramStart"/>
-      <w:r>
-        <w:rPr>
-          <w:rFonts w:ascii="Calibri" w:hAnsi="Calibri" w:cs="Calibri"/>
-        </w:rPr>
-        <w:t>is</w:t>
-      </w:r>
-      <w:proofErr w:type="gramEnd"/>
-      <w:r>
-        <w:rPr>
-          <w:rFonts w:ascii="Calibri" w:hAnsi="Calibri" w:cs="Calibri"/>
-        </w:rPr>
-        <w:t xml:space="preserve"> described in </w:t>
+        <w:t xml:space="preserve">awpularity is described in </w:t>
       </w:r>
       <w:r>
         <w:rPr>
@@ -1642,21 +1628,7 @@
         <w:rPr>
           <w:rFonts w:ascii="Calibri" w:hAnsi="Calibri" w:cs="Calibri"/>
         </w:rPr>
-        <w:t xml:space="preserve">All the experiments have been conducted on single NVIDIA GeForce RTX 4080 GPU 16GB with RAM 64 GB. </w:t>
-      </w:r>
-      <w:proofErr w:type="spellStart"/>
-      <w:r>
-        <w:rPr>
-          <w:rFonts w:ascii="Calibri" w:hAnsi="Calibri" w:cs="Calibri"/>
-        </w:rPr>
-        <w:t>EfficientNet</w:t>
-      </w:r>
-      <w:proofErr w:type="spellEnd"/>
-      <w:r>
-        <w:rPr>
-          <w:rFonts w:ascii="Calibri" w:hAnsi="Calibri" w:cs="Calibri"/>
-        </w:rPr>
-        <w:t xml:space="preserve"> is used as the convolutional baseline, and Swin Transformer applied on image data as the transformer-based backbone. All </w:t>
+        <w:t xml:space="preserve">All the experiments have been conducted on single NVIDIA GeForce RTX 4080 GPU 16GB with RAM 64 GB. EfficientNet is used as the convolutional baseline, and Swin Transformer applied on image data as the transformer-based backbone. All </w:t>
       </w:r>
       <w:r>
         <w:rPr>
@@ -1682,14 +1654,12 @@
         </w:rPr>
         <w:t xml:space="preserve">. Tree-based models for metadata including </w:t>
       </w:r>
-      <w:proofErr w:type="spellStart"/>
       <w:r>
         <w:rPr>
           <w:rFonts w:ascii="Calibri" w:hAnsi="Calibri" w:cs="Calibri"/>
         </w:rPr>
         <w:t>LightGBM</w:t>
       </w:r>
-      <w:proofErr w:type="spellEnd"/>
       <w:r>
         <w:rPr>
           <w:rFonts w:ascii="Calibri" w:hAnsi="Calibri" w:cs="Calibri"/>
@@ -1993,14 +1963,7 @@
         <w:rPr>
           <w:rFonts w:ascii="Calibri" w:hAnsi="Calibri" w:cs="Calibri"/>
         </w:rPr>
-        <w:t xml:space="preserve">due to their heavier computational </w:t>
-      </w:r>
-      <w:proofErr w:type="gramStart"/>
-      <w:r>
-        <w:rPr>
-          <w:rFonts w:ascii="Calibri" w:hAnsi="Calibri" w:cs="Calibri"/>
-        </w:rPr>
-        <w:t>requirements</w:t>
+        <w:t>due to their heavier computational requirements</w:t>
       </w:r>
       <w:r>
         <w:rPr>
@@ -2012,14 +1975,7 @@
         <w:rPr>
           <w:rFonts w:ascii="Calibri" w:hAnsi="Calibri" w:cs="Calibri"/>
         </w:rPr>
-        <w:t>,</w:t>
-      </w:r>
-      <w:proofErr w:type="gramEnd"/>
-      <w:r>
-        <w:rPr>
-          <w:rFonts w:ascii="Calibri" w:hAnsi="Calibri" w:cs="Calibri"/>
-        </w:rPr>
-        <w:t xml:space="preserve"> transformer models are </w:t>
+        <w:t xml:space="preserve">, transformer models are </w:t>
       </w:r>
       <w:r>
         <w:rPr>
@@ -2043,21 +1999,7 @@
         <w:rPr>
           <w:rFonts w:ascii="Calibri" w:hAnsi="Calibri" w:cs="Calibri"/>
         </w:rPr>
-        <w:t xml:space="preserve"> for </w:t>
-      </w:r>
-      <w:proofErr w:type="spellStart"/>
-      <w:r>
-        <w:rPr>
-          <w:rFonts w:ascii="Calibri" w:hAnsi="Calibri" w:cs="Calibri"/>
-        </w:rPr>
-        <w:t>EfficientNet</w:t>
-      </w:r>
-      <w:proofErr w:type="spellEnd"/>
-      <w:r>
-        <w:rPr>
-          <w:rFonts w:ascii="Calibri" w:hAnsi="Calibri" w:cs="Calibri"/>
-        </w:rPr>
-        <w:t xml:space="preserve"> model, optimal hyperparameter of Batch Size 32 and MSE Loss is found</w:t>
+        <w:t xml:space="preserve"> for EfficientNet model, optimal hyperparameter of Batch Size 32 and MSE Loss is found</w:t>
       </w:r>
       <w:r>
         <w:rPr>
@@ -2069,35 +2011,13 @@
         <w:rPr>
           <w:rFonts w:ascii="Calibri" w:hAnsi="Calibri" w:cs="Calibri"/>
         </w:rPr>
-        <w:t xml:space="preserve">and applied across all experiments involving </w:t>
-      </w:r>
-      <w:proofErr w:type="spellStart"/>
-      <w:r>
-        <w:rPr>
-          <w:rFonts w:ascii="Calibri" w:hAnsi="Calibri" w:cs="Calibri"/>
-        </w:rPr>
-        <w:t>EfficientNet</w:t>
-      </w:r>
-      <w:proofErr w:type="spellEnd"/>
-      <w:r>
-        <w:rPr>
-          <w:rFonts w:ascii="Calibri" w:hAnsi="Calibri" w:cs="Calibri"/>
-        </w:rPr>
-        <w:t xml:space="preserve">, while Transformers consistently remain at </w:t>
-      </w:r>
-      <w:proofErr w:type="gramStart"/>
-      <w:r>
-        <w:rPr>
-          <w:rFonts w:ascii="Calibri" w:hAnsi="Calibri" w:cs="Calibri"/>
-        </w:rPr>
-        <w:t>batch</w:t>
-      </w:r>
-      <w:proofErr w:type="gramEnd"/>
-      <w:r>
-        <w:rPr>
-          <w:rFonts w:ascii="Calibri" w:hAnsi="Calibri" w:cs="Calibri"/>
-        </w:rPr>
-        <w:t xml:space="preserve"> size 12 with BCE Loss.</w:t>
+        <w:t>and applied across all experiments involving EfficientNet</w:t>
+      </w:r>
+      <w:r>
+        <w:rPr>
+          <w:rFonts w:ascii="Calibri" w:hAnsi="Calibri" w:cs="Calibri"/>
+        </w:rPr>
+        <w:t>, while Transformers consistently remain at batch size 12 with BCE Loss.</w:t>
       </w:r>
       <w:r>
         <w:rPr>
@@ -2133,21 +2053,7 @@
         <w:rPr>
           <w:rFonts w:ascii="Calibri" w:hAnsi="Calibri" w:cs="Calibri"/>
         </w:rPr>
-        <w:t xml:space="preserve"> to evaluate the backbone stage, all other settings remain identical except for the backbone choice. Similarly, when assessing the effect of metadata through early fusion, the backbone (e.g., </w:t>
-      </w:r>
-      <w:proofErr w:type="spellStart"/>
-      <w:r>
-        <w:rPr>
-          <w:rFonts w:ascii="Calibri" w:hAnsi="Calibri" w:cs="Calibri"/>
-        </w:rPr>
-        <w:t>EfficientNet</w:t>
-      </w:r>
-      <w:proofErr w:type="spellEnd"/>
-      <w:r>
-        <w:rPr>
-          <w:rFonts w:ascii="Calibri" w:hAnsi="Calibri" w:cs="Calibri"/>
-        </w:rPr>
-        <w:t>) is trained under the same batch size and conditions across both experiments to ensure a fair comparison.</w:t>
+        <w:t xml:space="preserve"> to evaluate the backbone stage, all other settings remain identical except for the backbone choice. Similarly, when assessing the effect of metadata through early fusion, the backbone (e.g., EfficientNet) is trained under the same batch size and conditions across both experiments to ensure a fair comparison.</w:t>
       </w:r>
     </w:p>
     <w:p>
@@ -2696,7 +2602,6 @@
                 <w:szCs w:val="20"/>
               </w:rPr>
             </w:pPr>
-            <w:proofErr w:type="spellStart"/>
             <w:r>
               <w:rPr>
                 <w:rFonts w:ascii="Calibri" w:hAnsi="Calibri" w:cs="Calibri"/>
@@ -2705,7 +2610,6 @@
               </w:rPr>
               <w:t>AndRes</w:t>
             </w:r>
-            <w:proofErr w:type="spellEnd"/>
           </w:p>
           <w:p>
             <w:pPr>
@@ -3777,25 +3681,7 @@
                 <w:sz w:val="20"/>
                 <w:szCs w:val="20"/>
               </w:rPr>
-              <w:t xml:space="preserve"> </w:t>
-            </w:r>
-            <w:proofErr w:type="gramStart"/>
-            <w:r>
-              <w:rPr>
-                <w:rFonts w:ascii="Calibri" w:hAnsi="Calibri" w:cs="Calibri"/>
-                <w:sz w:val="20"/>
-                <w:szCs w:val="20"/>
-              </w:rPr>
-              <w:t>perceptron</w:t>
-            </w:r>
-            <w:proofErr w:type="gramEnd"/>
-            <w:r>
-              <w:rPr>
-                <w:rFonts w:ascii="Calibri" w:hAnsi="Calibri" w:cs="Calibri"/>
-                <w:sz w:val="20"/>
-                <w:szCs w:val="20"/>
-              </w:rPr>
-              <w:t xml:space="preserve"> applied to input features</w:t>
+              <w:t xml:space="preserve"> perceptron applied to input features</w:t>
             </w:r>
           </w:p>
         </w:tc>
@@ -4465,23 +4351,13 @@
                 <w:szCs w:val="20"/>
               </w:rPr>
             </w:pPr>
-            <w:proofErr w:type="spellStart"/>
-            <w:r>
-              <w:rPr>
-                <w:rFonts w:ascii="Calibri" w:hAnsi="Calibri" w:cs="Calibri"/>
-                <w:sz w:val="20"/>
-                <w:szCs w:val="20"/>
-              </w:rPr>
-              <w:t>Ensembling</w:t>
-            </w:r>
-            <w:proofErr w:type="spellEnd"/>
-            <w:r>
-              <w:rPr>
-                <w:rFonts w:ascii="Calibri" w:hAnsi="Calibri" w:cs="Calibri"/>
-                <w:sz w:val="20"/>
-                <w:szCs w:val="20"/>
-              </w:rPr>
-              <w:t xml:space="preserve"> </w:t>
+            <w:r>
+              <w:rPr>
+                <w:rFonts w:ascii="Calibri" w:hAnsi="Calibri" w:cs="Calibri"/>
+                <w:sz w:val="20"/>
+                <w:szCs w:val="20"/>
+              </w:rPr>
+              <w:t xml:space="preserve">Ensembling </w:t>
             </w:r>
             <w:r>
               <w:rPr>
@@ -4706,27 +4582,7 @@
                 <w:sz w:val="20"/>
                 <w:szCs w:val="20"/>
               </w:rPr>
-              <w:t xml:space="preserve">Image backbone effect without </w:t>
-            </w:r>
-            <w:proofErr w:type="spellStart"/>
-            <w:proofErr w:type="gramStart"/>
-            <w:r>
-              <w:rPr>
-                <w:rFonts w:ascii="Calibri" w:hAnsi="Calibri" w:cs="Calibri"/>
-                <w:sz w:val="20"/>
-                <w:szCs w:val="20"/>
-              </w:rPr>
-              <w:t>non linear</w:t>
-            </w:r>
-            <w:proofErr w:type="spellEnd"/>
-            <w:proofErr w:type="gramEnd"/>
-            <w:r>
-              <w:rPr>
-                <w:rFonts w:ascii="Calibri" w:hAnsi="Calibri" w:cs="Calibri"/>
-                <w:sz w:val="20"/>
-                <w:szCs w:val="20"/>
-              </w:rPr>
-              <w:t xml:space="preserve"> head</w:t>
+              <w:t>Image backbone effect without non linear head</w:t>
             </w:r>
           </w:p>
         </w:tc>
@@ -4834,25 +4690,13 @@
                 <w:szCs w:val="20"/>
               </w:rPr>
             </w:pPr>
-            <w:proofErr w:type="spellStart"/>
-            <w:proofErr w:type="gramStart"/>
-            <w:r>
-              <w:rPr>
-                <w:rFonts w:ascii="Calibri" w:hAnsi="Calibri" w:cs="Calibri"/>
-                <w:sz w:val="20"/>
-                <w:szCs w:val="20"/>
-              </w:rPr>
-              <w:t>Multi layer</w:t>
-            </w:r>
-            <w:proofErr w:type="spellEnd"/>
-            <w:proofErr w:type="gramEnd"/>
-            <w:r>
-              <w:rPr>
-                <w:rFonts w:ascii="Calibri" w:hAnsi="Calibri" w:cs="Calibri"/>
-                <w:sz w:val="20"/>
-                <w:szCs w:val="20"/>
-              </w:rPr>
-              <w:t xml:space="preserve"> perceptron </w:t>
+            <w:r>
+              <w:rPr>
+                <w:rFonts w:ascii="Calibri" w:hAnsi="Calibri" w:cs="Calibri"/>
+                <w:sz w:val="20"/>
+                <w:szCs w:val="20"/>
+              </w:rPr>
+              <w:t xml:space="preserve">Multi layer perceptron </w:t>
             </w:r>
             <w:r>
               <w:rPr>
@@ -4896,25 +4740,7 @@
                 <w:sz w:val="20"/>
                 <w:szCs w:val="20"/>
               </w:rPr>
-              <w:t xml:space="preserve">Benefit of added </w:t>
-            </w:r>
-            <w:proofErr w:type="gramStart"/>
-            <w:r>
-              <w:rPr>
-                <w:rFonts w:ascii="Calibri" w:hAnsi="Calibri" w:cs="Calibri"/>
-                <w:sz w:val="20"/>
-                <w:szCs w:val="20"/>
-              </w:rPr>
-              <w:t>non linearity</w:t>
-            </w:r>
-            <w:proofErr w:type="gramEnd"/>
-            <w:r>
-              <w:rPr>
-                <w:rFonts w:ascii="Calibri" w:hAnsi="Calibri" w:cs="Calibri"/>
-                <w:sz w:val="20"/>
-                <w:szCs w:val="20"/>
-              </w:rPr>
-              <w:t xml:space="preserve"> at output stage</w:t>
+              <w:t>Benefit of added non linearity at output stage</w:t>
             </w:r>
           </w:p>
         </w:tc>
@@ -5659,25 +5485,7 @@
                 <w:sz w:val="20"/>
                 <w:szCs w:val="20"/>
               </w:rPr>
-              <w:t xml:space="preserve">Effectiveness of learned </w:t>
-            </w:r>
-            <w:proofErr w:type="spellStart"/>
-            <w:r>
-              <w:rPr>
-                <w:rFonts w:ascii="Calibri" w:hAnsi="Calibri" w:cs="Calibri"/>
-                <w:sz w:val="20"/>
-                <w:szCs w:val="20"/>
-              </w:rPr>
-              <w:t>ensembling</w:t>
-            </w:r>
-            <w:proofErr w:type="spellEnd"/>
-            <w:r>
-              <w:rPr>
-                <w:rFonts w:ascii="Calibri" w:hAnsi="Calibri" w:cs="Calibri"/>
-                <w:sz w:val="20"/>
-                <w:szCs w:val="20"/>
-              </w:rPr>
-              <w:t xml:space="preserve"> for generalization</w:t>
+              <w:t>Effectiveness of learned ensembling for generalization</w:t>
             </w:r>
           </w:p>
         </w:tc>
@@ -5783,16 +5591,8 @@
         <w:rPr>
           <w:rFonts w:ascii="Calibri" w:hAnsi="Calibri" w:cs="Calibri"/>
         </w:rPr>
-        <w:t xml:space="preserve"> takes both image data and metadata as inputs. Image data is processed through vision backbones </w:t>
-      </w:r>
-      <w:proofErr w:type="spellStart"/>
-      <w:r>
-        <w:rPr>
-          <w:rFonts w:ascii="Calibri" w:hAnsi="Calibri" w:cs="Calibri"/>
-        </w:rPr>
-        <w:t>EfficientNet</w:t>
-      </w:r>
-      <w:proofErr w:type="spellEnd"/>
+        <w:t xml:space="preserve"> takes both image data and metadata as inputs. Image data is processed through vision backbones EfficientNet</w:t>
+      </w:r>
       <w:r>
         <w:rPr>
           <w:rFonts w:ascii="Calibri" w:hAnsi="Calibri" w:cs="Calibri"/>
@@ -5857,16 +5657,32 @@
         <w:rPr>
           <w:rFonts w:ascii="Calibri" w:hAnsi="Calibri" w:cs="Calibri"/>
         </w:rPr>
-        <w:t xml:space="preserve">model </w:t>
-      </w:r>
-      <w:proofErr w:type="spellStart"/>
-      <w:r>
-        <w:rPr>
-          <w:rFonts w:ascii="Calibri" w:hAnsi="Calibri" w:cs="Calibri"/>
-        </w:rPr>
-        <w:t>LightGBM</w:t>
-      </w:r>
-      <w:proofErr w:type="spellEnd"/>
+        <w:t xml:space="preserve">model LightGBM </w:t>
+      </w:r>
+      <w:r>
+        <w:rPr>
+          <w:rFonts w:ascii="Calibri" w:hAnsi="Calibri" w:cs="Calibri"/>
+        </w:rPr>
+        <w:t>for late fusion</w:t>
+      </w:r>
+      <w:r>
+        <w:rPr>
+          <w:rFonts w:ascii="Calibri" w:hAnsi="Calibri" w:cs="Calibri"/>
+        </w:rPr>
+        <w:t>.</w:t>
+      </w:r>
+      <w:r>
+        <w:rPr>
+          <w:rFonts w:ascii="Calibri" w:hAnsi="Calibri" w:cs="Calibri"/>
+        </w:rPr>
+        <w:t xml:space="preserve"> In the early fusion strategy, the vision backbones </w:t>
+      </w:r>
+      <w:r>
+        <w:rPr>
+          <w:rFonts w:ascii="Calibri" w:hAnsi="Calibri" w:cs="Calibri"/>
+        </w:rPr>
+        <w:t>produce</w:t>
+      </w:r>
       <w:r>
         <w:rPr>
           <w:rFonts w:ascii="Calibri" w:hAnsi="Calibri" w:cs="Calibri"/>
@@ -5877,57 +5693,13 @@
         <w:rPr>
           <w:rFonts w:ascii="Calibri" w:hAnsi="Calibri" w:cs="Calibri"/>
         </w:rPr>
-        <w:t>for late fusion</w:t>
-      </w:r>
-      <w:r>
-        <w:rPr>
-          <w:rFonts w:ascii="Calibri" w:hAnsi="Calibri" w:cs="Calibri"/>
-        </w:rPr>
-        <w:t>.</w:t>
-      </w:r>
-      <w:r>
-        <w:rPr>
-          <w:rFonts w:ascii="Calibri" w:hAnsi="Calibri" w:cs="Calibri"/>
-        </w:rPr>
-        <w:t xml:space="preserve"> In the early fusion strategy, the vision backbones </w:t>
-      </w:r>
-      <w:r>
-        <w:rPr>
-          <w:rFonts w:ascii="Calibri" w:hAnsi="Calibri" w:cs="Calibri"/>
-        </w:rPr>
-        <w:t>produce</w:t>
-      </w:r>
-      <w:r>
-        <w:rPr>
-          <w:rFonts w:ascii="Calibri" w:hAnsi="Calibri" w:cs="Calibri"/>
-        </w:rPr>
-        <w:t xml:space="preserve"> </w:t>
-      </w:r>
-      <w:r>
-        <w:rPr>
-          <w:rFonts w:ascii="Calibri" w:hAnsi="Calibri" w:cs="Calibri"/>
-        </w:rPr>
         <w:t>embedding</w:t>
       </w:r>
       <w:r>
         <w:rPr>
           <w:rFonts w:ascii="Calibri" w:hAnsi="Calibri" w:cs="Calibri"/>
         </w:rPr>
-        <w:t xml:space="preserve"> rather than prediction scores, while the MLP transforms metadata into a 64-dimensional embedding. These embeddings are concatenated and passed through additional MLP layers for joint training. In the late fusion strategy, the image models and metadata models are trained independently, and their prediction scores are combined using a weighted average. For cross validation ensemble, the predictions are simple average fivefold models while for the SVR meta learner, predictions are directly predicted from both </w:t>
-      </w:r>
-      <w:proofErr w:type="gramStart"/>
-      <w:r>
-        <w:rPr>
-          <w:rFonts w:ascii="Calibri" w:hAnsi="Calibri" w:cs="Calibri"/>
-        </w:rPr>
-        <w:t>models</w:t>
-      </w:r>
-      <w:proofErr w:type="gramEnd"/>
-      <w:r>
-        <w:rPr>
-          <w:rFonts w:ascii="Calibri" w:hAnsi="Calibri" w:cs="Calibri"/>
-        </w:rPr>
-        <w:t xml:space="preserve"> prediction as input to SVR.  </w:t>
+        <w:t xml:space="preserve"> rather than prediction scores, while the MLP transforms metadata into a 64-dimensional embedding. These embeddings are concatenated and passed through additional MLP layers for joint training. In the late fusion strategy, the image models and metadata models are trained independently, and their prediction scores are combined using a weighted average. For cross validation ensemble, the predictions are simple average fivefold models while for the SVR meta learner, predictions are directly predicted from both models prediction as input to SVR.  </w:t>
       </w:r>
     </w:p>
     <w:p>
@@ -6159,16 +5931,8 @@
         <w:rPr>
           <w:rFonts w:ascii="Calibri" w:hAnsi="Calibri" w:cs="Calibri"/>
         </w:rPr>
-        <w:t xml:space="preserve">We evaluated convolutional and transformer-based backbones. </w:t>
-      </w:r>
-      <w:proofErr w:type="spellStart"/>
-      <w:r>
-        <w:rPr>
-          <w:rFonts w:ascii="Calibri" w:hAnsi="Calibri" w:cs="Calibri"/>
-        </w:rPr>
-        <w:t>EfficientNet</w:t>
-      </w:r>
-      <w:proofErr w:type="spellEnd"/>
+        <w:t>We evaluated convolutional and transformer-based backbones. EfficientNet</w:t>
+      </w:r>
       <w:r>
         <w:rPr>
           <w:rFonts w:ascii="Calibri" w:hAnsi="Calibri" w:cs="Calibri"/>
@@ -6253,21 +6017,7 @@
           <w:rFonts w:ascii="Calibri" w:hAnsi="Calibri" w:cs="Calibri"/>
         </w:rPr>
         <w:noBreakHyphen/>
-        <w:t xml:space="preserve">dimensional embedding. This embedding is then concatenated with the feature representations produced by the Swin Transformer or </w:t>
-      </w:r>
-      <w:proofErr w:type="spellStart"/>
-      <w:r>
-        <w:rPr>
-          <w:rFonts w:ascii="Calibri" w:hAnsi="Calibri" w:cs="Calibri"/>
-        </w:rPr>
-        <w:t>EfficientNet</w:t>
-      </w:r>
-      <w:proofErr w:type="spellEnd"/>
-      <w:r>
-        <w:rPr>
-          <w:rFonts w:ascii="Calibri" w:hAnsi="Calibri" w:cs="Calibri"/>
-        </w:rPr>
-        <w:t xml:space="preserve"> backbone. </w:t>
+        <w:t xml:space="preserve">dimensional embedding. This embedding is then concatenated with the feature representations produced by the Swin Transformer or EfficientNet backbone. </w:t>
       </w:r>
     </w:p>
     <w:p>
@@ -6574,14 +6324,36 @@
         <w:lastRenderedPageBreak/>
         <w:t xml:space="preserve">For early fusion, </w:t>
       </w:r>
-      <w:proofErr w:type="gramStart"/>
-      <w:r>
-        <w:rPr>
-          <w:rFonts w:ascii="Calibri" w:hAnsi="Calibri" w:cs="Calibri"/>
-        </w:rPr>
-        <w:t>The</w:t>
-      </w:r>
-      <w:proofErr w:type="gramEnd"/>
+      <w:r>
+        <w:rPr>
+          <w:rFonts w:ascii="Calibri" w:hAnsi="Calibri" w:cs="Calibri"/>
+        </w:rPr>
+        <w:t xml:space="preserve">The </w:t>
+      </w:r>
+      <w:r>
+        <w:rPr>
+          <w:rFonts w:ascii="Calibri" w:hAnsi="Calibri" w:cs="Calibri"/>
+        </w:rPr>
+        <w:t>image backbone features are combined with tabular features</w:t>
+      </w:r>
+      <w:r>
+        <w:rPr>
+          <w:rFonts w:ascii="Calibri" w:hAnsi="Calibri" w:cs="Calibri"/>
+        </w:rPr>
+        <w:t xml:space="preserve">, allowing the image models to be trained jointly on both visual features and metadata features. </w:t>
+      </w:r>
+      <w:r>
+        <w:rPr>
+          <w:rFonts w:ascii="Calibri" w:hAnsi="Calibri" w:cs="Calibri"/>
+        </w:rPr>
+        <w:t>For Late Fusion</w:t>
+      </w:r>
+      <w:r>
+        <w:rPr>
+          <w:rFonts w:ascii="Calibri" w:hAnsi="Calibri" w:cs="Calibri"/>
+        </w:rPr>
+        <w:t>, the</w:t>
+      </w:r>
       <w:r>
         <w:rPr>
           <w:rFonts w:ascii="Calibri" w:hAnsi="Calibri" w:cs="Calibri"/>
@@ -6592,51 +6364,7 @@
         <w:rPr>
           <w:rFonts w:ascii="Calibri" w:hAnsi="Calibri" w:cs="Calibri"/>
         </w:rPr>
-        <w:t>image backbone features are combined with tabular features</w:t>
-      </w:r>
-      <w:r>
-        <w:rPr>
-          <w:rFonts w:ascii="Calibri" w:hAnsi="Calibri" w:cs="Calibri"/>
-        </w:rPr>
-        <w:t xml:space="preserve">, allowing the image models to be trained jointly on both visual features and metadata features. </w:t>
-      </w:r>
-      <w:r>
-        <w:rPr>
-          <w:rFonts w:ascii="Calibri" w:hAnsi="Calibri" w:cs="Calibri"/>
-        </w:rPr>
-        <w:t>For Late Fusion</w:t>
-      </w:r>
-      <w:r>
-        <w:rPr>
-          <w:rFonts w:ascii="Calibri" w:hAnsi="Calibri" w:cs="Calibri"/>
-        </w:rPr>
-        <w:t xml:space="preserve">, </w:t>
-      </w:r>
-      <w:proofErr w:type="gramStart"/>
-      <w:r>
-        <w:rPr>
-          <w:rFonts w:ascii="Calibri" w:hAnsi="Calibri" w:cs="Calibri"/>
-        </w:rPr>
-        <w:t>the</w:t>
-      </w:r>
-      <w:r>
-        <w:rPr>
-          <w:rFonts w:ascii="Calibri" w:hAnsi="Calibri" w:cs="Calibri"/>
-        </w:rPr>
-        <w:t xml:space="preserve"> </w:t>
-      </w:r>
-      <w:r>
-        <w:rPr>
-          <w:rFonts w:ascii="Calibri" w:hAnsi="Calibri" w:cs="Calibri"/>
-        </w:rPr>
-        <w:t>both</w:t>
-      </w:r>
-      <w:proofErr w:type="gramEnd"/>
-      <w:r>
-        <w:rPr>
-          <w:rFonts w:ascii="Calibri" w:hAnsi="Calibri" w:cs="Calibri"/>
-        </w:rPr>
-        <w:t xml:space="preserve"> the image model and metadata models are trained independently</w:t>
+        <w:t>both the image model and metadata models are trained independently</w:t>
       </w:r>
       <w:r>
         <w:rPr>
@@ -6685,41 +6413,13 @@
         <w:rPr>
           <w:rFonts w:ascii="Calibri" w:hAnsi="Calibri" w:cs="Calibri"/>
         </w:rPr>
-        <w:t xml:space="preserve">. Here the metadata is trained with the </w:t>
-      </w:r>
-      <w:proofErr w:type="gramStart"/>
-      <w:r>
-        <w:rPr>
-          <w:rFonts w:ascii="Calibri" w:hAnsi="Calibri" w:cs="Calibri"/>
-        </w:rPr>
-        <w:t>tree</w:t>
-      </w:r>
-      <w:proofErr w:type="gramEnd"/>
-      <w:r>
-        <w:rPr>
-          <w:rFonts w:ascii="Calibri" w:hAnsi="Calibri" w:cs="Calibri"/>
-        </w:rPr>
-        <w:t>-based model</w:t>
-      </w:r>
-      <w:r>
-        <w:rPr>
-          <w:rFonts w:ascii="Calibri" w:hAnsi="Calibri" w:cs="Calibri"/>
-        </w:rPr>
-        <w:t xml:space="preserve"> </w:t>
-      </w:r>
-      <w:proofErr w:type="spellStart"/>
-      <w:r>
-        <w:rPr>
-          <w:rFonts w:ascii="Calibri" w:hAnsi="Calibri" w:cs="Calibri"/>
-        </w:rPr>
-        <w:t>LightGBM</w:t>
-      </w:r>
-      <w:proofErr w:type="spellEnd"/>
-      <w:r>
-        <w:rPr>
-          <w:rFonts w:ascii="Calibri" w:hAnsi="Calibri" w:cs="Calibri"/>
-        </w:rPr>
-        <w:t xml:space="preserve"> </w:t>
+        <w:t>. Here the metadata is trained with the tree-based model</w:t>
+      </w:r>
+      <w:r>
+        <w:rPr>
+          <w:rFonts w:ascii="Calibri" w:hAnsi="Calibri" w:cs="Calibri"/>
+        </w:rPr>
+        <w:t xml:space="preserve"> LightGBM </w:t>
       </w:r>
       <w:r>
         <w:rPr>
@@ -6731,21 +6431,7 @@
         <w:rPr>
           <w:rFonts w:ascii="Calibri" w:hAnsi="Calibri" w:cs="Calibri"/>
         </w:rPr>
-        <w:t xml:space="preserve"> and </w:t>
-      </w:r>
-      <w:proofErr w:type="spellStart"/>
-      <w:r>
-        <w:rPr>
-          <w:rFonts w:ascii="Calibri" w:hAnsi="Calibri" w:cs="Calibri"/>
-        </w:rPr>
-        <w:t>EfficientNet</w:t>
-      </w:r>
-      <w:proofErr w:type="spellEnd"/>
-      <w:r>
-        <w:rPr>
-          <w:rFonts w:ascii="Calibri" w:hAnsi="Calibri" w:cs="Calibri"/>
-        </w:rPr>
-        <w:t xml:space="preserve"> Model</w:t>
+        <w:t xml:space="preserve"> and EfficientNet Model</w:t>
       </w:r>
       <w:r>
         <w:rPr>
@@ -6804,21 +6490,7 @@
         <w:rPr>
           <w:rFonts w:ascii="Calibri" w:hAnsi="Calibri" w:cs="Calibri"/>
         </w:rPr>
-        <w:t xml:space="preserve">stage 5 heads, heads and loss are changed and optimized </w:t>
-      </w:r>
-      <w:proofErr w:type="gramStart"/>
-      <w:r>
-        <w:rPr>
-          <w:rFonts w:ascii="Calibri" w:hAnsi="Calibri" w:cs="Calibri"/>
-        </w:rPr>
-        <w:t>according</w:t>
-      </w:r>
-      <w:proofErr w:type="gramEnd"/>
-      <w:r>
-        <w:rPr>
-          <w:rFonts w:ascii="Calibri" w:hAnsi="Calibri" w:cs="Calibri"/>
-        </w:rPr>
-        <w:t xml:space="preserve"> the CNN backbone and SWIN Transformer. </w:t>
+        <w:t xml:space="preserve">stage 5 heads, heads and loss are changed and optimized according the CNN backbone and SWIN Transformer. </w:t>
       </w:r>
     </w:p>
     <w:p>
@@ -6897,21 +6569,7 @@
         <w:rPr>
           <w:rFonts w:ascii="Calibri" w:hAnsi="Calibri" w:cs="Calibri"/>
         </w:rPr>
-        <w:t xml:space="preserve">We assessed the single best model out of five folds as well as five </w:t>
-      </w:r>
-      <w:proofErr w:type="gramStart"/>
-      <w:r>
-        <w:rPr>
-          <w:rFonts w:ascii="Calibri" w:hAnsi="Calibri" w:cs="Calibri"/>
-        </w:rPr>
-        <w:t>models</w:t>
-      </w:r>
-      <w:proofErr w:type="gramEnd"/>
-      <w:r>
-        <w:rPr>
-          <w:rFonts w:ascii="Calibri" w:hAnsi="Calibri" w:cs="Calibri"/>
-        </w:rPr>
-        <w:t xml:space="preserve"> ensemble by average to see the individual as well as collective effect of all folds. Unlike other stages, the data is split to train and test with the ratio of 70% and 30%.</w:t>
+        <w:t>We assessed the single best model out of five folds as well as five models ensemble by average to see the individual as well as collective effect of all folds. Unlike other stages, the data is split to train and test with the ratio of 70% and 30%.</w:t>
       </w:r>
     </w:p>
     <w:p>
@@ -6932,83 +6590,13 @@
         <w:rPr>
           <w:rFonts w:ascii="Calibri" w:hAnsi="Calibri" w:cs="Calibri"/>
         </w:rPr>
-        <w:t xml:space="preserve">, a Swin Transformer model is trained on image data, while a Gradient Boosting Decision Tree (GBDT) model is trained on metadata using 70% of the training set. Five-fold cross-validation is applied, and out-of-fold (OOF) predictions are collected from both models. These OOF predictions are then stacked to form the input for a second-stage Support Vector Regressor (SVR) meta-learner, which is trained to produce the final predictions. During inference, the test data is evaluated by all five-fold-specific models of each backbone. The predictions from the five folds are averaged, resulting in two features </w:t>
-      </w:r>
-      <w:proofErr w:type="spellStart"/>
-      <w:r>
-        <w:rPr>
-          <w:rFonts w:ascii="Calibri" w:hAnsi="Calibri" w:cs="Calibri"/>
-        </w:rPr>
-        <w:t>swin</w:t>
-      </w:r>
-      <w:proofErr w:type="spellEnd"/>
-      <w:r>
-        <w:rPr>
-          <w:rFonts w:ascii="Calibri" w:hAnsi="Calibri" w:cs="Calibri"/>
-        </w:rPr>
-        <w:t xml:space="preserve"> mean and </w:t>
-      </w:r>
-      <w:proofErr w:type="spellStart"/>
-      <w:r>
-        <w:rPr>
-          <w:rFonts w:ascii="Calibri" w:hAnsi="Calibri" w:cs="Calibri"/>
-        </w:rPr>
-        <w:t>gbdt</w:t>
-      </w:r>
-      <w:proofErr w:type="spellEnd"/>
-      <w:r>
-        <w:rPr>
-          <w:rFonts w:ascii="Calibri" w:hAnsi="Calibri" w:cs="Calibri"/>
-        </w:rPr>
-        <w:t xml:space="preserve"> mean. </w:t>
-      </w:r>
-      <w:r>
-        <w:rPr>
-          <w:rFonts w:ascii="Calibri" w:hAnsi="Calibri" w:cs="Calibri"/>
-        </w:rPr>
-        <w:t xml:space="preserve">SVR is trained </w:t>
-      </w:r>
-      <w:proofErr w:type="gramStart"/>
-      <w:r>
-        <w:rPr>
-          <w:rFonts w:ascii="Calibri" w:hAnsi="Calibri" w:cs="Calibri"/>
-        </w:rPr>
-        <w:t>on</w:t>
-      </w:r>
-      <w:proofErr w:type="gramEnd"/>
-      <w:r>
-        <w:rPr>
-          <w:rFonts w:ascii="Calibri" w:hAnsi="Calibri" w:cs="Calibri"/>
-        </w:rPr>
-        <w:t xml:space="preserve"> these two </w:t>
-      </w:r>
-      <w:proofErr w:type="gramStart"/>
-      <w:r>
-        <w:rPr>
-          <w:rFonts w:ascii="Calibri" w:hAnsi="Calibri" w:cs="Calibri"/>
-        </w:rPr>
-        <w:t>models</w:t>
-      </w:r>
-      <w:proofErr w:type="gramEnd"/>
-      <w:r>
-        <w:rPr>
-          <w:rFonts w:ascii="Calibri" w:hAnsi="Calibri" w:cs="Calibri"/>
-        </w:rPr>
-        <w:t xml:space="preserve"> predictions and final output </w:t>
-      </w:r>
-      <w:proofErr w:type="gramStart"/>
-      <w:r>
-        <w:rPr>
-          <w:rFonts w:ascii="Calibri" w:hAnsi="Calibri" w:cs="Calibri"/>
-        </w:rPr>
-        <w:t>are</w:t>
-      </w:r>
-      <w:proofErr w:type="gramEnd"/>
-      <w:r>
-        <w:rPr>
-          <w:rFonts w:ascii="Calibri" w:hAnsi="Calibri" w:cs="Calibri"/>
-        </w:rPr>
-        <w:t xml:space="preserve"> predicted by SVR. </w:t>
+        <w:t xml:space="preserve">, a Swin Transformer model is trained on image data, while a Gradient Boosting Decision Tree (GBDT) model is trained on metadata using 70% of the training set. Five-fold cross-validation is applied, and out-of-fold (OOF) predictions are collected from both models. These OOF predictions are then stacked to form the input for a second-stage Support Vector Regressor (SVR) meta-learner, which is trained to produce the final predictions. During inference, the test data is evaluated by all five-fold-specific models of each backbone. The predictions from the five folds are averaged, resulting in two features swin mean and gbdt mean. </w:t>
+      </w:r>
+      <w:r>
+        <w:rPr>
+          <w:rFonts w:ascii="Calibri" w:hAnsi="Calibri" w:cs="Calibri"/>
+        </w:rPr>
+        <w:t xml:space="preserve">SVR is trained on these two models predictions and final output are predicted by SVR. </w:t>
       </w:r>
     </w:p>
     <w:p>
@@ -8365,18 +7953,8 @@
                 <w:sz w:val="20"/>
                 <w:szCs w:val="20"/>
               </w:rPr>
-              <w:t xml:space="preserve">Tabular only - </w:t>
-            </w:r>
-            <w:proofErr w:type="spellStart"/>
-            <w:r>
-              <w:rPr>
-                <w:rFonts w:ascii="Calibri" w:hAnsi="Calibri" w:cs="Calibri"/>
-                <w:sz w:val="20"/>
-                <w:szCs w:val="20"/>
-              </w:rPr>
-              <w:t>LightGBM</w:t>
-            </w:r>
-            <w:proofErr w:type="spellEnd"/>
+              <w:t>Tabular only - LightGBM</w:t>
+            </w:r>
           </w:p>
         </w:tc>
       </w:tr>
@@ -11250,7 +10828,7 @@
                 <w:sz w:val="20"/>
                 <w:szCs w:val="20"/>
               </w:rPr>
-              <w:t>Exp6 (</w:t>
+              <w:t>Exp5_1 (</w:t>
             </w:r>
             <w:hyperlink r:id="rId22" w:history="1">
               <w:r>
@@ -11296,7 +10874,15 @@
                 <w:sz w:val="20"/>
                 <w:szCs w:val="20"/>
               </w:rPr>
-              <w:t>:19.22</w:t>
+              <w:t>:17.</w:t>
+            </w:r>
+            <w:r>
+              <w:rPr>
+                <w:rFonts w:ascii="Calibri" w:hAnsi="Calibri" w:cs="Calibri"/>
+                <w:sz w:val="20"/>
+                <w:szCs w:val="20"/>
+              </w:rPr>
+              <w:t>75</w:t>
             </w:r>
           </w:p>
           <w:p>
@@ -11323,123 +10909,145 @@
                 <w:sz w:val="20"/>
                 <w:szCs w:val="20"/>
               </w:rPr>
-              <w:t>:0.39</w:t>
+              <w:t>:0.</w:t>
+            </w:r>
+            <w:r>
+              <w:rPr>
+                <w:rFonts w:ascii="Calibri" w:hAnsi="Calibri" w:cs="Calibri"/>
+                <w:sz w:val="20"/>
+                <w:szCs w:val="20"/>
+              </w:rPr>
+              <w:t>28</w:t>
             </w:r>
           </w:p>
         </w:tc>
         <w:tc>
           <w:tcPr>
             <w:tcW w:w="1374" w:type="dxa"/>
-          </w:tcPr>
-          <w:p>
-            <w:pPr>
-              <w:rPr>
-                <w:rFonts w:ascii="Calibri" w:hAnsi="Calibri" w:cs="Calibri"/>
-                <w:sz w:val="20"/>
-                <w:szCs w:val="20"/>
-              </w:rPr>
-            </w:pPr>
-            <w:r>
-              <w:rPr>
-                <w:rFonts w:ascii="Calibri" w:hAnsi="Calibri" w:cs="Calibri"/>
-                <w:sz w:val="20"/>
-                <w:szCs w:val="20"/>
-              </w:rPr>
-              <w:t>S1-A</w:t>
+            <w:vAlign w:val="center"/>
+          </w:tcPr>
+          <w:p>
+            <w:pPr>
+              <w:rPr>
+                <w:rFonts w:ascii="Calibri" w:hAnsi="Calibri" w:cs="Calibri"/>
+                <w:sz w:val="20"/>
+                <w:szCs w:val="20"/>
+              </w:rPr>
+            </w:pPr>
+            <w:r>
+              <w:rPr>
+                <w:rFonts w:ascii="Calibri" w:hAnsi="Calibri" w:cs="Calibri"/>
+                <w:sz w:val="20"/>
+                <w:szCs w:val="20"/>
+              </w:rPr>
+              <w:t>S1-B</w:t>
             </w:r>
           </w:p>
         </w:tc>
         <w:tc>
           <w:tcPr>
             <w:tcW w:w="1378" w:type="dxa"/>
-          </w:tcPr>
-          <w:p>
-            <w:pPr>
-              <w:rPr>
-                <w:rFonts w:ascii="Calibri" w:hAnsi="Calibri" w:cs="Calibri"/>
-                <w:sz w:val="20"/>
-                <w:szCs w:val="20"/>
-              </w:rPr>
-            </w:pPr>
-            <w:r>
-              <w:rPr>
-                <w:rFonts w:ascii="Calibri" w:hAnsi="Calibri" w:cs="Calibri"/>
-                <w:sz w:val="20"/>
-                <w:szCs w:val="20"/>
-              </w:rPr>
-              <w:t>B1</w:t>
+            <w:vAlign w:val="center"/>
+          </w:tcPr>
+          <w:p>
+            <w:pPr>
+              <w:rPr>
+                <w:rFonts w:ascii="Calibri" w:hAnsi="Calibri" w:cs="Calibri"/>
+                <w:sz w:val="20"/>
+                <w:szCs w:val="20"/>
+              </w:rPr>
+            </w:pPr>
+            <w:r>
+              <w:rPr>
+                <w:rFonts w:ascii="Calibri" w:hAnsi="Calibri" w:cs="Calibri"/>
+                <w:sz w:val="20"/>
+                <w:szCs w:val="20"/>
+              </w:rPr>
+              <w:t>B3</w:t>
             </w:r>
           </w:p>
         </w:tc>
         <w:tc>
           <w:tcPr>
             <w:tcW w:w="1035" w:type="dxa"/>
-          </w:tcPr>
-          <w:p>
-            <w:pPr>
-              <w:rPr>
-                <w:rFonts w:ascii="Calibri" w:hAnsi="Calibri" w:cs="Calibri"/>
-                <w:sz w:val="20"/>
-                <w:szCs w:val="20"/>
-              </w:rPr>
-            </w:pPr>
-            <w:r>
-              <w:rPr>
-                <w:rFonts w:ascii="Calibri" w:hAnsi="Calibri" w:cs="Calibri"/>
-                <w:sz w:val="20"/>
-                <w:szCs w:val="20"/>
-              </w:rPr>
-              <w:t>T2</w:t>
+            <w:vAlign w:val="center"/>
+          </w:tcPr>
+          <w:p>
+            <w:pPr>
+              <w:rPr>
+                <w:rFonts w:ascii="Calibri" w:hAnsi="Calibri" w:cs="Calibri"/>
+                <w:sz w:val="20"/>
+                <w:szCs w:val="20"/>
+              </w:rPr>
+            </w:pPr>
+            <w:r>
+              <w:rPr>
+                <w:rFonts w:ascii="Calibri" w:hAnsi="Calibri" w:cs="Calibri"/>
+                <w:sz w:val="20"/>
+                <w:szCs w:val="20"/>
+              </w:rPr>
+              <w:t>T1</w:t>
             </w:r>
           </w:p>
         </w:tc>
         <w:tc>
           <w:tcPr>
             <w:tcW w:w="804" w:type="dxa"/>
-          </w:tcPr>
-          <w:p>
-            <w:pPr>
-              <w:rPr>
-                <w:rFonts w:ascii="Calibri" w:hAnsi="Calibri" w:cs="Calibri"/>
-                <w:sz w:val="20"/>
-                <w:szCs w:val="20"/>
-              </w:rPr>
-            </w:pPr>
-            <w:r>
-              <w:rPr>
-                <w:rFonts w:ascii="Calibri" w:hAnsi="Calibri" w:cs="Calibri"/>
-                <w:sz w:val="20"/>
-                <w:szCs w:val="20"/>
-              </w:rPr>
-              <w:t>F2</w:t>
+            <w:vAlign w:val="center"/>
+          </w:tcPr>
+          <w:p>
+            <w:pPr>
+              <w:rPr>
+                <w:rFonts w:ascii="Calibri" w:hAnsi="Calibri" w:cs="Calibri"/>
+                <w:sz w:val="20"/>
+                <w:szCs w:val="20"/>
+              </w:rPr>
+            </w:pPr>
+            <w:r>
+              <w:rPr>
+                <w:rFonts w:ascii="Calibri" w:hAnsi="Calibri" w:cs="Calibri"/>
+                <w:sz w:val="20"/>
+                <w:szCs w:val="20"/>
+              </w:rPr>
+              <w:t>F1</w:t>
             </w:r>
           </w:p>
         </w:tc>
         <w:tc>
           <w:tcPr>
             <w:tcW w:w="1013" w:type="dxa"/>
-          </w:tcPr>
-          <w:p>
-            <w:pPr>
-              <w:rPr>
-                <w:rFonts w:ascii="Calibri" w:hAnsi="Calibri" w:cs="Calibri"/>
-                <w:sz w:val="20"/>
-                <w:szCs w:val="20"/>
-              </w:rPr>
-            </w:pPr>
-            <w:r>
-              <w:rPr>
-                <w:rFonts w:ascii="Calibri" w:hAnsi="Calibri" w:cs="Calibri"/>
-                <w:sz w:val="20"/>
-                <w:szCs w:val="20"/>
-              </w:rPr>
-              <w:t>-</w:t>
+            <w:vAlign w:val="center"/>
+          </w:tcPr>
+          <w:p>
+            <w:pPr>
+              <w:rPr>
+                <w:rFonts w:ascii="Calibri" w:hAnsi="Calibri" w:cs="Calibri"/>
+                <w:sz w:val="20"/>
+                <w:szCs w:val="20"/>
+              </w:rPr>
+            </w:pPr>
+            <w:r>
+              <w:rPr>
+                <w:rFonts w:ascii="Calibri" w:hAnsi="Calibri" w:cs="Calibri"/>
+                <w:sz w:val="20"/>
+                <w:szCs w:val="20"/>
+              </w:rPr>
+              <w:t>H</w:t>
+            </w:r>
+            <w:r>
+              <w:rPr>
+                <w:rFonts w:ascii="Calibri" w:hAnsi="Calibri" w:cs="Calibri"/>
+                <w:sz w:val="20"/>
+                <w:szCs w:val="20"/>
+              </w:rPr>
+              <w:t>1</w:t>
             </w:r>
           </w:p>
         </w:tc>
         <w:tc>
           <w:tcPr>
             <w:tcW w:w="1032" w:type="dxa"/>
+            <w:vAlign w:val="center"/>
           </w:tcPr>
           <w:p>
             <w:pPr>
@@ -11463,40 +11071,31 @@
           <w:tcPr>
             <w:tcW w:w="1424" w:type="dxa"/>
             <w:vMerge w:val="restart"/>
-          </w:tcPr>
-          <w:p>
-            <w:pPr>
-              <w:rPr>
-                <w:rFonts w:ascii="Calibri" w:hAnsi="Calibri" w:cs="Calibri"/>
-                <w:sz w:val="20"/>
-                <w:szCs w:val="20"/>
-              </w:rPr>
-            </w:pPr>
-            <w:r>
-              <w:rPr>
-                <w:rFonts w:ascii="Calibri" w:hAnsi="Calibri" w:cs="Calibri"/>
-                <w:sz w:val="20"/>
-                <w:szCs w:val="20"/>
-              </w:rPr>
-              <w:t xml:space="preserve">EfficientNetB1 and </w:t>
-            </w:r>
-            <w:proofErr w:type="spellStart"/>
-            <w:r>
-              <w:rPr>
-                <w:rFonts w:ascii="Calibri" w:hAnsi="Calibri" w:cs="Calibri"/>
-                <w:sz w:val="20"/>
-                <w:szCs w:val="20"/>
-              </w:rPr>
-              <w:t>LightGBM</w:t>
-            </w:r>
-            <w:proofErr w:type="spellEnd"/>
-            <w:r>
-              <w:rPr>
-                <w:rFonts w:ascii="Calibri" w:hAnsi="Calibri" w:cs="Calibri"/>
-                <w:sz w:val="20"/>
-                <w:szCs w:val="20"/>
-              </w:rPr>
-              <w:t xml:space="preserve"> Late Fusion</w:t>
+            <w:vAlign w:val="center"/>
+          </w:tcPr>
+          <w:p>
+            <w:pPr>
+              <w:rPr>
+                <w:rFonts w:ascii="Calibri" w:hAnsi="Calibri" w:cs="Calibri"/>
+                <w:sz w:val="20"/>
+                <w:szCs w:val="20"/>
+              </w:rPr>
+            </w:pPr>
+            <w:r>
+              <w:rPr>
+                <w:rFonts w:ascii="Calibri" w:hAnsi="Calibri" w:cs="Calibri"/>
+                <w:sz w:val="20"/>
+                <w:szCs w:val="20"/>
+              </w:rPr>
+              <w:t>SWIN Baseline and MLP early fusion</w:t>
+            </w:r>
+            <w:r>
+              <w:rPr>
+                <w:rFonts w:ascii="Calibri" w:hAnsi="Calibri" w:cs="Calibri"/>
+                <w:sz w:val="20"/>
+                <w:szCs w:val="20"/>
+              </w:rPr>
+              <w:t xml:space="preserve"> with Linear Head</w:t>
             </w:r>
           </w:p>
         </w:tc>
@@ -11520,116 +11119,122 @@
         <w:tc>
           <w:tcPr>
             <w:tcW w:w="1374" w:type="dxa"/>
-          </w:tcPr>
-          <w:p>
-            <w:pPr>
-              <w:rPr>
-                <w:rFonts w:ascii="Calibri" w:hAnsi="Calibri" w:cs="Calibri"/>
-                <w:sz w:val="20"/>
-                <w:szCs w:val="20"/>
-              </w:rPr>
-            </w:pPr>
-            <w:r>
-              <w:rPr>
-                <w:rFonts w:ascii="Calibri" w:hAnsi="Calibri" w:cs="Calibri"/>
-                <w:sz w:val="20"/>
-                <w:szCs w:val="20"/>
-              </w:rPr>
-              <w:t>Light Augmentation and 256 resolutions</w:t>
+            <w:vAlign w:val="center"/>
+          </w:tcPr>
+          <w:p>
+            <w:pPr>
+              <w:rPr>
+                <w:rFonts w:ascii="Calibri" w:hAnsi="Calibri" w:cs="Calibri"/>
+                <w:sz w:val="20"/>
+                <w:szCs w:val="20"/>
+              </w:rPr>
+            </w:pPr>
+            <w:r>
+              <w:rPr>
+                <w:rFonts w:ascii="Calibri" w:hAnsi="Calibri" w:cs="Calibri"/>
+                <w:sz w:val="20"/>
+                <w:szCs w:val="20"/>
+              </w:rPr>
+              <w:t>Strong Augmentation and 384 resolutions</w:t>
             </w:r>
           </w:p>
         </w:tc>
         <w:tc>
           <w:tcPr>
             <w:tcW w:w="1378" w:type="dxa"/>
-          </w:tcPr>
-          <w:p>
-            <w:pPr>
-              <w:rPr>
-                <w:rFonts w:ascii="Calibri" w:hAnsi="Calibri" w:cs="Calibri"/>
-                <w:sz w:val="20"/>
-                <w:szCs w:val="20"/>
-              </w:rPr>
-            </w:pPr>
-            <w:r>
-              <w:rPr>
-                <w:rFonts w:ascii="Calibri" w:hAnsi="Calibri" w:cs="Calibri"/>
-                <w:sz w:val="20"/>
-                <w:szCs w:val="20"/>
-              </w:rPr>
-              <w:t>EfficientNetB1</w:t>
+            <w:vAlign w:val="center"/>
+          </w:tcPr>
+          <w:p>
+            <w:pPr>
+              <w:rPr>
+                <w:rFonts w:ascii="Calibri" w:hAnsi="Calibri" w:cs="Calibri"/>
+                <w:sz w:val="20"/>
+                <w:szCs w:val="20"/>
+              </w:rPr>
+            </w:pPr>
+            <w:r>
+              <w:rPr>
+                <w:rFonts w:ascii="Calibri" w:hAnsi="Calibri" w:cs="Calibri"/>
+                <w:sz w:val="20"/>
+                <w:szCs w:val="20"/>
+              </w:rPr>
+              <w:t>Swin Transformer</w:t>
             </w:r>
           </w:p>
         </w:tc>
         <w:tc>
           <w:tcPr>
             <w:tcW w:w="1035" w:type="dxa"/>
-          </w:tcPr>
-          <w:p>
-            <w:pPr>
-              <w:rPr>
-                <w:rFonts w:ascii="Calibri" w:hAnsi="Calibri" w:cs="Calibri"/>
-                <w:sz w:val="20"/>
-                <w:szCs w:val="20"/>
-              </w:rPr>
-            </w:pPr>
-            <w:r>
-              <w:rPr>
-                <w:rFonts w:ascii="Calibri" w:hAnsi="Calibri" w:cs="Calibri"/>
-                <w:sz w:val="20"/>
-                <w:szCs w:val="20"/>
-              </w:rPr>
-              <w:t>Light GBM</w:t>
+            <w:vAlign w:val="center"/>
+          </w:tcPr>
+          <w:p>
+            <w:pPr>
+              <w:rPr>
+                <w:rFonts w:ascii="Calibri" w:hAnsi="Calibri" w:cs="Calibri"/>
+                <w:sz w:val="20"/>
+                <w:szCs w:val="20"/>
+              </w:rPr>
+            </w:pPr>
+            <w:r>
+              <w:rPr>
+                <w:rFonts w:ascii="Calibri" w:hAnsi="Calibri" w:cs="Calibri"/>
+                <w:sz w:val="20"/>
+                <w:szCs w:val="20"/>
+              </w:rPr>
+              <w:t>MLP</w:t>
             </w:r>
           </w:p>
         </w:tc>
         <w:tc>
           <w:tcPr>
             <w:tcW w:w="804" w:type="dxa"/>
-          </w:tcPr>
-          <w:p>
-            <w:pPr>
-              <w:rPr>
-                <w:rFonts w:ascii="Calibri" w:hAnsi="Calibri" w:cs="Calibri"/>
-                <w:sz w:val="20"/>
-                <w:szCs w:val="20"/>
-              </w:rPr>
-            </w:pPr>
-            <w:r>
-              <w:rPr>
-                <w:rFonts w:ascii="Calibri" w:hAnsi="Calibri" w:cs="Calibri"/>
-                <w:sz w:val="20"/>
-                <w:szCs w:val="20"/>
-              </w:rPr>
-              <w:t>Late Fusion</w:t>
+            <w:vAlign w:val="center"/>
+          </w:tcPr>
+          <w:p>
+            <w:pPr>
+              <w:rPr>
+                <w:rFonts w:ascii="Calibri" w:hAnsi="Calibri" w:cs="Calibri"/>
+                <w:sz w:val="20"/>
+                <w:szCs w:val="20"/>
+              </w:rPr>
+            </w:pPr>
+            <w:r>
+              <w:rPr>
+                <w:rFonts w:ascii="Calibri" w:hAnsi="Calibri" w:cs="Calibri"/>
+                <w:sz w:val="20"/>
+                <w:szCs w:val="20"/>
+              </w:rPr>
+              <w:t>Early Fusion</w:t>
             </w:r>
           </w:p>
         </w:tc>
         <w:tc>
           <w:tcPr>
             <w:tcW w:w="1013" w:type="dxa"/>
-          </w:tcPr>
-          <w:p>
-            <w:pPr>
-              <w:rPr>
-                <w:rFonts w:ascii="Calibri" w:hAnsi="Calibri" w:cs="Calibri"/>
-                <w:sz w:val="20"/>
-                <w:szCs w:val="20"/>
-              </w:rPr>
-            </w:pPr>
-            <w:r>
-              <w:rPr>
-                <w:rFonts w:ascii="Calibri" w:hAnsi="Calibri" w:cs="Calibri"/>
-                <w:sz w:val="20"/>
-                <w:szCs w:val="20"/>
-              </w:rPr>
-              <w:t>-</w:t>
+            <w:vAlign w:val="center"/>
+          </w:tcPr>
+          <w:p>
+            <w:pPr>
+              <w:rPr>
+                <w:rFonts w:ascii="Calibri" w:hAnsi="Calibri" w:cs="Calibri"/>
+                <w:sz w:val="20"/>
+                <w:szCs w:val="20"/>
+              </w:rPr>
+            </w:pPr>
+            <w:r>
+              <w:rPr>
+                <w:rFonts w:ascii="Calibri" w:hAnsi="Calibri" w:cs="Calibri"/>
+                <w:sz w:val="20"/>
+                <w:szCs w:val="20"/>
+              </w:rPr>
+              <w:t>Linear head</w:t>
             </w:r>
           </w:p>
         </w:tc>
         <w:tc>
           <w:tcPr>
             <w:tcW w:w="1032" w:type="dxa"/>
+            <w:vAlign w:val="center"/>
           </w:tcPr>
           <w:p>
             <w:pPr>
@@ -11653,6 +11258,7 @@
           <w:tcPr>
             <w:tcW w:w="1424" w:type="dxa"/>
             <w:vMerge/>
+            <w:vAlign w:val="center"/>
           </w:tcPr>
           <w:p>
             <w:pPr>
@@ -11686,7 +11292,7 @@
                 <w:szCs w:val="20"/>
               </w:rPr>
               <w:lastRenderedPageBreak/>
-              <w:t>Exp7 (</w:t>
+              <w:t>Exp6 (</w:t>
             </w:r>
             <w:hyperlink r:id="rId23" w:history="1">
               <w:r>
@@ -11732,7 +11338,7 @@
                 <w:sz w:val="20"/>
                 <w:szCs w:val="20"/>
               </w:rPr>
-              <w:t>:17.64</w:t>
+              <w:t>:19.22</w:t>
             </w:r>
           </w:p>
           <w:p>
@@ -11759,60 +11365,57 @@
                 <w:sz w:val="20"/>
                 <w:szCs w:val="20"/>
               </w:rPr>
-              <w:t>:0.31</w:t>
+              <w:t>:0.39</w:t>
             </w:r>
           </w:p>
         </w:tc>
         <w:tc>
           <w:tcPr>
             <w:tcW w:w="1374" w:type="dxa"/>
-            <w:vAlign w:val="center"/>
-          </w:tcPr>
-          <w:p>
-            <w:pPr>
-              <w:rPr>
-                <w:rFonts w:ascii="Calibri" w:hAnsi="Calibri" w:cs="Calibri"/>
-                <w:sz w:val="20"/>
-                <w:szCs w:val="20"/>
-              </w:rPr>
-            </w:pPr>
-            <w:r>
-              <w:rPr>
-                <w:rFonts w:ascii="Calibri" w:hAnsi="Calibri" w:cs="Calibri"/>
-                <w:sz w:val="20"/>
-                <w:szCs w:val="20"/>
-              </w:rPr>
-              <w:t>S1-B</w:t>
+          </w:tcPr>
+          <w:p>
+            <w:pPr>
+              <w:rPr>
+                <w:rFonts w:ascii="Calibri" w:hAnsi="Calibri" w:cs="Calibri"/>
+                <w:sz w:val="20"/>
+                <w:szCs w:val="20"/>
+              </w:rPr>
+            </w:pPr>
+            <w:r>
+              <w:rPr>
+                <w:rFonts w:ascii="Calibri" w:hAnsi="Calibri" w:cs="Calibri"/>
+                <w:sz w:val="20"/>
+                <w:szCs w:val="20"/>
+              </w:rPr>
+              <w:t>S1-A</w:t>
             </w:r>
           </w:p>
         </w:tc>
         <w:tc>
           <w:tcPr>
             <w:tcW w:w="1378" w:type="dxa"/>
-            <w:vAlign w:val="center"/>
-          </w:tcPr>
-          <w:p>
-            <w:pPr>
-              <w:rPr>
-                <w:rFonts w:ascii="Calibri" w:hAnsi="Calibri" w:cs="Calibri"/>
-                <w:sz w:val="20"/>
-                <w:szCs w:val="20"/>
-              </w:rPr>
-            </w:pPr>
-            <w:r>
-              <w:rPr>
-                <w:rFonts w:ascii="Calibri" w:hAnsi="Calibri" w:cs="Calibri"/>
-                <w:sz w:val="20"/>
-                <w:szCs w:val="20"/>
-              </w:rPr>
-              <w:t>B3</w:t>
+          </w:tcPr>
+          <w:p>
+            <w:pPr>
+              <w:rPr>
+                <w:rFonts w:ascii="Calibri" w:hAnsi="Calibri" w:cs="Calibri"/>
+                <w:sz w:val="20"/>
+                <w:szCs w:val="20"/>
+              </w:rPr>
+            </w:pPr>
+            <w:r>
+              <w:rPr>
+                <w:rFonts w:ascii="Calibri" w:hAnsi="Calibri" w:cs="Calibri"/>
+                <w:sz w:val="20"/>
+                <w:szCs w:val="20"/>
+              </w:rPr>
+              <w:t>B1</w:t>
             </w:r>
           </w:p>
         </w:tc>
         <w:tc>
           <w:tcPr>
             <w:tcW w:w="1035" w:type="dxa"/>
-            <w:vAlign w:val="center"/>
           </w:tcPr>
           <w:p>
             <w:pPr>
@@ -11835,7 +11438,6 @@
         <w:tc>
           <w:tcPr>
             <w:tcW w:w="804" w:type="dxa"/>
-            <w:vAlign w:val="center"/>
           </w:tcPr>
           <w:p>
             <w:pPr>
@@ -11858,30 +11460,28 @@
         <w:tc>
           <w:tcPr>
             <w:tcW w:w="1013" w:type="dxa"/>
-            <w:vAlign w:val="center"/>
-          </w:tcPr>
-          <w:p>
-            <w:pPr>
-              <w:rPr>
-                <w:rFonts w:ascii="Calibri" w:hAnsi="Calibri" w:cs="Calibri"/>
-                <w:sz w:val="20"/>
-                <w:szCs w:val="20"/>
-              </w:rPr>
-            </w:pPr>
-            <w:r>
-              <w:rPr>
-                <w:rFonts w:ascii="Calibri" w:hAnsi="Calibri" w:cs="Calibri"/>
-                <w:sz w:val="20"/>
-                <w:szCs w:val="20"/>
-              </w:rPr>
-              <w:t>–</w:t>
+          </w:tcPr>
+          <w:p>
+            <w:pPr>
+              <w:rPr>
+                <w:rFonts w:ascii="Calibri" w:hAnsi="Calibri" w:cs="Calibri"/>
+                <w:sz w:val="20"/>
+                <w:szCs w:val="20"/>
+              </w:rPr>
+            </w:pPr>
+            <w:r>
+              <w:rPr>
+                <w:rFonts w:ascii="Calibri" w:hAnsi="Calibri" w:cs="Calibri"/>
+                <w:sz w:val="20"/>
+                <w:szCs w:val="20"/>
+              </w:rPr>
+              <w:t>-</w:t>
             </w:r>
           </w:p>
         </w:tc>
         <w:tc>
           <w:tcPr>
             <w:tcW w:w="1032" w:type="dxa"/>
-            <w:vAlign w:val="center"/>
           </w:tcPr>
           <w:p>
             <w:pPr>
@@ -11920,25 +11520,7 @@
                 <w:sz w:val="20"/>
                 <w:szCs w:val="20"/>
               </w:rPr>
-              <w:t xml:space="preserve">Swin Transformer and </w:t>
-            </w:r>
-            <w:proofErr w:type="spellStart"/>
-            <w:r>
-              <w:rPr>
-                <w:rFonts w:ascii="Calibri" w:hAnsi="Calibri" w:cs="Calibri"/>
-                <w:sz w:val="20"/>
-                <w:szCs w:val="20"/>
-              </w:rPr>
-              <w:t>LightGBM</w:t>
-            </w:r>
-            <w:proofErr w:type="spellEnd"/>
-            <w:r>
-              <w:rPr>
-                <w:rFonts w:ascii="Calibri" w:hAnsi="Calibri" w:cs="Calibri"/>
-                <w:sz w:val="20"/>
-                <w:szCs w:val="20"/>
-              </w:rPr>
-              <w:t xml:space="preserve"> Late Fusion</w:t>
+              <w:t>EfficientNetB1 and LightGBM Late Fusion</w:t>
             </w:r>
           </w:p>
         </w:tc>
@@ -11977,41 +11559,30 @@
                 <w:sz w:val="20"/>
                 <w:szCs w:val="20"/>
               </w:rPr>
-              <w:t>Strong Augmentation and 384 resolutions</w:t>
+              <w:t>Light Augmentation and 256 resolutions</w:t>
             </w:r>
           </w:p>
         </w:tc>
         <w:tc>
           <w:tcPr>
             <w:tcW w:w="1378" w:type="dxa"/>
-            <w:vAlign w:val="center"/>
-          </w:tcPr>
-          <w:p>
-            <w:pPr>
-              <w:rPr>
-                <w:rFonts w:ascii="Calibri" w:hAnsi="Calibri" w:cs="Calibri"/>
-                <w:sz w:val="20"/>
-                <w:szCs w:val="20"/>
-              </w:rPr>
-            </w:pPr>
-            <w:r>
-              <w:rPr>
-                <w:rFonts w:ascii="Calibri" w:hAnsi="Calibri" w:cs="Calibri"/>
-                <w:sz w:val="20"/>
-                <w:szCs w:val="20"/>
-              </w:rPr>
-              <w:t xml:space="preserve">Swin </w:t>
-            </w:r>
-            <w:proofErr w:type="spellStart"/>
-            <w:r>
-              <w:rPr>
-                <w:rFonts w:ascii="Calibri" w:hAnsi="Calibri" w:cs="Calibri"/>
-                <w:sz w:val="20"/>
-                <w:szCs w:val="20"/>
-              </w:rPr>
-              <w:t>Tranformer</w:t>
-            </w:r>
-            <w:proofErr w:type="spellEnd"/>
+          </w:tcPr>
+          <w:p>
+            <w:pPr>
+              <w:rPr>
+                <w:rFonts w:ascii="Calibri" w:hAnsi="Calibri" w:cs="Calibri"/>
+                <w:sz w:val="20"/>
+                <w:szCs w:val="20"/>
+              </w:rPr>
+            </w:pPr>
+            <w:r>
+              <w:rPr>
+                <w:rFonts w:ascii="Calibri" w:hAnsi="Calibri" w:cs="Calibri"/>
+                <w:sz w:val="20"/>
+                <w:szCs w:val="20"/>
+              </w:rPr>
+              <w:t>EfficientNetB1</w:t>
+            </w:r>
           </w:p>
         </w:tc>
         <w:tc>
@@ -12098,7 +11669,7 @@
                 <w:sz w:val="20"/>
                 <w:szCs w:val="20"/>
               </w:rPr>
-              <w:t>E0</w:t>
+              <w:t>Single Model</w:t>
             </w:r>
           </w:p>
         </w:tc>
@@ -12138,7 +11709,7 @@
                 <w:sz w:val="20"/>
                 <w:szCs w:val="20"/>
               </w:rPr>
-              <w:t>Exp8 (</w:t>
+              <w:t>Exp7 (</w:t>
             </w:r>
             <w:hyperlink r:id="rId24" w:history="1">
               <w:r>
@@ -12184,7 +11755,7 @@
                 <w:sz w:val="20"/>
                 <w:szCs w:val="20"/>
               </w:rPr>
-              <w:t>:18.68</w:t>
+              <w:t>:17.64</w:t>
             </w:r>
           </w:p>
           <w:p>
@@ -12211,7 +11782,7 @@
                 <w:sz w:val="20"/>
                 <w:szCs w:val="20"/>
               </w:rPr>
-              <w:t>:0.29</w:t>
+              <w:t>:0.31</w:t>
             </w:r>
           </w:p>
         </w:tc>
@@ -12257,7 +11828,7 @@
                 <w:sz w:val="20"/>
                 <w:szCs w:val="20"/>
               </w:rPr>
-              <w:t>B2</w:t>
+              <w:t>B3</w:t>
             </w:r>
           </w:p>
         </w:tc>
@@ -12280,7 +11851,7 @@
                 <w:sz w:val="20"/>
                 <w:szCs w:val="20"/>
               </w:rPr>
-              <w:t>T0</w:t>
+              <w:t>T2</w:t>
             </w:r>
           </w:p>
         </w:tc>
@@ -12303,7 +11874,7 @@
                 <w:sz w:val="20"/>
                 <w:szCs w:val="20"/>
               </w:rPr>
-              <w:t>F0</w:t>
+              <w:t>F2</w:t>
             </w:r>
           </w:p>
         </w:tc>
@@ -12326,7 +11897,7 @@
                 <w:sz w:val="20"/>
                 <w:szCs w:val="20"/>
               </w:rPr>
-              <w:t>H1</w:t>
+              <w:t>–</w:t>
             </w:r>
           </w:p>
         </w:tc>
@@ -12357,33 +11928,22 @@
           <w:tcPr>
             <w:tcW w:w="1424" w:type="dxa"/>
             <w:vMerge w:val="restart"/>
-            <w:vAlign w:val="center"/>
-          </w:tcPr>
-          <w:p>
-            <w:pPr>
-              <w:rPr>
-                <w:rFonts w:ascii="Calibri" w:hAnsi="Calibri" w:cs="Calibri"/>
-                <w:sz w:val="20"/>
-                <w:szCs w:val="20"/>
-              </w:rPr>
-            </w:pPr>
-            <w:proofErr w:type="gramStart"/>
-            <w:r>
-              <w:rPr>
-                <w:rFonts w:ascii="Calibri" w:hAnsi="Calibri" w:cs="Calibri"/>
-                <w:sz w:val="20"/>
-                <w:szCs w:val="20"/>
-              </w:rPr>
-              <w:t>High capacity</w:t>
-            </w:r>
-            <w:proofErr w:type="gramEnd"/>
-            <w:r>
-              <w:rPr>
-                <w:rFonts w:ascii="Calibri" w:hAnsi="Calibri" w:cs="Calibri"/>
-                <w:sz w:val="20"/>
-                <w:szCs w:val="20"/>
-              </w:rPr>
-              <w:t xml:space="preserve"> CNN-only and Strong Augmentation</w:t>
+          </w:tcPr>
+          <w:p>
+            <w:pPr>
+              <w:rPr>
+                <w:rFonts w:ascii="Calibri" w:hAnsi="Calibri" w:cs="Calibri"/>
+                <w:sz w:val="20"/>
+                <w:szCs w:val="20"/>
+              </w:rPr>
+            </w:pPr>
+            <w:r>
+              <w:rPr>
+                <w:rFonts w:ascii="Calibri" w:hAnsi="Calibri" w:cs="Calibri"/>
+                <w:sz w:val="20"/>
+                <w:szCs w:val="20"/>
+              </w:rPr>
+              <w:t>Swin Transformer and LightGBM Late Fusion</w:t>
             </w:r>
           </w:p>
         </w:tc>
@@ -12439,23 +11999,13 @@
                 <w:szCs w:val="20"/>
               </w:rPr>
             </w:pPr>
-            <w:proofErr w:type="spellStart"/>
-            <w:r>
-              <w:rPr>
-                <w:rFonts w:ascii="Calibri" w:hAnsi="Calibri" w:cs="Calibri"/>
-                <w:sz w:val="20"/>
-                <w:szCs w:val="20"/>
-              </w:rPr>
-              <w:t>EfficientNet</w:t>
-            </w:r>
-            <w:proofErr w:type="spellEnd"/>
-            <w:r>
-              <w:rPr>
-                <w:rFonts w:ascii="Calibri" w:hAnsi="Calibri" w:cs="Calibri"/>
-                <w:sz w:val="20"/>
-                <w:szCs w:val="20"/>
-              </w:rPr>
-              <w:t xml:space="preserve"> B4</w:t>
+            <w:r>
+              <w:rPr>
+                <w:rFonts w:ascii="Calibri" w:hAnsi="Calibri" w:cs="Calibri"/>
+                <w:sz w:val="20"/>
+                <w:szCs w:val="20"/>
+              </w:rPr>
+              <w:t>Swin Tranformer</w:t>
             </w:r>
           </w:p>
         </w:tc>
@@ -12477,56 +12027,56 @@
                 <w:sz w:val="20"/>
                 <w:szCs w:val="20"/>
               </w:rPr>
+              <w:t>Light GBM</w:t>
+            </w:r>
+          </w:p>
+        </w:tc>
+        <w:tc>
+          <w:tcPr>
+            <w:tcW w:w="804" w:type="dxa"/>
+          </w:tcPr>
+          <w:p>
+            <w:pPr>
+              <w:rPr>
+                <w:rFonts w:ascii="Calibri" w:hAnsi="Calibri" w:cs="Calibri"/>
+                <w:sz w:val="20"/>
+                <w:szCs w:val="20"/>
+              </w:rPr>
+            </w:pPr>
+            <w:r>
+              <w:rPr>
+                <w:rFonts w:ascii="Calibri" w:hAnsi="Calibri" w:cs="Calibri"/>
+                <w:sz w:val="20"/>
+                <w:szCs w:val="20"/>
+              </w:rPr>
+              <w:t>Late Fusion</w:t>
+            </w:r>
+          </w:p>
+        </w:tc>
+        <w:tc>
+          <w:tcPr>
+            <w:tcW w:w="1013" w:type="dxa"/>
+          </w:tcPr>
+          <w:p>
+            <w:pPr>
+              <w:rPr>
+                <w:rFonts w:ascii="Calibri" w:hAnsi="Calibri" w:cs="Calibri"/>
+                <w:sz w:val="20"/>
+                <w:szCs w:val="20"/>
+              </w:rPr>
+            </w:pPr>
+            <w:r>
+              <w:rPr>
+                <w:rFonts w:ascii="Calibri" w:hAnsi="Calibri" w:cs="Calibri"/>
+                <w:sz w:val="20"/>
+                <w:szCs w:val="20"/>
+              </w:rPr>
               <w:t>-</w:t>
             </w:r>
           </w:p>
         </w:tc>
         <w:tc>
           <w:tcPr>
-            <w:tcW w:w="804" w:type="dxa"/>
-          </w:tcPr>
-          <w:p>
-            <w:pPr>
-              <w:rPr>
-                <w:rFonts w:ascii="Calibri" w:hAnsi="Calibri" w:cs="Calibri"/>
-                <w:sz w:val="20"/>
-                <w:szCs w:val="20"/>
-              </w:rPr>
-            </w:pPr>
-            <w:r>
-              <w:rPr>
-                <w:rFonts w:ascii="Calibri" w:hAnsi="Calibri" w:cs="Calibri"/>
-                <w:sz w:val="20"/>
-                <w:szCs w:val="20"/>
-              </w:rPr>
-              <w:t>-</w:t>
-            </w:r>
-          </w:p>
-        </w:tc>
-        <w:tc>
-          <w:tcPr>
-            <w:tcW w:w="1013" w:type="dxa"/>
-          </w:tcPr>
-          <w:p>
-            <w:pPr>
-              <w:rPr>
-                <w:rFonts w:ascii="Calibri" w:hAnsi="Calibri" w:cs="Calibri"/>
-                <w:sz w:val="20"/>
-                <w:szCs w:val="20"/>
-              </w:rPr>
-            </w:pPr>
-            <w:r>
-              <w:rPr>
-                <w:rFonts w:ascii="Calibri" w:hAnsi="Calibri" w:cs="Calibri"/>
-                <w:sz w:val="20"/>
-                <w:szCs w:val="20"/>
-              </w:rPr>
-              <w:t>Linear Head</w:t>
-            </w:r>
-          </w:p>
-        </w:tc>
-        <w:tc>
-          <w:tcPr>
             <w:tcW w:w="1032" w:type="dxa"/>
           </w:tcPr>
           <w:p>
@@ -12543,7 +12093,7 @@
                 <w:sz w:val="20"/>
                 <w:szCs w:val="20"/>
               </w:rPr>
-              <w:t>Single Model</w:t>
+              <w:t>E0</w:t>
             </w:r>
           </w:p>
         </w:tc>
@@ -12583,7 +12133,7 @@
                 <w:sz w:val="20"/>
                 <w:szCs w:val="20"/>
               </w:rPr>
-              <w:t>Exp8_1 (</w:t>
+              <w:t>Exp8 (</w:t>
             </w:r>
             <w:hyperlink r:id="rId25" w:history="1">
               <w:r>
@@ -12629,7 +12179,7 @@
                 <w:sz w:val="20"/>
                 <w:szCs w:val="20"/>
               </w:rPr>
-              <w:t>:19.06</w:t>
+              <w:t>:18.68</w:t>
             </w:r>
           </w:p>
           <w:p>
@@ -12656,7 +12206,7 @@
                 <w:sz w:val="20"/>
                 <w:szCs w:val="20"/>
               </w:rPr>
-              <w:t>:0.43</w:t>
+              <w:t>:0.29</w:t>
             </w:r>
           </w:p>
         </w:tc>
@@ -12679,7 +12229,7 @@
                 <w:sz w:val="20"/>
                 <w:szCs w:val="20"/>
               </w:rPr>
-              <w:t>S1-A</w:t>
+              <w:t>S1-B</w:t>
             </w:r>
           </w:p>
         </w:tc>
@@ -12802,32 +12352,23 @@
           <w:tcPr>
             <w:tcW w:w="1424" w:type="dxa"/>
             <w:vMerge w:val="restart"/>
-          </w:tcPr>
-          <w:p>
-            <w:pPr>
-              <w:rPr>
-                <w:rFonts w:ascii="Calibri" w:hAnsi="Calibri" w:cs="Calibri"/>
-                <w:sz w:val="20"/>
-                <w:szCs w:val="20"/>
-              </w:rPr>
-            </w:pPr>
-            <w:proofErr w:type="gramStart"/>
-            <w:r>
-              <w:rPr>
-                <w:rFonts w:ascii="Calibri" w:hAnsi="Calibri" w:cs="Calibri"/>
-                <w:sz w:val="20"/>
-                <w:szCs w:val="20"/>
-              </w:rPr>
-              <w:t>High Capacity</w:t>
-            </w:r>
-            <w:proofErr w:type="gramEnd"/>
-            <w:r>
-              <w:rPr>
-                <w:rFonts w:ascii="Calibri" w:hAnsi="Calibri" w:cs="Calibri"/>
-                <w:sz w:val="20"/>
-                <w:szCs w:val="20"/>
-              </w:rPr>
-              <w:t xml:space="preserve"> CNN and light augmentation</w:t>
+            <w:vAlign w:val="center"/>
+          </w:tcPr>
+          <w:p>
+            <w:pPr>
+              <w:rPr>
+                <w:rFonts w:ascii="Calibri" w:hAnsi="Calibri" w:cs="Calibri"/>
+                <w:sz w:val="20"/>
+                <w:szCs w:val="20"/>
+              </w:rPr>
+            </w:pPr>
+            <w:r>
+              <w:rPr>
+                <w:rFonts w:ascii="Calibri" w:hAnsi="Calibri" w:cs="Calibri"/>
+                <w:sz w:val="20"/>
+                <w:szCs w:val="20"/>
+              </w:rPr>
+              <w:t>High capacity CNN-only and Strong Augmentation</w:t>
             </w:r>
           </w:p>
         </w:tc>
@@ -12866,7 +12407,7 @@
                 <w:sz w:val="20"/>
                 <w:szCs w:val="20"/>
               </w:rPr>
-              <w:t>Light Augmentation and 256 resolutions</w:t>
+              <w:t>Strong Augmentation and 384 resolutions</w:t>
             </w:r>
           </w:p>
         </w:tc>
@@ -12883,23 +12424,13 @@
                 <w:szCs w:val="20"/>
               </w:rPr>
             </w:pPr>
-            <w:proofErr w:type="spellStart"/>
-            <w:r>
-              <w:rPr>
-                <w:rFonts w:ascii="Calibri" w:hAnsi="Calibri" w:cs="Calibri"/>
-                <w:sz w:val="20"/>
-                <w:szCs w:val="20"/>
-              </w:rPr>
-              <w:t>EfficientNet</w:t>
-            </w:r>
-            <w:proofErr w:type="spellEnd"/>
-            <w:r>
-              <w:rPr>
-                <w:rFonts w:ascii="Calibri" w:hAnsi="Calibri" w:cs="Calibri"/>
-                <w:sz w:val="20"/>
-                <w:szCs w:val="20"/>
-              </w:rPr>
-              <w:t xml:space="preserve"> B4</w:t>
+            <w:r>
+              <w:rPr>
+                <w:rFonts w:ascii="Calibri" w:hAnsi="Calibri" w:cs="Calibri"/>
+                <w:sz w:val="20"/>
+                <w:szCs w:val="20"/>
+              </w:rPr>
+              <w:t>EfficientNet B4</w:t>
             </w:r>
           </w:p>
         </w:tc>
@@ -13027,24 +12558,7 @@
                 <w:sz w:val="20"/>
                 <w:szCs w:val="20"/>
               </w:rPr>
-              <w:t>Exp8_2</w:t>
-            </w:r>
-          </w:p>
-          <w:p>
-            <w:pPr>
-              <w:rPr>
-                <w:rFonts w:ascii="Calibri" w:hAnsi="Calibri" w:cs="Calibri"/>
-                <w:sz w:val="20"/>
-                <w:szCs w:val="20"/>
-              </w:rPr>
-            </w:pPr>
-            <w:r>
-              <w:rPr>
-                <w:rFonts w:ascii="Calibri" w:hAnsi="Calibri" w:cs="Calibri"/>
-                <w:sz w:val="20"/>
-                <w:szCs w:val="20"/>
-              </w:rPr>
-              <w:t>(</w:t>
+              <w:t>Exp8_1 (</w:t>
             </w:r>
             <w:hyperlink r:id="rId26" w:history="1">
               <w:r>
@@ -13090,7 +12604,7 @@
                 <w:sz w:val="20"/>
                 <w:szCs w:val="20"/>
               </w:rPr>
-              <w:t>:20.60</w:t>
+              <w:t>:19.06</w:t>
             </w:r>
           </w:p>
           <w:p>
@@ -13117,15 +12631,7 @@
                 <w:sz w:val="20"/>
                 <w:szCs w:val="20"/>
               </w:rPr>
-              <w:t>:0.30</w:t>
-            </w:r>
-            <w:r>
-              <w:rPr>
-                <w:rFonts w:ascii="Calibri" w:hAnsi="Calibri" w:cs="Calibri"/>
-                <w:sz w:val="20"/>
-                <w:szCs w:val="20"/>
-              </w:rPr>
-              <w:br/>
+              <w:t>:0.43</w:t>
             </w:r>
           </w:p>
         </w:tc>
@@ -13148,7 +12654,7 @@
                 <w:sz w:val="20"/>
                 <w:szCs w:val="20"/>
               </w:rPr>
-              <w:t>S1-B</w:t>
+              <w:t>S1-A</w:t>
             </w:r>
           </w:p>
         </w:tc>
@@ -13280,34 +12786,14 @@
                 <w:szCs w:val="20"/>
               </w:rPr>
             </w:pPr>
-            <w:proofErr w:type="gramStart"/>
-            <w:r>
-              <w:rPr>
-                <w:rFonts w:ascii="Calibri" w:hAnsi="Calibri" w:cs="Calibri"/>
-                <w:sz w:val="20"/>
-                <w:szCs w:val="20"/>
-              </w:rPr>
-              <w:t>High capacity</w:t>
-            </w:r>
-            <w:proofErr w:type="gramEnd"/>
-            <w:r>
-              <w:rPr>
-                <w:rFonts w:ascii="Calibri" w:hAnsi="Calibri" w:cs="Calibri"/>
-                <w:sz w:val="20"/>
-                <w:szCs w:val="20"/>
-              </w:rPr>
-              <w:t xml:space="preserve"> CNN-only and Strong Augmentation, BatchSize12, </w:t>
-            </w:r>
-            <w:proofErr w:type="spellStart"/>
-            <w:r>
-              <w:rPr>
-                <w:rFonts w:ascii="Calibri" w:hAnsi="Calibri" w:cs="Calibri"/>
-                <w:sz w:val="20"/>
-                <w:szCs w:val="20"/>
-              </w:rPr>
-              <w:t>BCELoss</w:t>
-            </w:r>
-            <w:proofErr w:type="spellEnd"/>
+            <w:r>
+              <w:rPr>
+                <w:rFonts w:ascii="Calibri" w:hAnsi="Calibri" w:cs="Calibri"/>
+                <w:sz w:val="20"/>
+                <w:szCs w:val="20"/>
+              </w:rPr>
+              <w:t>High Capacity CNN and light augmentation</w:t>
+            </w:r>
           </w:p>
         </w:tc>
       </w:tr>
@@ -13345,7 +12831,7 @@
                 <w:sz w:val="20"/>
                 <w:szCs w:val="20"/>
               </w:rPr>
-              <w:t>Strong Augmentation and 384 resolutions</w:t>
+              <w:t>Light Augmentation and 256 resolutions</w:t>
             </w:r>
           </w:p>
         </w:tc>
@@ -13362,23 +12848,13 @@
                 <w:szCs w:val="20"/>
               </w:rPr>
             </w:pPr>
-            <w:proofErr w:type="spellStart"/>
-            <w:r>
-              <w:rPr>
-                <w:rFonts w:ascii="Calibri" w:hAnsi="Calibri" w:cs="Calibri"/>
-                <w:sz w:val="20"/>
-                <w:szCs w:val="20"/>
-              </w:rPr>
-              <w:t>EfficientNet</w:t>
-            </w:r>
-            <w:proofErr w:type="spellEnd"/>
-            <w:r>
-              <w:rPr>
-                <w:rFonts w:ascii="Calibri" w:hAnsi="Calibri" w:cs="Calibri"/>
-                <w:sz w:val="20"/>
-                <w:szCs w:val="20"/>
-              </w:rPr>
-              <w:t xml:space="preserve"> B4</w:t>
+            <w:r>
+              <w:rPr>
+                <w:rFonts w:ascii="Calibri" w:hAnsi="Calibri" w:cs="Calibri"/>
+                <w:sz w:val="20"/>
+                <w:szCs w:val="20"/>
+              </w:rPr>
+              <w:t>EfficientNet B4</w:t>
             </w:r>
           </w:p>
         </w:tc>
@@ -13491,23 +12967,39 @@
           <w:tcPr>
             <w:tcW w:w="1205" w:type="dxa"/>
             <w:vMerge w:val="restart"/>
-            <w:vAlign w:val="center"/>
-          </w:tcPr>
-          <w:p>
-            <w:pPr>
-              <w:rPr>
-                <w:rFonts w:ascii="Calibri" w:hAnsi="Calibri" w:cs="Calibri"/>
-                <w:sz w:val="20"/>
-                <w:szCs w:val="20"/>
-              </w:rPr>
-            </w:pPr>
-            <w:r>
-              <w:rPr>
-                <w:rFonts w:ascii="Calibri" w:hAnsi="Calibri" w:cs="Calibri"/>
-                <w:sz w:val="20"/>
-                <w:szCs w:val="20"/>
-              </w:rPr>
-              <w:t>Exp9 (</w:t>
+          </w:tcPr>
+          <w:p>
+            <w:pPr>
+              <w:rPr>
+                <w:rFonts w:ascii="Calibri" w:hAnsi="Calibri" w:cs="Calibri"/>
+                <w:sz w:val="20"/>
+                <w:szCs w:val="20"/>
+              </w:rPr>
+            </w:pPr>
+            <w:r>
+              <w:rPr>
+                <w:rFonts w:ascii="Calibri" w:hAnsi="Calibri" w:cs="Calibri"/>
+                <w:sz w:val="20"/>
+                <w:szCs w:val="20"/>
+              </w:rPr>
+              <w:t>Exp8_2</w:t>
+            </w:r>
+          </w:p>
+          <w:p>
+            <w:pPr>
+              <w:rPr>
+                <w:rFonts w:ascii="Calibri" w:hAnsi="Calibri" w:cs="Calibri"/>
+                <w:sz w:val="20"/>
+                <w:szCs w:val="20"/>
+              </w:rPr>
+            </w:pPr>
+            <w:r>
+              <w:rPr>
+                <w:rFonts w:ascii="Calibri" w:hAnsi="Calibri" w:cs="Calibri"/>
+                <w:sz w:val="20"/>
+                <w:szCs w:val="20"/>
+              </w:rPr>
+              <w:t>(</w:t>
             </w:r>
             <w:hyperlink r:id="rId27" w:history="1">
               <w:r>
@@ -13553,6 +13045,439 @@
                 <w:sz w:val="20"/>
                 <w:szCs w:val="20"/>
               </w:rPr>
+              <w:t>:20.60</w:t>
+            </w:r>
+          </w:p>
+          <w:p>
+            <w:pPr>
+              <w:rPr>
+                <w:rFonts w:ascii="Calibri" w:hAnsi="Calibri" w:cs="Calibri"/>
+                <w:sz w:val="20"/>
+                <w:szCs w:val="20"/>
+              </w:rPr>
+            </w:pPr>
+            <w:r>
+              <w:rPr>
+                <w:rFonts w:ascii="Calibri" w:hAnsi="Calibri" w:cs="Calibri"/>
+                <w:b/>
+                <w:bCs/>
+                <w:sz w:val="20"/>
+                <w:szCs w:val="20"/>
+              </w:rPr>
+              <w:t>Std</w:t>
+            </w:r>
+            <w:r>
+              <w:rPr>
+                <w:rFonts w:ascii="Calibri" w:hAnsi="Calibri" w:cs="Calibri"/>
+                <w:sz w:val="20"/>
+                <w:szCs w:val="20"/>
+              </w:rPr>
+              <w:t>:0.30</w:t>
+            </w:r>
+            <w:r>
+              <w:rPr>
+                <w:rFonts w:ascii="Calibri" w:hAnsi="Calibri" w:cs="Calibri"/>
+                <w:sz w:val="20"/>
+                <w:szCs w:val="20"/>
+              </w:rPr>
+              <w:br/>
+            </w:r>
+          </w:p>
+        </w:tc>
+        <w:tc>
+          <w:tcPr>
+            <w:tcW w:w="1374" w:type="dxa"/>
+            <w:vAlign w:val="center"/>
+          </w:tcPr>
+          <w:p>
+            <w:pPr>
+              <w:rPr>
+                <w:rFonts w:ascii="Calibri" w:hAnsi="Calibri" w:cs="Calibri"/>
+                <w:sz w:val="20"/>
+                <w:szCs w:val="20"/>
+              </w:rPr>
+            </w:pPr>
+            <w:r>
+              <w:rPr>
+                <w:rFonts w:ascii="Calibri" w:hAnsi="Calibri" w:cs="Calibri"/>
+                <w:sz w:val="20"/>
+                <w:szCs w:val="20"/>
+              </w:rPr>
+              <w:t>S1-B</w:t>
+            </w:r>
+          </w:p>
+        </w:tc>
+        <w:tc>
+          <w:tcPr>
+            <w:tcW w:w="1378" w:type="dxa"/>
+            <w:vAlign w:val="center"/>
+          </w:tcPr>
+          <w:p>
+            <w:pPr>
+              <w:rPr>
+                <w:rFonts w:ascii="Calibri" w:hAnsi="Calibri" w:cs="Calibri"/>
+                <w:sz w:val="20"/>
+                <w:szCs w:val="20"/>
+              </w:rPr>
+            </w:pPr>
+            <w:r>
+              <w:rPr>
+                <w:rFonts w:ascii="Calibri" w:hAnsi="Calibri" w:cs="Calibri"/>
+                <w:sz w:val="20"/>
+                <w:szCs w:val="20"/>
+              </w:rPr>
+              <w:t>B2</w:t>
+            </w:r>
+          </w:p>
+        </w:tc>
+        <w:tc>
+          <w:tcPr>
+            <w:tcW w:w="1035" w:type="dxa"/>
+            <w:vAlign w:val="center"/>
+          </w:tcPr>
+          <w:p>
+            <w:pPr>
+              <w:rPr>
+                <w:rFonts w:ascii="Calibri" w:hAnsi="Calibri" w:cs="Calibri"/>
+                <w:sz w:val="20"/>
+                <w:szCs w:val="20"/>
+              </w:rPr>
+            </w:pPr>
+            <w:r>
+              <w:rPr>
+                <w:rFonts w:ascii="Calibri" w:hAnsi="Calibri" w:cs="Calibri"/>
+                <w:sz w:val="20"/>
+                <w:szCs w:val="20"/>
+              </w:rPr>
+              <w:t>T0</w:t>
+            </w:r>
+          </w:p>
+        </w:tc>
+        <w:tc>
+          <w:tcPr>
+            <w:tcW w:w="804" w:type="dxa"/>
+            <w:vAlign w:val="center"/>
+          </w:tcPr>
+          <w:p>
+            <w:pPr>
+              <w:rPr>
+                <w:rFonts w:ascii="Calibri" w:hAnsi="Calibri" w:cs="Calibri"/>
+                <w:sz w:val="20"/>
+                <w:szCs w:val="20"/>
+              </w:rPr>
+            </w:pPr>
+            <w:r>
+              <w:rPr>
+                <w:rFonts w:ascii="Calibri" w:hAnsi="Calibri" w:cs="Calibri"/>
+                <w:sz w:val="20"/>
+                <w:szCs w:val="20"/>
+              </w:rPr>
+              <w:t>F0</w:t>
+            </w:r>
+          </w:p>
+        </w:tc>
+        <w:tc>
+          <w:tcPr>
+            <w:tcW w:w="1013" w:type="dxa"/>
+            <w:vAlign w:val="center"/>
+          </w:tcPr>
+          <w:p>
+            <w:pPr>
+              <w:rPr>
+                <w:rFonts w:ascii="Calibri" w:hAnsi="Calibri" w:cs="Calibri"/>
+                <w:sz w:val="20"/>
+                <w:szCs w:val="20"/>
+              </w:rPr>
+            </w:pPr>
+            <w:r>
+              <w:rPr>
+                <w:rFonts w:ascii="Calibri" w:hAnsi="Calibri" w:cs="Calibri"/>
+                <w:sz w:val="20"/>
+                <w:szCs w:val="20"/>
+              </w:rPr>
+              <w:t>H1</w:t>
+            </w:r>
+          </w:p>
+        </w:tc>
+        <w:tc>
+          <w:tcPr>
+            <w:tcW w:w="1032" w:type="dxa"/>
+            <w:vAlign w:val="center"/>
+          </w:tcPr>
+          <w:p>
+            <w:pPr>
+              <w:rPr>
+                <w:rFonts w:ascii="Calibri" w:hAnsi="Calibri" w:cs="Calibri"/>
+                <w:sz w:val="20"/>
+                <w:szCs w:val="20"/>
+              </w:rPr>
+            </w:pPr>
+            <w:r>
+              <w:rPr>
+                <w:rFonts w:ascii="Calibri" w:hAnsi="Calibri" w:cs="Calibri"/>
+                <w:sz w:val="20"/>
+                <w:szCs w:val="20"/>
+              </w:rPr>
+              <w:t>E0</w:t>
+            </w:r>
+          </w:p>
+        </w:tc>
+        <w:tc>
+          <w:tcPr>
+            <w:tcW w:w="1424" w:type="dxa"/>
+            <w:vMerge w:val="restart"/>
+          </w:tcPr>
+          <w:p>
+            <w:pPr>
+              <w:rPr>
+                <w:rFonts w:ascii="Calibri" w:hAnsi="Calibri" w:cs="Calibri"/>
+                <w:sz w:val="20"/>
+                <w:szCs w:val="20"/>
+              </w:rPr>
+            </w:pPr>
+            <w:r>
+              <w:rPr>
+                <w:rFonts w:ascii="Calibri" w:hAnsi="Calibri" w:cs="Calibri"/>
+                <w:sz w:val="20"/>
+                <w:szCs w:val="20"/>
+              </w:rPr>
+              <w:t>High capacity CNN-only and Strong Augmentation, BatchSize12, BCELoss</w:t>
+            </w:r>
+          </w:p>
+        </w:tc>
+      </w:tr>
+      <w:tr>
+        <w:tc>
+          <w:tcPr>
+            <w:tcW w:w="1205" w:type="dxa"/>
+            <w:vMerge/>
+          </w:tcPr>
+          <w:p>
+            <w:pPr>
+              <w:rPr>
+                <w:rFonts w:ascii="Calibri" w:hAnsi="Calibri" w:cs="Calibri"/>
+                <w:sz w:val="20"/>
+                <w:szCs w:val="20"/>
+              </w:rPr>
+            </w:pPr>
+          </w:p>
+        </w:tc>
+        <w:tc>
+          <w:tcPr>
+            <w:tcW w:w="1374" w:type="dxa"/>
+          </w:tcPr>
+          <w:p>
+            <w:pPr>
+              <w:rPr>
+                <w:rFonts w:ascii="Calibri" w:hAnsi="Calibri" w:cs="Calibri"/>
+                <w:sz w:val="20"/>
+                <w:szCs w:val="20"/>
+              </w:rPr>
+            </w:pPr>
+            <w:r>
+              <w:rPr>
+                <w:rFonts w:ascii="Calibri" w:hAnsi="Calibri" w:cs="Calibri"/>
+                <w:sz w:val="20"/>
+                <w:szCs w:val="20"/>
+              </w:rPr>
+              <w:t>Strong Augmentation and 384 resolutions</w:t>
+            </w:r>
+          </w:p>
+        </w:tc>
+        <w:tc>
+          <w:tcPr>
+            <w:tcW w:w="1378" w:type="dxa"/>
+            <w:vAlign w:val="center"/>
+          </w:tcPr>
+          <w:p>
+            <w:pPr>
+              <w:rPr>
+                <w:rFonts w:ascii="Calibri" w:hAnsi="Calibri" w:cs="Calibri"/>
+                <w:sz w:val="20"/>
+                <w:szCs w:val="20"/>
+              </w:rPr>
+            </w:pPr>
+            <w:r>
+              <w:rPr>
+                <w:rFonts w:ascii="Calibri" w:hAnsi="Calibri" w:cs="Calibri"/>
+                <w:sz w:val="20"/>
+                <w:szCs w:val="20"/>
+              </w:rPr>
+              <w:t>EfficientNet B4</w:t>
+            </w:r>
+          </w:p>
+        </w:tc>
+        <w:tc>
+          <w:tcPr>
+            <w:tcW w:w="1035" w:type="dxa"/>
+          </w:tcPr>
+          <w:p>
+            <w:pPr>
+              <w:rPr>
+                <w:rFonts w:ascii="Calibri" w:hAnsi="Calibri" w:cs="Calibri"/>
+                <w:sz w:val="20"/>
+                <w:szCs w:val="20"/>
+              </w:rPr>
+            </w:pPr>
+            <w:r>
+              <w:rPr>
+                <w:rFonts w:ascii="Calibri" w:hAnsi="Calibri" w:cs="Calibri"/>
+                <w:sz w:val="20"/>
+                <w:szCs w:val="20"/>
+              </w:rPr>
+              <w:t>-</w:t>
+            </w:r>
+          </w:p>
+        </w:tc>
+        <w:tc>
+          <w:tcPr>
+            <w:tcW w:w="804" w:type="dxa"/>
+          </w:tcPr>
+          <w:p>
+            <w:pPr>
+              <w:rPr>
+                <w:rFonts w:ascii="Calibri" w:hAnsi="Calibri" w:cs="Calibri"/>
+                <w:sz w:val="20"/>
+                <w:szCs w:val="20"/>
+              </w:rPr>
+            </w:pPr>
+            <w:r>
+              <w:rPr>
+                <w:rFonts w:ascii="Calibri" w:hAnsi="Calibri" w:cs="Calibri"/>
+                <w:sz w:val="20"/>
+                <w:szCs w:val="20"/>
+              </w:rPr>
+              <w:t>-</w:t>
+            </w:r>
+          </w:p>
+        </w:tc>
+        <w:tc>
+          <w:tcPr>
+            <w:tcW w:w="1013" w:type="dxa"/>
+          </w:tcPr>
+          <w:p>
+            <w:pPr>
+              <w:rPr>
+                <w:rFonts w:ascii="Calibri" w:hAnsi="Calibri" w:cs="Calibri"/>
+                <w:sz w:val="20"/>
+                <w:szCs w:val="20"/>
+              </w:rPr>
+            </w:pPr>
+            <w:r>
+              <w:rPr>
+                <w:rFonts w:ascii="Calibri" w:hAnsi="Calibri" w:cs="Calibri"/>
+                <w:sz w:val="20"/>
+                <w:szCs w:val="20"/>
+              </w:rPr>
+              <w:t>Linear Head</w:t>
+            </w:r>
+          </w:p>
+        </w:tc>
+        <w:tc>
+          <w:tcPr>
+            <w:tcW w:w="1032" w:type="dxa"/>
+          </w:tcPr>
+          <w:p>
+            <w:pPr>
+              <w:rPr>
+                <w:rFonts w:ascii="Calibri" w:hAnsi="Calibri" w:cs="Calibri"/>
+                <w:sz w:val="20"/>
+                <w:szCs w:val="20"/>
+              </w:rPr>
+            </w:pPr>
+            <w:r>
+              <w:rPr>
+                <w:rFonts w:ascii="Calibri" w:hAnsi="Calibri" w:cs="Calibri"/>
+                <w:sz w:val="20"/>
+                <w:szCs w:val="20"/>
+              </w:rPr>
+              <w:t>Single Model</w:t>
+            </w:r>
+          </w:p>
+        </w:tc>
+        <w:tc>
+          <w:tcPr>
+            <w:tcW w:w="1424" w:type="dxa"/>
+            <w:vMerge/>
+          </w:tcPr>
+          <w:p>
+            <w:pPr>
+              <w:rPr>
+                <w:rFonts w:ascii="Calibri" w:hAnsi="Calibri" w:cs="Calibri"/>
+                <w:sz w:val="20"/>
+                <w:szCs w:val="20"/>
+              </w:rPr>
+            </w:pPr>
+          </w:p>
+        </w:tc>
+      </w:tr>
+      <w:tr>
+        <w:tc>
+          <w:tcPr>
+            <w:tcW w:w="1205" w:type="dxa"/>
+            <w:vMerge w:val="restart"/>
+            <w:vAlign w:val="center"/>
+          </w:tcPr>
+          <w:p>
+            <w:pPr>
+              <w:rPr>
+                <w:rFonts w:ascii="Calibri" w:hAnsi="Calibri" w:cs="Calibri"/>
+                <w:sz w:val="20"/>
+                <w:szCs w:val="20"/>
+              </w:rPr>
+            </w:pPr>
+            <w:r>
+              <w:rPr>
+                <w:rFonts w:ascii="Calibri" w:hAnsi="Calibri" w:cs="Calibri"/>
+                <w:sz w:val="20"/>
+                <w:szCs w:val="20"/>
+              </w:rPr>
+              <w:t>Exp9 (</w:t>
+            </w:r>
+            <w:hyperlink r:id="rId28" w:history="1">
+              <w:r>
+                <w:rPr>
+                  <w:rStyle w:val="Hyperlink"/>
+                  <w:rFonts w:ascii="Calibri" w:hAnsi="Calibri" w:cs="Calibri"/>
+                  <w:sz w:val="20"/>
+                  <w:szCs w:val="20"/>
+                </w:rPr>
+                <w:t>code</w:t>
+              </w:r>
+            </w:hyperlink>
+            <w:r>
+              <w:rPr>
+                <w:rFonts w:ascii="Calibri" w:hAnsi="Calibri" w:cs="Calibri"/>
+                <w:sz w:val="20"/>
+                <w:szCs w:val="20"/>
+              </w:rPr>
+              <w:t>)</w:t>
+            </w:r>
+          </w:p>
+          <w:p>
+            <w:pPr>
+              <w:rPr>
+                <w:rFonts w:ascii="Calibri" w:hAnsi="Calibri" w:cs="Calibri"/>
+                <w:sz w:val="20"/>
+                <w:szCs w:val="20"/>
+              </w:rPr>
+            </w:pPr>
+            <w:r>
+              <w:rPr>
+                <w:rFonts w:ascii="Calibri" w:hAnsi="Calibri" w:cs="Calibri"/>
+                <w:b/>
+                <w:bCs/>
+                <w:sz w:val="20"/>
+                <w:szCs w:val="20"/>
+              </w:rPr>
+              <w:t>RMSE</w:t>
+            </w:r>
+            <w:r>
+              <w:rPr>
+                <w:rFonts w:ascii="Calibri" w:hAnsi="Calibri" w:cs="Calibri"/>
+                <w:sz w:val="20"/>
+                <w:szCs w:val="20"/>
+              </w:rPr>
               <w:t>:17.59</w:t>
             </w:r>
           </w:p>
@@ -13994,21 +13919,7 @@
         <w:rPr>
           <w:rFonts w:ascii="Calibri" w:hAnsi="Calibri" w:cs="Calibri"/>
         </w:rPr>
-        <w:t xml:space="preserve">For this reason, </w:t>
-      </w:r>
-      <w:proofErr w:type="gramStart"/>
-      <w:r>
-        <w:rPr>
-          <w:rFonts w:ascii="Calibri" w:hAnsi="Calibri" w:cs="Calibri"/>
-        </w:rPr>
-        <w:t>Experiments</w:t>
-      </w:r>
-      <w:proofErr w:type="gramEnd"/>
-      <w:r>
-        <w:rPr>
-          <w:rFonts w:ascii="Calibri" w:hAnsi="Calibri" w:cs="Calibri"/>
-        </w:rPr>
-        <w:t xml:space="preserve"> 5, 10, and 11 in</w:t>
+        <w:t>For this reason, Experiments 5, 10, and 11 in</w:t>
       </w:r>
       <w:r>
         <w:rPr>
@@ -14114,33 +14025,6 @@
         </w:rPr>
         <w:t xml:space="preserve">. Since experiment 5 inference and experiment 11 are evaluated by single model, therefore standard deviation is not applicable without folds and is written with Not Applicable “N/A”. </w:t>
       </w:r>
-    </w:p>
-    <w:p>
-      <w:pPr>
-        <w:spacing w:line="276" w:lineRule="auto"/>
-        <w:jc w:val="both"/>
-        <w:rPr>
-          <w:rFonts w:ascii="Calibri" w:hAnsi="Calibri" w:cs="Calibri"/>
-        </w:rPr>
-      </w:pPr>
-    </w:p>
-    <w:p>
-      <w:pPr>
-        <w:spacing w:line="276" w:lineRule="auto"/>
-        <w:jc w:val="both"/>
-        <w:rPr>
-          <w:rFonts w:ascii="Calibri" w:hAnsi="Calibri" w:cs="Calibri"/>
-        </w:rPr>
-      </w:pPr>
-    </w:p>
-    <w:p>
-      <w:pPr>
-        <w:spacing w:line="276" w:lineRule="auto"/>
-        <w:jc w:val="both"/>
-        <w:rPr>
-          <w:rFonts w:ascii="Calibri" w:hAnsi="Calibri" w:cs="Calibri"/>
-        </w:rPr>
-      </w:pPr>
     </w:p>
     <w:p>
       <w:pPr>
@@ -14558,562 +14442,25 @@
                 <w:sz w:val="22"/>
                 <w:szCs w:val="22"/>
               </w:rPr>
-              <w:t>Exp</w:t>
-            </w:r>
-            <w:proofErr w:type="gramStart"/>
+              <w:t>Exp5</w:t>
+            </w:r>
             <w:r>
               <w:rPr>
                 <w:rFonts w:ascii="Calibri" w:hAnsi="Calibri" w:cs="Calibri"/>
                 <w:sz w:val="22"/>
                 <w:szCs w:val="22"/>
               </w:rPr>
-              <w:t>5</w:t>
-            </w:r>
-            <w:r>
+              <w:t xml:space="preserve">  Inference</w:t>
+            </w:r>
+          </w:p>
+          <w:p>
+            <w:pPr>
               <w:rPr>
                 <w:rFonts w:ascii="Calibri" w:hAnsi="Calibri" w:cs="Calibri"/>
                 <w:sz w:val="22"/>
                 <w:szCs w:val="22"/>
               </w:rPr>
-              <w:t xml:space="preserve">  Inference</w:t>
-            </w:r>
-            <w:proofErr w:type="gramEnd"/>
-          </w:p>
-          <w:p>
-            <w:pPr>
-              <w:rPr>
-                <w:rFonts w:ascii="Calibri" w:hAnsi="Calibri" w:cs="Calibri"/>
-                <w:sz w:val="22"/>
-                <w:szCs w:val="22"/>
-              </w:rPr>
-            </w:pPr>
-            <w:r>
-              <w:rPr>
-                <w:rFonts w:ascii="Calibri" w:hAnsi="Calibri" w:cs="Calibri"/>
-                <w:sz w:val="22"/>
-                <w:szCs w:val="22"/>
-              </w:rPr>
-              <w:t xml:space="preserve"> (</w:t>
-            </w:r>
-            <w:hyperlink r:id="rId28" w:history="1">
-              <w:r>
-                <w:rPr>
-                  <w:rStyle w:val="Hyperlink"/>
-                  <w:rFonts w:ascii="Calibri" w:hAnsi="Calibri" w:cs="Calibri"/>
-                  <w:sz w:val="22"/>
-                  <w:szCs w:val="22"/>
-                </w:rPr>
-                <w:t>code</w:t>
-              </w:r>
-            </w:hyperlink>
-            <w:r>
-              <w:rPr>
-                <w:rFonts w:ascii="Calibri" w:hAnsi="Calibri" w:cs="Calibri"/>
-                <w:sz w:val="22"/>
-                <w:szCs w:val="22"/>
-              </w:rPr>
-              <w:t>)</w:t>
-            </w:r>
-          </w:p>
-          <w:p>
-            <w:pPr>
-              <w:rPr>
-                <w:rFonts w:ascii="Calibri" w:hAnsi="Calibri" w:cs="Calibri"/>
-                <w:sz w:val="22"/>
-                <w:szCs w:val="22"/>
-              </w:rPr>
-            </w:pPr>
-            <w:r>
-              <w:rPr>
-                <w:rFonts w:ascii="Calibri" w:hAnsi="Calibri" w:cs="Calibri"/>
-                <w:b/>
-                <w:bCs/>
-                <w:sz w:val="22"/>
-                <w:szCs w:val="22"/>
-              </w:rPr>
-              <w:t>RMSE</w:t>
-            </w:r>
-            <w:r>
-              <w:rPr>
-                <w:rFonts w:ascii="Calibri" w:hAnsi="Calibri" w:cs="Calibri"/>
-                <w:sz w:val="22"/>
-                <w:szCs w:val="22"/>
-              </w:rPr>
-              <w:t>:1</w:t>
-            </w:r>
-            <w:r>
-              <w:rPr>
-                <w:rFonts w:ascii="Calibri" w:hAnsi="Calibri" w:cs="Calibri"/>
-                <w:sz w:val="22"/>
-                <w:szCs w:val="22"/>
-              </w:rPr>
-              <w:t>7.69</w:t>
-            </w:r>
-          </w:p>
-          <w:p>
-            <w:pPr>
-              <w:rPr>
-                <w:rFonts w:ascii="Calibri" w:hAnsi="Calibri" w:cs="Calibri"/>
-                <w:sz w:val="22"/>
-                <w:szCs w:val="22"/>
-              </w:rPr>
-            </w:pPr>
-            <w:proofErr w:type="spellStart"/>
-            <w:proofErr w:type="gramStart"/>
-            <w:r>
-              <w:rPr>
-                <w:rFonts w:ascii="Calibri" w:hAnsi="Calibri" w:cs="Calibri"/>
-                <w:b/>
-                <w:bCs/>
-                <w:sz w:val="22"/>
-                <w:szCs w:val="22"/>
-              </w:rPr>
-              <w:t>Std</w:t>
-            </w:r>
-            <w:r>
-              <w:rPr>
-                <w:rFonts w:ascii="Calibri" w:hAnsi="Calibri" w:cs="Calibri"/>
-                <w:sz w:val="22"/>
-                <w:szCs w:val="22"/>
-              </w:rPr>
-              <w:t>:</w:t>
-            </w:r>
-            <w:r>
-              <w:rPr>
-                <w:rFonts w:ascii="Calibri" w:hAnsi="Calibri" w:cs="Calibri"/>
-                <w:sz w:val="22"/>
-                <w:szCs w:val="22"/>
-              </w:rPr>
-              <w:t>N</w:t>
-            </w:r>
-            <w:proofErr w:type="spellEnd"/>
-            <w:proofErr w:type="gramEnd"/>
-            <w:r>
-              <w:rPr>
-                <w:rFonts w:ascii="Calibri" w:hAnsi="Calibri" w:cs="Calibri"/>
-                <w:sz w:val="22"/>
-                <w:szCs w:val="22"/>
-              </w:rPr>
-              <w:t>/A</w:t>
-            </w:r>
-          </w:p>
-        </w:tc>
-        <w:tc>
-          <w:tcPr>
-            <w:tcW w:w="1234" w:type="dxa"/>
-            <w:tcBorders>
-              <w:bottom w:val="single" w:sz="4" w:space="0" w:color="auto"/>
-            </w:tcBorders>
-            <w:vAlign w:val="center"/>
-          </w:tcPr>
-          <w:p>
-            <w:pPr>
-              <w:rPr>
-                <w:rFonts w:ascii="Calibri" w:hAnsi="Calibri" w:cs="Calibri"/>
-                <w:sz w:val="22"/>
-                <w:szCs w:val="22"/>
-              </w:rPr>
-            </w:pPr>
-            <w:r>
-              <w:rPr>
-                <w:rFonts w:ascii="Calibri" w:hAnsi="Calibri" w:cs="Calibri"/>
-                <w:sz w:val="22"/>
-                <w:szCs w:val="22"/>
-              </w:rPr>
-              <w:t>S1-B</w:t>
-            </w:r>
-          </w:p>
-        </w:tc>
-        <w:tc>
-          <w:tcPr>
-            <w:tcW w:w="1308" w:type="dxa"/>
-            <w:tcBorders>
-              <w:bottom w:val="single" w:sz="4" w:space="0" w:color="auto"/>
-            </w:tcBorders>
-            <w:vAlign w:val="center"/>
-          </w:tcPr>
-          <w:p>
-            <w:pPr>
-              <w:rPr>
-                <w:rFonts w:ascii="Calibri" w:hAnsi="Calibri" w:cs="Calibri"/>
-                <w:sz w:val="22"/>
-                <w:szCs w:val="22"/>
-              </w:rPr>
-            </w:pPr>
-            <w:r>
-              <w:rPr>
-                <w:rFonts w:ascii="Calibri" w:hAnsi="Calibri" w:cs="Calibri"/>
-                <w:sz w:val="22"/>
-                <w:szCs w:val="22"/>
-              </w:rPr>
-              <w:t>B3</w:t>
-            </w:r>
-          </w:p>
-        </w:tc>
-        <w:tc>
-          <w:tcPr>
-            <w:tcW w:w="1153" w:type="dxa"/>
-            <w:tcBorders>
-              <w:bottom w:val="single" w:sz="4" w:space="0" w:color="auto"/>
-            </w:tcBorders>
-            <w:vAlign w:val="center"/>
-          </w:tcPr>
-          <w:p>
-            <w:pPr>
-              <w:rPr>
-                <w:rFonts w:ascii="Calibri" w:hAnsi="Calibri" w:cs="Calibri"/>
-                <w:sz w:val="22"/>
-                <w:szCs w:val="22"/>
-              </w:rPr>
-            </w:pPr>
-            <w:r>
-              <w:rPr>
-                <w:rFonts w:ascii="Calibri" w:hAnsi="Calibri" w:cs="Calibri"/>
-                <w:sz w:val="22"/>
-                <w:szCs w:val="22"/>
-              </w:rPr>
-              <w:t>T1</w:t>
-            </w:r>
-          </w:p>
-        </w:tc>
-        <w:tc>
-          <w:tcPr>
-            <w:tcW w:w="886" w:type="dxa"/>
-            <w:tcBorders>
-              <w:bottom w:val="single" w:sz="4" w:space="0" w:color="auto"/>
-            </w:tcBorders>
-            <w:vAlign w:val="center"/>
-          </w:tcPr>
-          <w:p>
-            <w:pPr>
-              <w:rPr>
-                <w:rFonts w:ascii="Calibri" w:hAnsi="Calibri" w:cs="Calibri"/>
-                <w:sz w:val="22"/>
-                <w:szCs w:val="22"/>
-              </w:rPr>
-            </w:pPr>
-            <w:r>
-              <w:rPr>
-                <w:rFonts w:ascii="Calibri" w:hAnsi="Calibri" w:cs="Calibri"/>
-                <w:sz w:val="22"/>
-                <w:szCs w:val="22"/>
-              </w:rPr>
-              <w:t>F1</w:t>
-            </w:r>
-          </w:p>
-        </w:tc>
-        <w:tc>
-          <w:tcPr>
-            <w:tcW w:w="1013" w:type="dxa"/>
-            <w:tcBorders>
-              <w:bottom w:val="single" w:sz="4" w:space="0" w:color="auto"/>
-            </w:tcBorders>
-            <w:vAlign w:val="center"/>
-          </w:tcPr>
-          <w:p>
-            <w:pPr>
-              <w:rPr>
-                <w:rFonts w:ascii="Calibri" w:hAnsi="Calibri" w:cs="Calibri"/>
-                <w:sz w:val="22"/>
-                <w:szCs w:val="22"/>
-              </w:rPr>
-            </w:pPr>
-            <w:r>
-              <w:rPr>
-                <w:rFonts w:ascii="Calibri" w:hAnsi="Calibri" w:cs="Calibri"/>
-                <w:sz w:val="22"/>
-                <w:szCs w:val="22"/>
-              </w:rPr>
-              <w:t>H2</w:t>
-            </w:r>
-          </w:p>
-        </w:tc>
-        <w:tc>
-          <w:tcPr>
-            <w:tcW w:w="1148" w:type="dxa"/>
-            <w:tcBorders>
-              <w:bottom w:val="single" w:sz="4" w:space="0" w:color="auto"/>
-            </w:tcBorders>
-            <w:vAlign w:val="center"/>
-          </w:tcPr>
-          <w:p>
-            <w:pPr>
-              <w:rPr>
-                <w:rFonts w:ascii="Calibri" w:hAnsi="Calibri" w:cs="Calibri"/>
-                <w:sz w:val="22"/>
-                <w:szCs w:val="22"/>
-              </w:rPr>
-            </w:pPr>
-            <w:r>
-              <w:rPr>
-                <w:rFonts w:ascii="Calibri" w:hAnsi="Calibri" w:cs="Calibri"/>
-                <w:sz w:val="22"/>
-                <w:szCs w:val="22"/>
-              </w:rPr>
-              <w:t>E0</w:t>
-            </w:r>
-          </w:p>
-        </w:tc>
-        <w:tc>
-          <w:tcPr>
-            <w:tcW w:w="1178" w:type="dxa"/>
-            <w:vMerge w:val="restart"/>
-            <w:vAlign w:val="center"/>
-          </w:tcPr>
-          <w:p>
-            <w:pPr>
-              <w:rPr>
-                <w:rFonts w:ascii="Calibri" w:hAnsi="Calibri" w:cs="Calibri"/>
-                <w:sz w:val="22"/>
-                <w:szCs w:val="22"/>
-              </w:rPr>
-            </w:pPr>
-            <w:r>
-              <w:rPr>
-                <w:rFonts w:ascii="Calibri" w:hAnsi="Calibri" w:cs="Calibri"/>
-                <w:sz w:val="22"/>
-                <w:szCs w:val="22"/>
-              </w:rPr>
-              <w:t>SWIN Baseline and MLP early fusion with the best single fold model</w:t>
-            </w:r>
-          </w:p>
-        </w:tc>
-      </w:tr>
-      <w:tr>
-        <w:tc>
-          <w:tcPr>
-            <w:tcW w:w="1345" w:type="dxa"/>
-            <w:vMerge/>
-          </w:tcPr>
-          <w:p>
-            <w:pPr>
-              <w:rPr>
-                <w:rFonts w:ascii="Calibri" w:hAnsi="Calibri" w:cs="Calibri"/>
-                <w:sz w:val="22"/>
-                <w:szCs w:val="22"/>
-              </w:rPr>
-            </w:pPr>
-          </w:p>
-        </w:tc>
-        <w:tc>
-          <w:tcPr>
-            <w:tcW w:w="1234" w:type="dxa"/>
-            <w:tcBorders>
-              <w:top w:val="single" w:sz="4" w:space="0" w:color="auto"/>
-            </w:tcBorders>
-            <w:vAlign w:val="center"/>
-          </w:tcPr>
-          <w:p>
-            <w:pPr>
-              <w:rPr>
-                <w:rFonts w:ascii="Calibri" w:hAnsi="Calibri" w:cs="Calibri"/>
-                <w:sz w:val="22"/>
-                <w:szCs w:val="22"/>
-              </w:rPr>
-            </w:pPr>
-            <w:r>
-              <w:rPr>
-                <w:rFonts w:ascii="Calibri" w:hAnsi="Calibri" w:cs="Calibri"/>
-                <w:sz w:val="22"/>
-                <w:szCs w:val="22"/>
-              </w:rPr>
-              <w:t xml:space="preserve">Strong Augmentation and </w:t>
-            </w:r>
-            <w:r>
-              <w:rPr>
-                <w:rFonts w:ascii="Calibri" w:hAnsi="Calibri" w:cs="Calibri"/>
-                <w:sz w:val="22"/>
-                <w:szCs w:val="22"/>
-              </w:rPr>
-              <w:t>384</w:t>
-            </w:r>
-            <w:r>
-              <w:rPr>
-                <w:rFonts w:ascii="Calibri" w:hAnsi="Calibri" w:cs="Calibri"/>
-                <w:sz w:val="22"/>
-                <w:szCs w:val="22"/>
-              </w:rPr>
-              <w:t xml:space="preserve"> resolutions</w:t>
-            </w:r>
-          </w:p>
-        </w:tc>
-        <w:tc>
-          <w:tcPr>
-            <w:tcW w:w="1308" w:type="dxa"/>
-            <w:tcBorders>
-              <w:top w:val="single" w:sz="4" w:space="0" w:color="auto"/>
-            </w:tcBorders>
-            <w:vAlign w:val="center"/>
-          </w:tcPr>
-          <w:p>
-            <w:pPr>
-              <w:rPr>
-                <w:rFonts w:ascii="Calibri" w:hAnsi="Calibri" w:cs="Calibri"/>
-                <w:sz w:val="22"/>
-                <w:szCs w:val="22"/>
-              </w:rPr>
-            </w:pPr>
-            <w:r>
-              <w:rPr>
-                <w:rFonts w:ascii="Calibri" w:hAnsi="Calibri" w:cs="Calibri"/>
-                <w:sz w:val="22"/>
-                <w:szCs w:val="22"/>
-              </w:rPr>
-              <w:t xml:space="preserve">Swin </w:t>
-            </w:r>
-            <w:r>
-              <w:rPr>
-                <w:rFonts w:ascii="Calibri" w:hAnsi="Calibri" w:cs="Calibri"/>
-                <w:sz w:val="22"/>
-                <w:szCs w:val="22"/>
-              </w:rPr>
-              <w:t>Transformer</w:t>
-            </w:r>
-          </w:p>
-        </w:tc>
-        <w:tc>
-          <w:tcPr>
-            <w:tcW w:w="1153" w:type="dxa"/>
-            <w:tcBorders>
-              <w:top w:val="single" w:sz="4" w:space="0" w:color="auto"/>
-            </w:tcBorders>
-            <w:vAlign w:val="center"/>
-          </w:tcPr>
-          <w:p>
-            <w:pPr>
-              <w:rPr>
-                <w:rFonts w:ascii="Calibri" w:hAnsi="Calibri" w:cs="Calibri"/>
-                <w:sz w:val="22"/>
-                <w:szCs w:val="22"/>
-              </w:rPr>
-            </w:pPr>
-            <w:r>
-              <w:rPr>
-                <w:rFonts w:ascii="Calibri" w:hAnsi="Calibri" w:cs="Calibri"/>
-                <w:sz w:val="22"/>
-                <w:szCs w:val="22"/>
-              </w:rPr>
-              <w:t>MLP</w:t>
-            </w:r>
-          </w:p>
-        </w:tc>
-        <w:tc>
-          <w:tcPr>
-            <w:tcW w:w="886" w:type="dxa"/>
-            <w:tcBorders>
-              <w:top w:val="single" w:sz="4" w:space="0" w:color="auto"/>
-            </w:tcBorders>
-            <w:vAlign w:val="center"/>
-          </w:tcPr>
-          <w:p>
-            <w:pPr>
-              <w:rPr>
-                <w:rFonts w:ascii="Calibri" w:hAnsi="Calibri" w:cs="Calibri"/>
-                <w:sz w:val="22"/>
-                <w:szCs w:val="22"/>
-              </w:rPr>
-            </w:pPr>
-            <w:r>
-              <w:rPr>
-                <w:rFonts w:ascii="Calibri" w:hAnsi="Calibri" w:cs="Calibri"/>
-                <w:sz w:val="22"/>
-                <w:szCs w:val="22"/>
-              </w:rPr>
-              <w:t>Early Fusion</w:t>
-            </w:r>
-          </w:p>
-        </w:tc>
-        <w:tc>
-          <w:tcPr>
-            <w:tcW w:w="1013" w:type="dxa"/>
-            <w:tcBorders>
-              <w:top w:val="single" w:sz="4" w:space="0" w:color="auto"/>
-            </w:tcBorders>
-            <w:vAlign w:val="center"/>
-          </w:tcPr>
-          <w:p>
-            <w:pPr>
-              <w:rPr>
-                <w:rFonts w:ascii="Calibri" w:hAnsi="Calibri" w:cs="Calibri"/>
-                <w:sz w:val="22"/>
-                <w:szCs w:val="22"/>
-              </w:rPr>
-            </w:pPr>
-            <w:r>
-              <w:rPr>
-                <w:rFonts w:ascii="Calibri" w:hAnsi="Calibri" w:cs="Calibri"/>
-                <w:sz w:val="22"/>
-                <w:szCs w:val="22"/>
-              </w:rPr>
-              <w:t>MLP Regressor</w:t>
-            </w:r>
-          </w:p>
-        </w:tc>
-        <w:tc>
-          <w:tcPr>
-            <w:tcW w:w="1148" w:type="dxa"/>
-            <w:tcBorders>
-              <w:top w:val="single" w:sz="4" w:space="0" w:color="auto"/>
-            </w:tcBorders>
-            <w:vAlign w:val="center"/>
-          </w:tcPr>
-          <w:p>
-            <w:pPr>
-              <w:rPr>
-                <w:rFonts w:ascii="Calibri" w:hAnsi="Calibri" w:cs="Calibri"/>
-                <w:sz w:val="22"/>
-                <w:szCs w:val="22"/>
-              </w:rPr>
-            </w:pPr>
-            <w:r>
-              <w:rPr>
-                <w:rFonts w:ascii="Calibri" w:hAnsi="Calibri" w:cs="Calibri"/>
-                <w:sz w:val="22"/>
-                <w:szCs w:val="22"/>
-              </w:rPr>
-              <w:t>Single Fold best Model</w:t>
-            </w:r>
-          </w:p>
-        </w:tc>
-        <w:tc>
-          <w:tcPr>
-            <w:tcW w:w="1178" w:type="dxa"/>
-            <w:vMerge/>
-            <w:vAlign w:val="center"/>
-          </w:tcPr>
-          <w:p>
-            <w:pPr>
-              <w:rPr>
-                <w:rFonts w:ascii="Calibri" w:hAnsi="Calibri" w:cs="Calibri"/>
-                <w:sz w:val="22"/>
-                <w:szCs w:val="22"/>
-              </w:rPr>
-            </w:pPr>
-          </w:p>
-        </w:tc>
-      </w:tr>
-      <w:tr>
-        <w:tc>
-          <w:tcPr>
-            <w:tcW w:w="1345" w:type="dxa"/>
-            <w:vMerge w:val="restart"/>
-          </w:tcPr>
-          <w:p>
-            <w:pPr>
-              <w:rPr>
-                <w:rFonts w:ascii="Calibri" w:hAnsi="Calibri" w:cs="Calibri"/>
-                <w:sz w:val="22"/>
-                <w:szCs w:val="22"/>
-              </w:rPr>
-            </w:pPr>
-            <w:r>
-              <w:rPr>
-                <w:rFonts w:ascii="Calibri" w:hAnsi="Calibri" w:cs="Calibri"/>
-                <w:sz w:val="22"/>
-                <w:szCs w:val="22"/>
-              </w:rPr>
-              <w:t>Exp10</w:t>
-            </w:r>
+            </w:pPr>
             <w:r>
               <w:rPr>
                 <w:rFonts w:ascii="Calibri" w:hAnsi="Calibri" w:cs="Calibri"/>
@@ -15166,7 +14513,15 @@
                 <w:sz w:val="22"/>
                 <w:szCs w:val="22"/>
               </w:rPr>
-              <w:t>:17.49</w:t>
+              <w:t>:1</w:t>
+            </w:r>
+            <w:r>
+              <w:rPr>
+                <w:rFonts w:ascii="Calibri" w:hAnsi="Calibri" w:cs="Calibri"/>
+                <w:sz w:val="22"/>
+                <w:szCs w:val="22"/>
+              </w:rPr>
+              <w:t>7.69</w:t>
             </w:r>
           </w:p>
           <w:p>
@@ -15193,7 +14548,7 @@
                 <w:sz w:val="22"/>
                 <w:szCs w:val="22"/>
               </w:rPr>
-              <w:t xml:space="preserve">: </w:t>
+              <w:t>:</w:t>
             </w:r>
             <w:r>
               <w:rPr>
@@ -15209,7 +14564,7 @@
           <w:tcPr>
             <w:tcW w:w="1234" w:type="dxa"/>
             <w:tcBorders>
-              <w:top w:val="nil"/>
+              <w:bottom w:val="single" w:sz="4" w:space="0" w:color="auto"/>
             </w:tcBorders>
             <w:vAlign w:val="center"/>
           </w:tcPr>
@@ -15235,7 +14590,7 @@
           <w:tcPr>
             <w:tcW w:w="1308" w:type="dxa"/>
             <w:tcBorders>
-              <w:top w:val="nil"/>
+              <w:bottom w:val="single" w:sz="4" w:space="0" w:color="auto"/>
             </w:tcBorders>
             <w:vAlign w:val="center"/>
           </w:tcPr>
@@ -15261,7 +14616,7 @@
           <w:tcPr>
             <w:tcW w:w="1153" w:type="dxa"/>
             <w:tcBorders>
-              <w:top w:val="nil"/>
+              <w:bottom w:val="single" w:sz="4" w:space="0" w:color="auto"/>
             </w:tcBorders>
             <w:vAlign w:val="center"/>
           </w:tcPr>
@@ -15287,7 +14642,7 @@
           <w:tcPr>
             <w:tcW w:w="886" w:type="dxa"/>
             <w:tcBorders>
-              <w:top w:val="nil"/>
+              <w:bottom w:val="single" w:sz="4" w:space="0" w:color="auto"/>
             </w:tcBorders>
             <w:vAlign w:val="center"/>
           </w:tcPr>
@@ -15313,7 +14668,7 @@
           <w:tcPr>
             <w:tcW w:w="1013" w:type="dxa"/>
             <w:tcBorders>
-              <w:top w:val="nil"/>
+              <w:bottom w:val="single" w:sz="4" w:space="0" w:color="auto"/>
             </w:tcBorders>
             <w:vAlign w:val="center"/>
           </w:tcPr>
@@ -15339,7 +14694,7 @@
           <w:tcPr>
             <w:tcW w:w="1148" w:type="dxa"/>
             <w:tcBorders>
-              <w:top w:val="nil"/>
+              <w:bottom w:val="single" w:sz="4" w:space="0" w:color="auto"/>
             </w:tcBorders>
             <w:vAlign w:val="center"/>
           </w:tcPr>
@@ -15357,7 +14712,7 @@
                 <w:sz w:val="22"/>
                 <w:szCs w:val="22"/>
               </w:rPr>
-              <w:t>E1</w:t>
+              <w:t>E0</w:t>
             </w:r>
           </w:p>
         </w:tc>
@@ -15365,6 +14720,7 @@
           <w:tcPr>
             <w:tcW w:w="1178" w:type="dxa"/>
             <w:vMerge w:val="restart"/>
+            <w:vAlign w:val="center"/>
           </w:tcPr>
           <w:p>
             <w:pPr>
@@ -15380,7 +14736,7 @@
                 <w:sz w:val="22"/>
                 <w:szCs w:val="22"/>
               </w:rPr>
-              <w:t>SWIN Baseline and MLP early fusion with 5 folds average</w:t>
+              <w:t>SWIN Baseline and MLP early fusion with the best single fold model</w:t>
             </w:r>
           </w:p>
         </w:tc>
@@ -15405,7 +14761,7 @@
           <w:tcPr>
             <w:tcW w:w="1234" w:type="dxa"/>
             <w:tcBorders>
-              <w:top w:val="nil"/>
+              <w:top w:val="single" w:sz="4" w:space="0" w:color="auto"/>
             </w:tcBorders>
             <w:vAlign w:val="center"/>
           </w:tcPr>
@@ -15447,7 +14803,7 @@
           <w:tcPr>
             <w:tcW w:w="1308" w:type="dxa"/>
             <w:tcBorders>
-              <w:top w:val="nil"/>
+              <w:top w:val="single" w:sz="4" w:space="0" w:color="auto"/>
             </w:tcBorders>
             <w:vAlign w:val="center"/>
           </w:tcPr>
@@ -15481,7 +14837,7 @@
           <w:tcPr>
             <w:tcW w:w="1153" w:type="dxa"/>
             <w:tcBorders>
-              <w:top w:val="nil"/>
+              <w:top w:val="single" w:sz="4" w:space="0" w:color="auto"/>
             </w:tcBorders>
             <w:vAlign w:val="center"/>
           </w:tcPr>
@@ -15507,7 +14863,7 @@
           <w:tcPr>
             <w:tcW w:w="886" w:type="dxa"/>
             <w:tcBorders>
-              <w:top w:val="nil"/>
+              <w:top w:val="single" w:sz="4" w:space="0" w:color="auto"/>
             </w:tcBorders>
             <w:vAlign w:val="center"/>
           </w:tcPr>
@@ -15533,7 +14889,7 @@
           <w:tcPr>
             <w:tcW w:w="1013" w:type="dxa"/>
             <w:tcBorders>
-              <w:top w:val="nil"/>
+              <w:top w:val="single" w:sz="4" w:space="0" w:color="auto"/>
             </w:tcBorders>
             <w:vAlign w:val="center"/>
           </w:tcPr>
@@ -15559,7 +14915,7 @@
           <w:tcPr>
             <w:tcW w:w="1148" w:type="dxa"/>
             <w:tcBorders>
-              <w:top w:val="nil"/>
+              <w:top w:val="single" w:sz="4" w:space="0" w:color="auto"/>
             </w:tcBorders>
             <w:vAlign w:val="center"/>
           </w:tcPr>
@@ -15577,7 +14933,7 @@
                 <w:sz w:val="22"/>
                 <w:szCs w:val="22"/>
               </w:rPr>
-              <w:t>5 folds average</w:t>
+              <w:t>Single Fold best Model</w:t>
             </w:r>
           </w:p>
         </w:tc>
@@ -15618,7 +14974,7 @@
                 <w:sz w:val="22"/>
                 <w:szCs w:val="22"/>
               </w:rPr>
-              <w:t>Exp11</w:t>
+              <w:t>Exp10</w:t>
             </w:r>
             <w:r>
               <w:rPr>
@@ -15672,7 +15028,7 @@
                 <w:sz w:val="22"/>
                 <w:szCs w:val="22"/>
               </w:rPr>
-              <w:t>:17.61</w:t>
+              <w:t>:17.49</w:t>
             </w:r>
           </w:p>
           <w:p>
@@ -15699,6 +15055,512 @@
                 <w:sz w:val="22"/>
                 <w:szCs w:val="22"/>
               </w:rPr>
+              <w:t xml:space="preserve">: </w:t>
+            </w:r>
+            <w:r>
+              <w:rPr>
+                <w:rFonts w:ascii="Calibri" w:hAnsi="Calibri" w:cs="Calibri"/>
+                <w:sz w:val="22"/>
+                <w:szCs w:val="22"/>
+              </w:rPr>
+              <w:t>N/A</w:t>
+            </w:r>
+          </w:p>
+        </w:tc>
+        <w:tc>
+          <w:tcPr>
+            <w:tcW w:w="1234" w:type="dxa"/>
+            <w:tcBorders>
+              <w:top w:val="nil"/>
+            </w:tcBorders>
+            <w:vAlign w:val="center"/>
+          </w:tcPr>
+          <w:p>
+            <w:pPr>
+              <w:rPr>
+                <w:rFonts w:ascii="Calibri" w:hAnsi="Calibri" w:cs="Calibri"/>
+                <w:sz w:val="22"/>
+                <w:szCs w:val="22"/>
+              </w:rPr>
+            </w:pPr>
+            <w:r>
+              <w:rPr>
+                <w:rFonts w:ascii="Calibri" w:hAnsi="Calibri" w:cs="Calibri"/>
+                <w:sz w:val="22"/>
+                <w:szCs w:val="22"/>
+              </w:rPr>
+              <w:t>S1-B</w:t>
+            </w:r>
+          </w:p>
+        </w:tc>
+        <w:tc>
+          <w:tcPr>
+            <w:tcW w:w="1308" w:type="dxa"/>
+            <w:tcBorders>
+              <w:top w:val="nil"/>
+            </w:tcBorders>
+            <w:vAlign w:val="center"/>
+          </w:tcPr>
+          <w:p>
+            <w:pPr>
+              <w:rPr>
+                <w:rFonts w:ascii="Calibri" w:hAnsi="Calibri" w:cs="Calibri"/>
+                <w:sz w:val="22"/>
+                <w:szCs w:val="22"/>
+              </w:rPr>
+            </w:pPr>
+            <w:r>
+              <w:rPr>
+                <w:rFonts w:ascii="Calibri" w:hAnsi="Calibri" w:cs="Calibri"/>
+                <w:sz w:val="22"/>
+                <w:szCs w:val="22"/>
+              </w:rPr>
+              <w:t>B3</w:t>
+            </w:r>
+          </w:p>
+        </w:tc>
+        <w:tc>
+          <w:tcPr>
+            <w:tcW w:w="1153" w:type="dxa"/>
+            <w:tcBorders>
+              <w:top w:val="nil"/>
+            </w:tcBorders>
+            <w:vAlign w:val="center"/>
+          </w:tcPr>
+          <w:p>
+            <w:pPr>
+              <w:rPr>
+                <w:rFonts w:ascii="Calibri" w:hAnsi="Calibri" w:cs="Calibri"/>
+                <w:sz w:val="22"/>
+                <w:szCs w:val="22"/>
+              </w:rPr>
+            </w:pPr>
+            <w:r>
+              <w:rPr>
+                <w:rFonts w:ascii="Calibri" w:hAnsi="Calibri" w:cs="Calibri"/>
+                <w:sz w:val="22"/>
+                <w:szCs w:val="22"/>
+              </w:rPr>
+              <w:t>T1</w:t>
+            </w:r>
+          </w:p>
+        </w:tc>
+        <w:tc>
+          <w:tcPr>
+            <w:tcW w:w="886" w:type="dxa"/>
+            <w:tcBorders>
+              <w:top w:val="nil"/>
+            </w:tcBorders>
+            <w:vAlign w:val="center"/>
+          </w:tcPr>
+          <w:p>
+            <w:pPr>
+              <w:rPr>
+                <w:rFonts w:ascii="Calibri" w:hAnsi="Calibri" w:cs="Calibri"/>
+                <w:sz w:val="22"/>
+                <w:szCs w:val="22"/>
+              </w:rPr>
+            </w:pPr>
+            <w:r>
+              <w:rPr>
+                <w:rFonts w:ascii="Calibri" w:hAnsi="Calibri" w:cs="Calibri"/>
+                <w:sz w:val="22"/>
+                <w:szCs w:val="22"/>
+              </w:rPr>
+              <w:t>F1</w:t>
+            </w:r>
+          </w:p>
+        </w:tc>
+        <w:tc>
+          <w:tcPr>
+            <w:tcW w:w="1013" w:type="dxa"/>
+            <w:tcBorders>
+              <w:top w:val="nil"/>
+            </w:tcBorders>
+            <w:vAlign w:val="center"/>
+          </w:tcPr>
+          <w:p>
+            <w:pPr>
+              <w:rPr>
+                <w:rFonts w:ascii="Calibri" w:hAnsi="Calibri" w:cs="Calibri"/>
+                <w:sz w:val="22"/>
+                <w:szCs w:val="22"/>
+              </w:rPr>
+            </w:pPr>
+            <w:r>
+              <w:rPr>
+                <w:rFonts w:ascii="Calibri" w:hAnsi="Calibri" w:cs="Calibri"/>
+                <w:sz w:val="22"/>
+                <w:szCs w:val="22"/>
+              </w:rPr>
+              <w:t>H2</w:t>
+            </w:r>
+          </w:p>
+        </w:tc>
+        <w:tc>
+          <w:tcPr>
+            <w:tcW w:w="1148" w:type="dxa"/>
+            <w:tcBorders>
+              <w:top w:val="nil"/>
+            </w:tcBorders>
+            <w:vAlign w:val="center"/>
+          </w:tcPr>
+          <w:p>
+            <w:pPr>
+              <w:rPr>
+                <w:rFonts w:ascii="Calibri" w:hAnsi="Calibri" w:cs="Calibri"/>
+                <w:sz w:val="22"/>
+                <w:szCs w:val="22"/>
+              </w:rPr>
+            </w:pPr>
+            <w:r>
+              <w:rPr>
+                <w:rFonts w:ascii="Calibri" w:hAnsi="Calibri" w:cs="Calibri"/>
+                <w:sz w:val="22"/>
+                <w:szCs w:val="22"/>
+              </w:rPr>
+              <w:t>E1</w:t>
+            </w:r>
+          </w:p>
+        </w:tc>
+        <w:tc>
+          <w:tcPr>
+            <w:tcW w:w="1178" w:type="dxa"/>
+            <w:vMerge w:val="restart"/>
+          </w:tcPr>
+          <w:p>
+            <w:pPr>
+              <w:rPr>
+                <w:rFonts w:ascii="Calibri" w:hAnsi="Calibri" w:cs="Calibri"/>
+                <w:sz w:val="22"/>
+                <w:szCs w:val="22"/>
+              </w:rPr>
+            </w:pPr>
+            <w:r>
+              <w:rPr>
+                <w:rFonts w:ascii="Calibri" w:hAnsi="Calibri" w:cs="Calibri"/>
+                <w:sz w:val="22"/>
+                <w:szCs w:val="22"/>
+              </w:rPr>
+              <w:t>SWIN Baseline and MLP early fusion with 5 folds average</w:t>
+            </w:r>
+          </w:p>
+        </w:tc>
+      </w:tr>
+      <w:tr>
+        <w:tc>
+          <w:tcPr>
+            <w:tcW w:w="1345" w:type="dxa"/>
+            <w:vMerge/>
+          </w:tcPr>
+          <w:p>
+            <w:pPr>
+              <w:rPr>
+                <w:rFonts w:ascii="Calibri" w:hAnsi="Calibri" w:cs="Calibri"/>
+                <w:sz w:val="22"/>
+                <w:szCs w:val="22"/>
+              </w:rPr>
+            </w:pPr>
+          </w:p>
+        </w:tc>
+        <w:tc>
+          <w:tcPr>
+            <w:tcW w:w="1234" w:type="dxa"/>
+            <w:tcBorders>
+              <w:top w:val="nil"/>
+            </w:tcBorders>
+            <w:vAlign w:val="center"/>
+          </w:tcPr>
+          <w:p>
+            <w:pPr>
+              <w:rPr>
+                <w:rFonts w:ascii="Calibri" w:hAnsi="Calibri" w:cs="Calibri"/>
+                <w:sz w:val="22"/>
+                <w:szCs w:val="22"/>
+              </w:rPr>
+            </w:pPr>
+            <w:r>
+              <w:rPr>
+                <w:rFonts w:ascii="Calibri" w:hAnsi="Calibri" w:cs="Calibri"/>
+                <w:sz w:val="22"/>
+                <w:szCs w:val="22"/>
+              </w:rPr>
+              <w:t xml:space="preserve">Strong Augmentation and </w:t>
+            </w:r>
+            <w:r>
+              <w:rPr>
+                <w:rFonts w:ascii="Calibri" w:hAnsi="Calibri" w:cs="Calibri"/>
+                <w:sz w:val="22"/>
+                <w:szCs w:val="22"/>
+              </w:rPr>
+              <w:t>384</w:t>
+            </w:r>
+            <w:r>
+              <w:rPr>
+                <w:rFonts w:ascii="Calibri" w:hAnsi="Calibri" w:cs="Calibri"/>
+                <w:sz w:val="22"/>
+                <w:szCs w:val="22"/>
+              </w:rPr>
+              <w:t xml:space="preserve"> resolutions</w:t>
+            </w:r>
+          </w:p>
+        </w:tc>
+        <w:tc>
+          <w:tcPr>
+            <w:tcW w:w="1308" w:type="dxa"/>
+            <w:tcBorders>
+              <w:top w:val="nil"/>
+            </w:tcBorders>
+            <w:vAlign w:val="center"/>
+          </w:tcPr>
+          <w:p>
+            <w:pPr>
+              <w:rPr>
+                <w:rFonts w:ascii="Calibri" w:hAnsi="Calibri" w:cs="Calibri"/>
+                <w:sz w:val="22"/>
+                <w:szCs w:val="22"/>
+              </w:rPr>
+            </w:pPr>
+            <w:r>
+              <w:rPr>
+                <w:rFonts w:ascii="Calibri" w:hAnsi="Calibri" w:cs="Calibri"/>
+                <w:sz w:val="22"/>
+                <w:szCs w:val="22"/>
+              </w:rPr>
+              <w:t xml:space="preserve">Swin </w:t>
+            </w:r>
+            <w:r>
+              <w:rPr>
+                <w:rFonts w:ascii="Calibri" w:hAnsi="Calibri" w:cs="Calibri"/>
+                <w:sz w:val="22"/>
+                <w:szCs w:val="22"/>
+              </w:rPr>
+              <w:t>Transformer</w:t>
+            </w:r>
+          </w:p>
+        </w:tc>
+        <w:tc>
+          <w:tcPr>
+            <w:tcW w:w="1153" w:type="dxa"/>
+            <w:tcBorders>
+              <w:top w:val="nil"/>
+            </w:tcBorders>
+            <w:vAlign w:val="center"/>
+          </w:tcPr>
+          <w:p>
+            <w:pPr>
+              <w:rPr>
+                <w:rFonts w:ascii="Calibri" w:hAnsi="Calibri" w:cs="Calibri"/>
+                <w:sz w:val="22"/>
+                <w:szCs w:val="22"/>
+              </w:rPr>
+            </w:pPr>
+            <w:r>
+              <w:rPr>
+                <w:rFonts w:ascii="Calibri" w:hAnsi="Calibri" w:cs="Calibri"/>
+                <w:sz w:val="22"/>
+                <w:szCs w:val="22"/>
+              </w:rPr>
+              <w:t>MLP</w:t>
+            </w:r>
+          </w:p>
+        </w:tc>
+        <w:tc>
+          <w:tcPr>
+            <w:tcW w:w="886" w:type="dxa"/>
+            <w:tcBorders>
+              <w:top w:val="nil"/>
+            </w:tcBorders>
+            <w:vAlign w:val="center"/>
+          </w:tcPr>
+          <w:p>
+            <w:pPr>
+              <w:rPr>
+                <w:rFonts w:ascii="Calibri" w:hAnsi="Calibri" w:cs="Calibri"/>
+                <w:sz w:val="22"/>
+                <w:szCs w:val="22"/>
+              </w:rPr>
+            </w:pPr>
+            <w:r>
+              <w:rPr>
+                <w:rFonts w:ascii="Calibri" w:hAnsi="Calibri" w:cs="Calibri"/>
+                <w:sz w:val="22"/>
+                <w:szCs w:val="22"/>
+              </w:rPr>
+              <w:t>Early Fusion</w:t>
+            </w:r>
+          </w:p>
+        </w:tc>
+        <w:tc>
+          <w:tcPr>
+            <w:tcW w:w="1013" w:type="dxa"/>
+            <w:tcBorders>
+              <w:top w:val="nil"/>
+            </w:tcBorders>
+            <w:vAlign w:val="center"/>
+          </w:tcPr>
+          <w:p>
+            <w:pPr>
+              <w:rPr>
+                <w:rFonts w:ascii="Calibri" w:hAnsi="Calibri" w:cs="Calibri"/>
+                <w:sz w:val="22"/>
+                <w:szCs w:val="22"/>
+              </w:rPr>
+            </w:pPr>
+            <w:r>
+              <w:rPr>
+                <w:rFonts w:ascii="Calibri" w:hAnsi="Calibri" w:cs="Calibri"/>
+                <w:sz w:val="22"/>
+                <w:szCs w:val="22"/>
+              </w:rPr>
+              <w:t>MLP Regressor</w:t>
+            </w:r>
+          </w:p>
+        </w:tc>
+        <w:tc>
+          <w:tcPr>
+            <w:tcW w:w="1148" w:type="dxa"/>
+            <w:tcBorders>
+              <w:top w:val="nil"/>
+            </w:tcBorders>
+            <w:vAlign w:val="center"/>
+          </w:tcPr>
+          <w:p>
+            <w:pPr>
+              <w:rPr>
+                <w:rFonts w:ascii="Calibri" w:hAnsi="Calibri" w:cs="Calibri"/>
+                <w:sz w:val="22"/>
+                <w:szCs w:val="22"/>
+              </w:rPr>
+            </w:pPr>
+            <w:r>
+              <w:rPr>
+                <w:rFonts w:ascii="Calibri" w:hAnsi="Calibri" w:cs="Calibri"/>
+                <w:sz w:val="22"/>
+                <w:szCs w:val="22"/>
+              </w:rPr>
+              <w:t>5 folds average</w:t>
+            </w:r>
+          </w:p>
+        </w:tc>
+        <w:tc>
+          <w:tcPr>
+            <w:tcW w:w="1178" w:type="dxa"/>
+            <w:vMerge/>
+            <w:vAlign w:val="center"/>
+          </w:tcPr>
+          <w:p>
+            <w:pPr>
+              <w:rPr>
+                <w:rFonts w:ascii="Calibri" w:hAnsi="Calibri" w:cs="Calibri"/>
+                <w:sz w:val="22"/>
+                <w:szCs w:val="22"/>
+              </w:rPr>
+            </w:pPr>
+          </w:p>
+        </w:tc>
+      </w:tr>
+      <w:tr>
+        <w:tc>
+          <w:tcPr>
+            <w:tcW w:w="1345" w:type="dxa"/>
+            <w:vMerge w:val="restart"/>
+          </w:tcPr>
+          <w:p>
+            <w:pPr>
+              <w:rPr>
+                <w:rFonts w:ascii="Calibri" w:hAnsi="Calibri" w:cs="Calibri"/>
+                <w:sz w:val="22"/>
+                <w:szCs w:val="22"/>
+              </w:rPr>
+            </w:pPr>
+            <w:r>
+              <w:rPr>
+                <w:rFonts w:ascii="Calibri" w:hAnsi="Calibri" w:cs="Calibri"/>
+                <w:sz w:val="22"/>
+                <w:szCs w:val="22"/>
+              </w:rPr>
+              <w:t>Exp11</w:t>
+            </w:r>
+            <w:r>
+              <w:rPr>
+                <w:rFonts w:ascii="Calibri" w:hAnsi="Calibri" w:cs="Calibri"/>
+                <w:sz w:val="22"/>
+                <w:szCs w:val="22"/>
+              </w:rPr>
+              <w:t xml:space="preserve"> (</w:t>
+            </w:r>
+            <w:hyperlink r:id="rId31" w:history="1">
+              <w:r>
+                <w:rPr>
+                  <w:rStyle w:val="Hyperlink"/>
+                  <w:rFonts w:ascii="Calibri" w:hAnsi="Calibri" w:cs="Calibri"/>
+                  <w:sz w:val="22"/>
+                  <w:szCs w:val="22"/>
+                </w:rPr>
+                <w:t>code</w:t>
+              </w:r>
+            </w:hyperlink>
+            <w:r>
+              <w:rPr>
+                <w:rFonts w:ascii="Calibri" w:hAnsi="Calibri" w:cs="Calibri"/>
+                <w:sz w:val="22"/>
+                <w:szCs w:val="22"/>
+              </w:rPr>
+              <w:t>)</w:t>
+            </w:r>
+          </w:p>
+          <w:p>
+            <w:pPr>
+              <w:rPr>
+                <w:rFonts w:ascii="Calibri" w:hAnsi="Calibri" w:cs="Calibri"/>
+                <w:sz w:val="22"/>
+                <w:szCs w:val="22"/>
+              </w:rPr>
+            </w:pPr>
+            <w:r>
+              <w:rPr>
+                <w:rFonts w:ascii="Calibri" w:hAnsi="Calibri" w:cs="Calibri"/>
+                <w:b/>
+                <w:bCs/>
+                <w:sz w:val="22"/>
+                <w:szCs w:val="22"/>
+              </w:rPr>
+              <w:t>RMSE</w:t>
+            </w:r>
+            <w:r>
+              <w:rPr>
+                <w:rFonts w:ascii="Calibri" w:hAnsi="Calibri" w:cs="Calibri"/>
+                <w:sz w:val="22"/>
+                <w:szCs w:val="22"/>
+              </w:rPr>
+              <w:t>:17.61</w:t>
+            </w:r>
+          </w:p>
+          <w:p>
+            <w:pPr>
+              <w:rPr>
+                <w:rFonts w:ascii="Calibri" w:hAnsi="Calibri" w:cs="Calibri"/>
+                <w:sz w:val="22"/>
+                <w:szCs w:val="22"/>
+              </w:rPr>
+            </w:pPr>
+            <w:r>
+              <w:rPr>
+                <w:rFonts w:ascii="Calibri" w:hAnsi="Calibri" w:cs="Calibri"/>
+                <w:b/>
+                <w:bCs/>
+                <w:sz w:val="22"/>
+                <w:szCs w:val="22"/>
+              </w:rPr>
+              <w:t>Std</w:t>
+            </w:r>
+            <w:r>
+              <w:rPr>
+                <w:rFonts w:ascii="Calibri" w:hAnsi="Calibri" w:cs="Calibri"/>
+                <w:sz w:val="22"/>
+                <w:szCs w:val="22"/>
+              </w:rPr>
               <w:t>: N/A</w:t>
             </w:r>
           </w:p>
@@ -15861,25 +15723,7 @@
                 <w:sz w:val="22"/>
                 <w:szCs w:val="22"/>
               </w:rPr>
-              <w:t xml:space="preserve">SWIN and </w:t>
-            </w:r>
-            <w:proofErr w:type="spellStart"/>
-            <w:r>
-              <w:rPr>
-                <w:rFonts w:ascii="Calibri" w:hAnsi="Calibri" w:cs="Calibri"/>
-                <w:sz w:val="22"/>
-                <w:szCs w:val="22"/>
-              </w:rPr>
-              <w:t>LIghtGBM</w:t>
-            </w:r>
-            <w:proofErr w:type="spellEnd"/>
-            <w:r>
-              <w:rPr>
-                <w:rFonts w:ascii="Calibri" w:hAnsi="Calibri" w:cs="Calibri"/>
-                <w:sz w:val="22"/>
-                <w:szCs w:val="22"/>
-              </w:rPr>
-              <w:t xml:space="preserve"> with Support vector Regressor (SVR) as 2</w:t>
+              <w:t>SWIN and LIghtGBM with Support vector Regressor (SVR) as 2</w:t>
             </w:r>
             <w:r>
               <w:rPr>
@@ -15984,7 +15828,6 @@
                 <w:szCs w:val="22"/>
               </w:rPr>
             </w:pPr>
-            <w:proofErr w:type="spellStart"/>
             <w:r>
               <w:rPr>
                 <w:rFonts w:ascii="Calibri" w:hAnsi="Calibri" w:cs="Calibri"/>
@@ -15993,7 +15836,6 @@
               </w:rPr>
               <w:t>LightGBM</w:t>
             </w:r>
-            <w:proofErr w:type="spellEnd"/>
           </w:p>
         </w:tc>
         <w:tc>
@@ -16459,8 +16301,6 @@
         <w:t xml:space="preserve">, all the other components set to fixed except the one in column of Changed Component. </w:t>
       </w:r>
     </w:p>
-    <w:p/>
-    <w:p/>
     <w:p>
       <w:pPr>
         <w:pStyle w:val="Caption"/>
@@ -16898,239 +16738,6 @@
               </w:rPr>
               <w:t>(</w:t>
             </w:r>
-            <w:hyperlink r:id="rId31" w:history="1">
-              <w:r>
-                <w:rPr>
-                  <w:rStyle w:val="Hyperlink"/>
-                  <w:rFonts w:ascii="Calibri" w:hAnsi="Calibri" w:cs="Calibri"/>
-                  <w:sz w:val="20"/>
-                  <w:szCs w:val="20"/>
-                </w:rPr>
-                <w:t>code</w:t>
-              </w:r>
-            </w:hyperlink>
-            <w:r>
-              <w:rPr>
-                <w:rFonts w:ascii="Calibri" w:hAnsi="Calibri" w:cs="Calibri"/>
-                <w:sz w:val="20"/>
-                <w:szCs w:val="20"/>
-              </w:rPr>
-              <w:t>)</w:t>
-            </w:r>
-          </w:p>
-          <w:p>
-            <w:pPr>
-              <w:rPr>
-                <w:rFonts w:ascii="Calibri" w:hAnsi="Calibri" w:cs="Calibri"/>
-                <w:sz w:val="20"/>
-                <w:szCs w:val="20"/>
-              </w:rPr>
-            </w:pPr>
-            <w:r>
-              <w:rPr>
-                <w:rFonts w:ascii="Calibri" w:hAnsi="Calibri" w:cs="Calibri"/>
-                <w:sz w:val="20"/>
-                <w:szCs w:val="20"/>
-              </w:rPr>
-              <w:t>(EfficientNetB4)</w:t>
-            </w:r>
-          </w:p>
-        </w:tc>
-        <w:tc>
-          <w:tcPr>
-            <w:tcW w:w="1673" w:type="dxa"/>
-          </w:tcPr>
-          <w:p>
-            <w:pPr>
-              <w:rPr>
-                <w:rFonts w:ascii="Calibri" w:hAnsi="Calibri" w:cs="Calibri"/>
-                <w:sz w:val="20"/>
-                <w:szCs w:val="20"/>
-              </w:rPr>
-            </w:pPr>
-            <w:r>
-              <w:rPr>
-                <w:rFonts w:ascii="Calibri" w:hAnsi="Calibri" w:cs="Calibri"/>
-                <w:sz w:val="20"/>
-                <w:szCs w:val="20"/>
-              </w:rPr>
-              <w:t>S1-B</w:t>
-            </w:r>
-          </w:p>
-          <w:p>
-            <w:pPr>
-              <w:rPr>
-                <w:rFonts w:ascii="Calibri" w:hAnsi="Calibri" w:cs="Calibri"/>
-                <w:sz w:val="20"/>
-                <w:szCs w:val="20"/>
-              </w:rPr>
-            </w:pPr>
-            <w:r>
-              <w:rPr>
-                <w:rFonts w:ascii="Calibri" w:hAnsi="Calibri" w:cs="Calibri"/>
-                <w:sz w:val="20"/>
-                <w:szCs w:val="20"/>
-              </w:rPr>
-              <w:t>(Strong Augmentation and Resolution)</w:t>
-            </w:r>
-          </w:p>
-        </w:tc>
-        <w:tc>
-          <w:tcPr>
-            <w:tcW w:w="1074" w:type="dxa"/>
-          </w:tcPr>
-          <w:p>
-            <w:pPr>
-              <w:rPr>
-                <w:rFonts w:ascii="Calibri" w:hAnsi="Calibri" w:cs="Calibri"/>
-                <w:sz w:val="20"/>
-                <w:szCs w:val="20"/>
-              </w:rPr>
-            </w:pPr>
-            <w:r>
-              <w:rPr>
-                <w:rFonts w:ascii="Calibri" w:hAnsi="Calibri" w:cs="Calibri"/>
-                <w:sz w:val="20"/>
-                <w:szCs w:val="20"/>
-              </w:rPr>
-              <w:t>18.68</w:t>
-            </w:r>
-          </w:p>
-        </w:tc>
-        <w:tc>
-          <w:tcPr>
-            <w:tcW w:w="973" w:type="dxa"/>
-          </w:tcPr>
-          <w:p>
-            <w:pPr>
-              <w:rPr>
-                <w:rFonts w:ascii="Calibri" w:hAnsi="Calibri" w:cs="Calibri"/>
-                <w:sz w:val="20"/>
-                <w:szCs w:val="20"/>
-              </w:rPr>
-            </w:pPr>
-            <w:r>
-              <w:rPr>
-                <w:rFonts w:ascii="Calibri" w:hAnsi="Calibri" w:cs="Calibri"/>
-                <w:sz w:val="20"/>
-                <w:szCs w:val="20"/>
-              </w:rPr>
-              <w:t>0.29</w:t>
-            </w:r>
-          </w:p>
-        </w:tc>
-        <w:tc>
-          <w:tcPr>
-            <w:tcW w:w="1146" w:type="dxa"/>
-            <w:vMerge w:val="restart"/>
-          </w:tcPr>
-          <w:p>
-            <w:pPr>
-              <w:rPr>
-                <w:rFonts w:ascii="Calibri" w:hAnsi="Calibri" w:cs="Calibri"/>
-                <w:sz w:val="20"/>
-                <w:szCs w:val="20"/>
-              </w:rPr>
-            </w:pPr>
-          </w:p>
-          <w:p>
-            <w:pPr>
-              <w:rPr>
-                <w:rFonts w:ascii="Calibri" w:hAnsi="Calibri" w:cs="Calibri"/>
-                <w:sz w:val="20"/>
-                <w:szCs w:val="20"/>
-              </w:rPr>
-            </w:pPr>
-          </w:p>
-          <w:p>
-            <w:pPr>
-              <w:rPr>
-                <w:rFonts w:ascii="Calibri" w:hAnsi="Calibri" w:cs="Calibri"/>
-                <w:sz w:val="20"/>
-                <w:szCs w:val="20"/>
-              </w:rPr>
-            </w:pPr>
-          </w:p>
-          <w:p>
-            <w:pPr>
-              <w:rPr>
-                <w:rFonts w:ascii="Calibri" w:hAnsi="Calibri" w:cs="Calibri"/>
-                <w:sz w:val="20"/>
-                <w:szCs w:val="20"/>
-              </w:rPr>
-            </w:pPr>
-          </w:p>
-          <w:p>
-            <w:pPr>
-              <w:rPr>
-                <w:rFonts w:ascii="Calibri" w:hAnsi="Calibri" w:cs="Calibri"/>
-                <w:sz w:val="20"/>
-                <w:szCs w:val="20"/>
-              </w:rPr>
-            </w:pPr>
-            <w:r>
-              <w:rPr>
-                <w:rFonts w:ascii="Calibri" w:hAnsi="Calibri" w:cs="Calibri"/>
-                <w:sz w:val="20"/>
-                <w:szCs w:val="20"/>
-              </w:rPr>
-              <w:t>-0.38</w:t>
-            </w:r>
-          </w:p>
-        </w:tc>
-      </w:tr>
-      <w:tr>
-        <w:tc>
-          <w:tcPr>
-            <w:tcW w:w="1916" w:type="dxa"/>
-            <w:vMerge/>
-          </w:tcPr>
-          <w:p>
-            <w:pPr>
-              <w:rPr>
-                <w:rFonts w:ascii="Calibri" w:hAnsi="Calibri" w:cs="Calibri"/>
-                <w:sz w:val="20"/>
-                <w:szCs w:val="20"/>
-              </w:rPr>
-            </w:pPr>
-          </w:p>
-        </w:tc>
-        <w:tc>
-          <w:tcPr>
-            <w:tcW w:w="2568" w:type="dxa"/>
-          </w:tcPr>
-          <w:p>
-            <w:pPr>
-              <w:rPr>
-                <w:rFonts w:ascii="Calibri" w:hAnsi="Calibri" w:cs="Calibri"/>
-                <w:sz w:val="20"/>
-                <w:szCs w:val="20"/>
-              </w:rPr>
-            </w:pPr>
-            <w:r>
-              <w:rPr>
-                <w:rFonts w:ascii="Calibri" w:hAnsi="Calibri" w:cs="Calibri"/>
-                <w:sz w:val="20"/>
-                <w:szCs w:val="20"/>
-              </w:rPr>
-              <w:t>Exp8_1</w:t>
-            </w:r>
-            <w:r>
-              <w:rPr>
-                <w:rFonts w:ascii="Calibri" w:hAnsi="Calibri" w:cs="Calibri"/>
-                <w:sz w:val="20"/>
-                <w:szCs w:val="20"/>
-              </w:rPr>
-              <w:t xml:space="preserve"> </w:t>
-            </w:r>
-            <w:r>
-              <w:rPr>
-                <w:rFonts w:ascii="Calibri" w:hAnsi="Calibri" w:cs="Calibri"/>
-                <w:sz w:val="20"/>
-                <w:szCs w:val="20"/>
-              </w:rPr>
-              <w:t>(</w:t>
-            </w:r>
             <w:hyperlink r:id="rId32" w:history="1">
               <w:r>
                 <w:rPr>
@@ -17187,24 +16794,24 @@
                 <w:sz w:val="20"/>
                 <w:szCs w:val="20"/>
               </w:rPr>
-              <w:t>S1-A</w:t>
-            </w:r>
-          </w:p>
-          <w:p>
-            <w:pPr>
-              <w:rPr>
-                <w:rFonts w:ascii="Calibri" w:hAnsi="Calibri" w:cs="Calibri"/>
-                <w:sz w:val="20"/>
-                <w:szCs w:val="20"/>
-              </w:rPr>
-            </w:pPr>
-            <w:r>
-              <w:rPr>
-                <w:rFonts w:ascii="Calibri" w:hAnsi="Calibri" w:cs="Calibri"/>
-                <w:sz w:val="20"/>
-                <w:szCs w:val="20"/>
-              </w:rPr>
-              <w:t>Light Augmentation and Resolution</w:t>
+              <w:t>S1-B</w:t>
+            </w:r>
+          </w:p>
+          <w:p>
+            <w:pPr>
+              <w:rPr>
+                <w:rFonts w:ascii="Calibri" w:hAnsi="Calibri" w:cs="Calibri"/>
+                <w:sz w:val="20"/>
+                <w:szCs w:val="20"/>
+              </w:rPr>
+            </w:pPr>
+            <w:r>
+              <w:rPr>
+                <w:rFonts w:ascii="Calibri" w:hAnsi="Calibri" w:cs="Calibri"/>
+                <w:sz w:val="20"/>
+                <w:szCs w:val="20"/>
+              </w:rPr>
+              <w:t>(Strong Augmentation and Resolution)</w:t>
             </w:r>
           </w:p>
         </w:tc>
@@ -17226,7 +16833,7 @@
                 <w:sz w:val="20"/>
                 <w:szCs w:val="20"/>
               </w:rPr>
-              <w:t>19.06</w:t>
+              <w:t>18.68</w:t>
             </w:r>
           </w:p>
         </w:tc>
@@ -17248,23 +16855,67 @@
                 <w:sz w:val="20"/>
                 <w:szCs w:val="20"/>
               </w:rPr>
-              <w:t>0.43</w:t>
+              <w:t>0.29</w:t>
             </w:r>
           </w:p>
         </w:tc>
         <w:tc>
           <w:tcPr>
             <w:tcW w:w="1146" w:type="dxa"/>
-            <w:vMerge/>
-          </w:tcPr>
-          <w:p>
-            <w:pPr>
-              <w:rPr>
-                <w:rFonts w:ascii="Calibri" w:hAnsi="Calibri" w:cs="Calibri"/>
-                <w:sz w:val="20"/>
-                <w:szCs w:val="20"/>
-              </w:rPr>
-            </w:pPr>
+            <w:vMerge w:val="restart"/>
+          </w:tcPr>
+          <w:p>
+            <w:pPr>
+              <w:rPr>
+                <w:rFonts w:ascii="Calibri" w:hAnsi="Calibri" w:cs="Calibri"/>
+                <w:sz w:val="20"/>
+                <w:szCs w:val="20"/>
+              </w:rPr>
+            </w:pPr>
+          </w:p>
+          <w:p>
+            <w:pPr>
+              <w:rPr>
+                <w:rFonts w:ascii="Calibri" w:hAnsi="Calibri" w:cs="Calibri"/>
+                <w:sz w:val="20"/>
+                <w:szCs w:val="20"/>
+              </w:rPr>
+            </w:pPr>
+          </w:p>
+          <w:p>
+            <w:pPr>
+              <w:rPr>
+                <w:rFonts w:ascii="Calibri" w:hAnsi="Calibri" w:cs="Calibri"/>
+                <w:sz w:val="20"/>
+                <w:szCs w:val="20"/>
+              </w:rPr>
+            </w:pPr>
+          </w:p>
+          <w:p>
+            <w:pPr>
+              <w:rPr>
+                <w:rFonts w:ascii="Calibri" w:hAnsi="Calibri" w:cs="Calibri"/>
+                <w:sz w:val="20"/>
+                <w:szCs w:val="20"/>
+              </w:rPr>
+            </w:pPr>
+          </w:p>
+          <w:p>
+            <w:pPr>
+              <w:rPr>
+                <w:rFonts w:ascii="Calibri" w:hAnsi="Calibri" w:cs="Calibri"/>
+                <w:sz w:val="20"/>
+                <w:szCs w:val="20"/>
+              </w:rPr>
+            </w:pPr>
+            <w:r>
+              <w:rPr>
+                <w:rFonts w:ascii="Calibri" w:hAnsi="Calibri" w:cs="Calibri"/>
+                <w:sz w:val="20"/>
+                <w:szCs w:val="20"/>
+              </w:rPr>
+              <w:t>-0.38</w:t>
+            </w:r>
           </w:p>
         </w:tc>
       </w:tr>
@@ -17302,7 +16953,7 @@
                 <w:sz w:val="20"/>
                 <w:szCs w:val="20"/>
               </w:rPr>
-              <w:t>Exp3</w:t>
+              <w:t>Exp8_1</w:t>
             </w:r>
             <w:r>
               <w:rPr>
@@ -17354,7 +17005,7 @@
                 <w:sz w:val="20"/>
                 <w:szCs w:val="20"/>
               </w:rPr>
-              <w:t>(Swin Transformer)</w:t>
+              <w:t>(EfficientNetB4)</w:t>
             </w:r>
           </w:p>
         </w:tc>
@@ -17376,24 +17027,24 @@
                 <w:sz w:val="20"/>
                 <w:szCs w:val="20"/>
               </w:rPr>
-              <w:t>S1-B</w:t>
-            </w:r>
-          </w:p>
-          <w:p>
-            <w:pPr>
-              <w:rPr>
-                <w:rFonts w:ascii="Calibri" w:hAnsi="Calibri" w:cs="Calibri"/>
-                <w:sz w:val="20"/>
-                <w:szCs w:val="20"/>
-              </w:rPr>
-            </w:pPr>
-            <w:r>
-              <w:rPr>
-                <w:rFonts w:ascii="Calibri" w:hAnsi="Calibri" w:cs="Calibri"/>
-                <w:sz w:val="20"/>
-                <w:szCs w:val="20"/>
-              </w:rPr>
-              <w:t>(Strong Augmentation and Resolution)</w:t>
+              <w:t>S1-A</w:t>
+            </w:r>
+          </w:p>
+          <w:p>
+            <w:pPr>
+              <w:rPr>
+                <w:rFonts w:ascii="Calibri" w:hAnsi="Calibri" w:cs="Calibri"/>
+                <w:sz w:val="20"/>
+                <w:szCs w:val="20"/>
+              </w:rPr>
+            </w:pPr>
+            <w:r>
+              <w:rPr>
+                <w:rFonts w:ascii="Calibri" w:hAnsi="Calibri" w:cs="Calibri"/>
+                <w:sz w:val="20"/>
+                <w:szCs w:val="20"/>
+              </w:rPr>
+              <w:t>Light Augmentation and Resolution</w:t>
             </w:r>
           </w:p>
         </w:tc>
@@ -17415,7 +17066,7 @@
                 <w:sz w:val="20"/>
                 <w:szCs w:val="20"/>
               </w:rPr>
-              <w:t>17.71</w:t>
+              <w:t>19.06</w:t>
             </w:r>
           </w:p>
         </w:tc>
@@ -17437,66 +17088,23 @@
                 <w:sz w:val="20"/>
                 <w:szCs w:val="20"/>
               </w:rPr>
-              <w:t>0.3</w:t>
-            </w:r>
-            <w:r>
-              <w:rPr>
-                <w:rFonts w:ascii="Calibri" w:hAnsi="Calibri" w:cs="Calibri"/>
-                <w:sz w:val="20"/>
-                <w:szCs w:val="20"/>
-              </w:rPr>
-              <w:t>3</w:t>
+              <w:t>0.43</w:t>
             </w:r>
           </w:p>
         </w:tc>
         <w:tc>
           <w:tcPr>
             <w:tcW w:w="1146" w:type="dxa"/>
-            <w:vMerge w:val="restart"/>
-          </w:tcPr>
-          <w:p>
-            <w:pPr>
-              <w:rPr>
-                <w:rFonts w:ascii="Calibri" w:hAnsi="Calibri" w:cs="Calibri"/>
-                <w:sz w:val="20"/>
-                <w:szCs w:val="20"/>
-              </w:rPr>
-            </w:pPr>
-          </w:p>
-          <w:p>
-            <w:pPr>
-              <w:rPr>
-                <w:rFonts w:ascii="Calibri" w:hAnsi="Calibri" w:cs="Calibri"/>
-                <w:sz w:val="20"/>
-                <w:szCs w:val="20"/>
-              </w:rPr>
-            </w:pPr>
-          </w:p>
-          <w:p>
-            <w:pPr>
-              <w:rPr>
-                <w:rFonts w:ascii="Calibri" w:hAnsi="Calibri" w:cs="Calibri"/>
-                <w:sz w:val="20"/>
-                <w:szCs w:val="20"/>
-              </w:rPr>
-            </w:pPr>
-          </w:p>
-          <w:p>
-            <w:pPr>
-              <w:rPr>
-                <w:rFonts w:ascii="Calibri" w:hAnsi="Calibri" w:cs="Calibri"/>
-                <w:sz w:val="20"/>
-                <w:szCs w:val="20"/>
-              </w:rPr>
-            </w:pPr>
-            <w:r>
-              <w:rPr>
-                <w:rFonts w:ascii="Calibri" w:hAnsi="Calibri" w:cs="Calibri"/>
-                <w:sz w:val="20"/>
-                <w:szCs w:val="20"/>
-              </w:rPr>
-              <w:t>-0.14</w:t>
-            </w:r>
+            <w:vMerge/>
+          </w:tcPr>
+          <w:p>
+            <w:pPr>
+              <w:rPr>
+                <w:rFonts w:ascii="Calibri" w:hAnsi="Calibri" w:cs="Calibri"/>
+                <w:sz w:val="20"/>
+                <w:szCs w:val="20"/>
+              </w:rPr>
+            </w:pPr>
           </w:p>
         </w:tc>
       </w:tr>
@@ -17534,7 +17142,7 @@
                 <w:sz w:val="20"/>
                 <w:szCs w:val="20"/>
               </w:rPr>
-              <w:t>Exp3_1</w:t>
+              <w:t>Exp3</w:t>
             </w:r>
             <w:r>
               <w:rPr>
@@ -17608,24 +17216,24 @@
                 <w:sz w:val="20"/>
                 <w:szCs w:val="20"/>
               </w:rPr>
-              <w:t>S1-A</w:t>
-            </w:r>
-          </w:p>
-          <w:p>
-            <w:pPr>
-              <w:rPr>
-                <w:rFonts w:ascii="Calibri" w:hAnsi="Calibri" w:cs="Calibri"/>
-                <w:sz w:val="20"/>
-                <w:szCs w:val="20"/>
-              </w:rPr>
-            </w:pPr>
-            <w:r>
-              <w:rPr>
-                <w:rFonts w:ascii="Calibri" w:hAnsi="Calibri" w:cs="Calibri"/>
-                <w:sz w:val="20"/>
-                <w:szCs w:val="20"/>
-              </w:rPr>
-              <w:t>Light Augmentation and Resolution</w:t>
+              <w:t>S1-B</w:t>
+            </w:r>
+          </w:p>
+          <w:p>
+            <w:pPr>
+              <w:rPr>
+                <w:rFonts w:ascii="Calibri" w:hAnsi="Calibri" w:cs="Calibri"/>
+                <w:sz w:val="20"/>
+                <w:szCs w:val="20"/>
+              </w:rPr>
+            </w:pPr>
+            <w:r>
+              <w:rPr>
+                <w:rFonts w:ascii="Calibri" w:hAnsi="Calibri" w:cs="Calibri"/>
+                <w:sz w:val="20"/>
+                <w:szCs w:val="20"/>
+              </w:rPr>
+              <w:t>(Strong Augmentation and Resolution)</w:t>
             </w:r>
           </w:p>
         </w:tc>
@@ -17647,17 +17255,8 @@
                 <w:sz w:val="20"/>
                 <w:szCs w:val="20"/>
               </w:rPr>
-              <w:t>17.86</w:t>
-            </w:r>
-          </w:p>
-          <w:p>
-            <w:pPr>
-              <w:rPr>
-                <w:rFonts w:ascii="Calibri" w:hAnsi="Calibri" w:cs="Calibri"/>
-                <w:sz w:val="20"/>
-                <w:szCs w:val="20"/>
-              </w:rPr>
-            </w:pPr>
+              <w:t>17.71</w:t>
+            </w:r>
           </w:p>
         </w:tc>
         <w:tc>
@@ -17686,23 +17285,58 @@
                 <w:sz w:val="20"/>
                 <w:szCs w:val="20"/>
               </w:rPr>
-              <w:t>0</w:t>
+              <w:t>3</w:t>
             </w:r>
           </w:p>
         </w:tc>
         <w:tc>
           <w:tcPr>
             <w:tcW w:w="1146" w:type="dxa"/>
-            <w:vMerge/>
-          </w:tcPr>
-          <w:p>
-            <w:pPr>
-              <w:rPr>
-                <w:rFonts w:ascii="Calibri" w:hAnsi="Calibri" w:cs="Calibri"/>
-                <w:sz w:val="20"/>
-                <w:szCs w:val="20"/>
-              </w:rPr>
-            </w:pPr>
+            <w:vMerge w:val="restart"/>
+          </w:tcPr>
+          <w:p>
+            <w:pPr>
+              <w:rPr>
+                <w:rFonts w:ascii="Calibri" w:hAnsi="Calibri" w:cs="Calibri"/>
+                <w:sz w:val="20"/>
+                <w:szCs w:val="20"/>
+              </w:rPr>
+            </w:pPr>
+          </w:p>
+          <w:p>
+            <w:pPr>
+              <w:rPr>
+                <w:rFonts w:ascii="Calibri" w:hAnsi="Calibri" w:cs="Calibri"/>
+                <w:sz w:val="20"/>
+                <w:szCs w:val="20"/>
+              </w:rPr>
+            </w:pPr>
+          </w:p>
+          <w:p>
+            <w:pPr>
+              <w:rPr>
+                <w:rFonts w:ascii="Calibri" w:hAnsi="Calibri" w:cs="Calibri"/>
+                <w:sz w:val="20"/>
+                <w:szCs w:val="20"/>
+              </w:rPr>
+            </w:pPr>
+          </w:p>
+          <w:p>
+            <w:pPr>
+              <w:rPr>
+                <w:rFonts w:ascii="Calibri" w:hAnsi="Calibri" w:cs="Calibri"/>
+                <w:sz w:val="20"/>
+                <w:szCs w:val="20"/>
+              </w:rPr>
+            </w:pPr>
+            <w:r>
+              <w:rPr>
+                <w:rFonts w:ascii="Calibri" w:hAnsi="Calibri" w:cs="Calibri"/>
+                <w:sz w:val="20"/>
+                <w:szCs w:val="20"/>
+              </w:rPr>
+              <w:t>-0.14</w:t>
+            </w:r>
           </w:p>
         </w:tc>
       </w:tr>
@@ -17710,60 +17344,16 @@
         <w:tc>
           <w:tcPr>
             <w:tcW w:w="1916" w:type="dxa"/>
-            <w:vMerge w:val="restart"/>
-          </w:tcPr>
-          <w:p>
-            <w:pPr>
-              <w:rPr>
-                <w:rFonts w:ascii="Calibri" w:hAnsi="Calibri" w:cs="Calibri"/>
-                <w:sz w:val="20"/>
-                <w:szCs w:val="20"/>
-              </w:rPr>
-            </w:pPr>
-          </w:p>
-          <w:p>
-            <w:pPr>
-              <w:rPr>
-                <w:rFonts w:ascii="Calibri" w:hAnsi="Calibri" w:cs="Calibri"/>
-                <w:sz w:val="20"/>
-                <w:szCs w:val="20"/>
-              </w:rPr>
-            </w:pPr>
-          </w:p>
-          <w:p>
-            <w:pPr>
-              <w:rPr>
-                <w:rFonts w:ascii="Calibri" w:hAnsi="Calibri" w:cs="Calibri"/>
-                <w:sz w:val="20"/>
-                <w:szCs w:val="20"/>
-              </w:rPr>
-            </w:pPr>
-          </w:p>
-          <w:p>
-            <w:pPr>
-              <w:rPr>
-                <w:rFonts w:ascii="Calibri" w:hAnsi="Calibri" w:cs="Calibri"/>
-                <w:sz w:val="20"/>
-                <w:szCs w:val="20"/>
-              </w:rPr>
-            </w:pPr>
-          </w:p>
-          <w:p>
-            <w:pPr>
-              <w:rPr>
-                <w:rFonts w:ascii="Calibri" w:hAnsi="Calibri" w:cs="Calibri"/>
-                <w:sz w:val="20"/>
-                <w:szCs w:val="20"/>
-              </w:rPr>
-            </w:pPr>
-            <w:r>
-              <w:rPr>
-                <w:rFonts w:ascii="Calibri" w:hAnsi="Calibri" w:cs="Calibri"/>
-                <w:sz w:val="20"/>
-                <w:szCs w:val="20"/>
-              </w:rPr>
-              <w:t>Stage 2</w:t>
-            </w:r>
+            <w:vMerge/>
+          </w:tcPr>
+          <w:p>
+            <w:pPr>
+              <w:rPr>
+                <w:rFonts w:ascii="Calibri" w:hAnsi="Calibri" w:cs="Calibri"/>
+                <w:sz w:val="20"/>
+                <w:szCs w:val="20"/>
+              </w:rPr>
+            </w:pPr>
           </w:p>
         </w:tc>
         <w:tc>
@@ -17784,7 +17374,7 @@
                 <w:sz w:val="20"/>
                 <w:szCs w:val="20"/>
               </w:rPr>
-              <w:t>Exp3</w:t>
+              <w:t>Exp3_1</w:t>
             </w:r>
             <w:r>
               <w:rPr>
@@ -17836,17 +17426,8 @@
                 <w:sz w:val="20"/>
                 <w:szCs w:val="20"/>
               </w:rPr>
-              <w:t>(Swin Transformer))</w:t>
-            </w:r>
-          </w:p>
-          <w:p>
-            <w:pPr>
-              <w:rPr>
-                <w:rFonts w:ascii="Calibri" w:hAnsi="Calibri" w:cs="Calibri"/>
-                <w:sz w:val="20"/>
-                <w:szCs w:val="20"/>
-              </w:rPr>
-            </w:pPr>
+              <w:t>(Swin Transformer)</w:t>
+            </w:r>
           </w:p>
         </w:tc>
         <w:tc>
@@ -17867,7 +17448,24 @@
                 <w:sz w:val="20"/>
                 <w:szCs w:val="20"/>
               </w:rPr>
-              <w:t>B3</w:t>
+              <w:t>S1-A</w:t>
+            </w:r>
+          </w:p>
+          <w:p>
+            <w:pPr>
+              <w:rPr>
+                <w:rFonts w:ascii="Calibri" w:hAnsi="Calibri" w:cs="Calibri"/>
+                <w:sz w:val="20"/>
+                <w:szCs w:val="20"/>
+              </w:rPr>
+            </w:pPr>
+            <w:r>
+              <w:rPr>
+                <w:rFonts w:ascii="Calibri" w:hAnsi="Calibri" w:cs="Calibri"/>
+                <w:sz w:val="20"/>
+                <w:szCs w:val="20"/>
+              </w:rPr>
+              <w:t>Light Augmentation and Resolution</w:t>
             </w:r>
           </w:p>
         </w:tc>
@@ -17889,16 +17487,17 @@
                 <w:sz w:val="20"/>
                 <w:szCs w:val="20"/>
               </w:rPr>
-              <w:t>17.</w:t>
-            </w:r>
-            <w:r>
-              <w:rPr>
-                <w:rFonts w:ascii="Calibri" w:hAnsi="Calibri" w:cs="Calibri"/>
-                <w:sz w:val="20"/>
-                <w:szCs w:val="20"/>
-              </w:rPr>
-              <w:t>71</w:t>
-            </w:r>
+              <w:t>17.86</w:t>
+            </w:r>
+          </w:p>
+          <w:p>
+            <w:pPr>
+              <w:rPr>
+                <w:rFonts w:ascii="Calibri" w:hAnsi="Calibri" w:cs="Calibri"/>
+                <w:sz w:val="20"/>
+                <w:szCs w:val="20"/>
+              </w:rPr>
+            </w:pPr>
           </w:p>
         </w:tc>
         <w:tc>
@@ -17927,65 +17526,23 @@
                 <w:sz w:val="20"/>
                 <w:szCs w:val="20"/>
               </w:rPr>
-              <w:t>3</w:t>
+              <w:t>0</w:t>
             </w:r>
           </w:p>
         </w:tc>
         <w:tc>
           <w:tcPr>
             <w:tcW w:w="1146" w:type="dxa"/>
-            <w:vMerge w:val="restart"/>
-          </w:tcPr>
-          <w:p>
-            <w:pPr>
-              <w:rPr>
-                <w:rFonts w:ascii="Calibri" w:hAnsi="Calibri" w:cs="Calibri"/>
-                <w:sz w:val="20"/>
-                <w:szCs w:val="20"/>
-              </w:rPr>
-            </w:pPr>
-          </w:p>
-          <w:p>
-            <w:pPr>
-              <w:rPr>
-                <w:rFonts w:ascii="Calibri" w:hAnsi="Calibri" w:cs="Calibri"/>
-                <w:sz w:val="20"/>
-                <w:szCs w:val="20"/>
-              </w:rPr>
-            </w:pPr>
-          </w:p>
-          <w:p>
-            <w:pPr>
-              <w:rPr>
-                <w:rFonts w:ascii="Calibri" w:hAnsi="Calibri" w:cs="Calibri"/>
-                <w:sz w:val="20"/>
-                <w:szCs w:val="20"/>
-              </w:rPr>
-            </w:pPr>
-            <w:r>
-              <w:rPr>
-                <w:rFonts w:ascii="Calibri" w:hAnsi="Calibri" w:cs="Calibri"/>
-                <w:sz w:val="20"/>
-                <w:szCs w:val="20"/>
-              </w:rPr>
-              <w:t>-</w:t>
-            </w:r>
-            <w:r>
-              <w:rPr>
-                <w:rFonts w:ascii="Calibri" w:hAnsi="Calibri" w:cs="Calibri"/>
-                <w:sz w:val="20"/>
-                <w:szCs w:val="20"/>
-              </w:rPr>
-              <w:t>2.</w:t>
-            </w:r>
-            <w:r>
-              <w:rPr>
-                <w:rFonts w:ascii="Calibri" w:hAnsi="Calibri" w:cs="Calibri"/>
-                <w:sz w:val="20"/>
-                <w:szCs w:val="20"/>
-              </w:rPr>
-              <w:t>89</w:t>
-            </w:r>
+            <w:vMerge/>
+          </w:tcPr>
+          <w:p>
+            <w:pPr>
+              <w:rPr>
+                <w:rFonts w:ascii="Calibri" w:hAnsi="Calibri" w:cs="Calibri"/>
+                <w:sz w:val="20"/>
+                <w:szCs w:val="20"/>
+              </w:rPr>
+            </w:pPr>
           </w:p>
         </w:tc>
       </w:tr>
@@ -17993,16 +17550,60 @@
         <w:tc>
           <w:tcPr>
             <w:tcW w:w="1916" w:type="dxa"/>
-            <w:vMerge/>
-          </w:tcPr>
-          <w:p>
-            <w:pPr>
-              <w:rPr>
-                <w:rFonts w:ascii="Calibri" w:hAnsi="Calibri" w:cs="Calibri"/>
-                <w:sz w:val="20"/>
-                <w:szCs w:val="20"/>
-              </w:rPr>
-            </w:pPr>
+            <w:vMerge w:val="restart"/>
+          </w:tcPr>
+          <w:p>
+            <w:pPr>
+              <w:rPr>
+                <w:rFonts w:ascii="Calibri" w:hAnsi="Calibri" w:cs="Calibri"/>
+                <w:sz w:val="20"/>
+                <w:szCs w:val="20"/>
+              </w:rPr>
+            </w:pPr>
+          </w:p>
+          <w:p>
+            <w:pPr>
+              <w:rPr>
+                <w:rFonts w:ascii="Calibri" w:hAnsi="Calibri" w:cs="Calibri"/>
+                <w:sz w:val="20"/>
+                <w:szCs w:val="20"/>
+              </w:rPr>
+            </w:pPr>
+          </w:p>
+          <w:p>
+            <w:pPr>
+              <w:rPr>
+                <w:rFonts w:ascii="Calibri" w:hAnsi="Calibri" w:cs="Calibri"/>
+                <w:sz w:val="20"/>
+                <w:szCs w:val="20"/>
+              </w:rPr>
+            </w:pPr>
+          </w:p>
+          <w:p>
+            <w:pPr>
+              <w:rPr>
+                <w:rFonts w:ascii="Calibri" w:hAnsi="Calibri" w:cs="Calibri"/>
+                <w:sz w:val="20"/>
+                <w:szCs w:val="20"/>
+              </w:rPr>
+            </w:pPr>
+          </w:p>
+          <w:p>
+            <w:pPr>
+              <w:rPr>
+                <w:rFonts w:ascii="Calibri" w:hAnsi="Calibri" w:cs="Calibri"/>
+                <w:sz w:val="20"/>
+                <w:szCs w:val="20"/>
+              </w:rPr>
+            </w:pPr>
+            <w:r>
+              <w:rPr>
+                <w:rFonts w:ascii="Calibri" w:hAnsi="Calibri" w:cs="Calibri"/>
+                <w:sz w:val="20"/>
+                <w:szCs w:val="20"/>
+              </w:rPr>
+              <w:t>Stage 2</w:t>
+            </w:r>
           </w:p>
         </w:tc>
         <w:tc>
@@ -18023,7 +17624,7 @@
                 <w:sz w:val="20"/>
                 <w:szCs w:val="20"/>
               </w:rPr>
-              <w:t>Exp8_2</w:t>
+              <w:t>Exp3</w:t>
             </w:r>
             <w:r>
               <w:rPr>
@@ -18075,8 +17676,17 @@
                 <w:sz w:val="20"/>
                 <w:szCs w:val="20"/>
               </w:rPr>
-              <w:t>(EfficientNetB4)</w:t>
-            </w:r>
+              <w:t>(Swin Transformer))</w:t>
+            </w:r>
+          </w:p>
+          <w:p>
+            <w:pPr>
+              <w:rPr>
+                <w:rFonts w:ascii="Calibri" w:hAnsi="Calibri" w:cs="Calibri"/>
+                <w:sz w:val="20"/>
+                <w:szCs w:val="20"/>
+              </w:rPr>
+            </w:pPr>
           </w:p>
         </w:tc>
         <w:tc>
@@ -18097,7 +17707,7 @@
                 <w:sz w:val="20"/>
                 <w:szCs w:val="20"/>
               </w:rPr>
-              <w:t>B2</w:t>
+              <w:t>B3</w:t>
             </w:r>
           </w:p>
         </w:tc>
@@ -18119,7 +17729,15 @@
                 <w:sz w:val="20"/>
                 <w:szCs w:val="20"/>
               </w:rPr>
-              <w:t>20.60</w:t>
+              <w:t>17.</w:t>
+            </w:r>
+            <w:r>
+              <w:rPr>
+                <w:rFonts w:ascii="Calibri" w:hAnsi="Calibri" w:cs="Calibri"/>
+                <w:sz w:val="20"/>
+                <w:szCs w:val="20"/>
+              </w:rPr>
+              <w:t>71</w:t>
             </w:r>
           </w:p>
         </w:tc>
@@ -18141,23 +17759,73 @@
                 <w:sz w:val="20"/>
                 <w:szCs w:val="20"/>
               </w:rPr>
-              <w:t>0.30</w:t>
+              <w:t>0.3</w:t>
+            </w:r>
+            <w:r>
+              <w:rPr>
+                <w:rFonts w:ascii="Calibri" w:hAnsi="Calibri" w:cs="Calibri"/>
+                <w:sz w:val="20"/>
+                <w:szCs w:val="20"/>
+              </w:rPr>
+              <w:t>3</w:t>
             </w:r>
           </w:p>
         </w:tc>
         <w:tc>
           <w:tcPr>
             <w:tcW w:w="1146" w:type="dxa"/>
-            <w:vMerge/>
-          </w:tcPr>
-          <w:p>
-            <w:pPr>
-              <w:rPr>
-                <w:rFonts w:ascii="Calibri" w:hAnsi="Calibri" w:cs="Calibri"/>
-                <w:sz w:val="20"/>
-                <w:szCs w:val="20"/>
-              </w:rPr>
-            </w:pPr>
+            <w:vMerge w:val="restart"/>
+          </w:tcPr>
+          <w:p>
+            <w:pPr>
+              <w:rPr>
+                <w:rFonts w:ascii="Calibri" w:hAnsi="Calibri" w:cs="Calibri"/>
+                <w:sz w:val="20"/>
+                <w:szCs w:val="20"/>
+              </w:rPr>
+            </w:pPr>
+          </w:p>
+          <w:p>
+            <w:pPr>
+              <w:rPr>
+                <w:rFonts w:ascii="Calibri" w:hAnsi="Calibri" w:cs="Calibri"/>
+                <w:sz w:val="20"/>
+                <w:szCs w:val="20"/>
+              </w:rPr>
+            </w:pPr>
+          </w:p>
+          <w:p>
+            <w:pPr>
+              <w:rPr>
+                <w:rFonts w:ascii="Calibri" w:hAnsi="Calibri" w:cs="Calibri"/>
+                <w:sz w:val="20"/>
+                <w:szCs w:val="20"/>
+              </w:rPr>
+            </w:pPr>
+            <w:r>
+              <w:rPr>
+                <w:rFonts w:ascii="Calibri" w:hAnsi="Calibri" w:cs="Calibri"/>
+                <w:sz w:val="20"/>
+                <w:szCs w:val="20"/>
+              </w:rPr>
+              <w:t>-</w:t>
+            </w:r>
+            <w:r>
+              <w:rPr>
+                <w:rFonts w:ascii="Calibri" w:hAnsi="Calibri" w:cs="Calibri"/>
+                <w:sz w:val="20"/>
+                <w:szCs w:val="20"/>
+              </w:rPr>
+              <w:t>2.</w:t>
+            </w:r>
+            <w:r>
+              <w:rPr>
+                <w:rFonts w:ascii="Calibri" w:hAnsi="Calibri" w:cs="Calibri"/>
+                <w:sz w:val="20"/>
+                <w:szCs w:val="20"/>
+              </w:rPr>
+              <w:t>89</w:t>
+            </w:r>
           </w:p>
         </w:tc>
       </w:tr>
@@ -18195,7 +17863,7 @@
                 <w:sz w:val="20"/>
                 <w:szCs w:val="20"/>
               </w:rPr>
-              <w:t>Exp3</w:t>
+              <w:t>Exp8_2</w:t>
             </w:r>
             <w:r>
               <w:rPr>
@@ -18247,17 +17915,8 @@
                 <w:sz w:val="20"/>
                 <w:szCs w:val="20"/>
               </w:rPr>
-              <w:t>(Swin Transformer)</w:t>
-            </w:r>
-          </w:p>
-          <w:p>
-            <w:pPr>
-              <w:rPr>
-                <w:rFonts w:ascii="Calibri" w:hAnsi="Calibri" w:cs="Calibri"/>
-                <w:sz w:val="20"/>
-                <w:szCs w:val="20"/>
-              </w:rPr>
-            </w:pPr>
+              <w:t>(EfficientNetB4)</w:t>
+            </w:r>
           </w:p>
         </w:tc>
         <w:tc>
@@ -18278,7 +17937,7 @@
                 <w:sz w:val="20"/>
                 <w:szCs w:val="20"/>
               </w:rPr>
-              <w:t>B3 and Loss BCE with Batch Size 12</w:t>
+              <w:t>B2</w:t>
             </w:r>
           </w:p>
         </w:tc>
@@ -18300,7 +17959,7 @@
                 <w:sz w:val="20"/>
                 <w:szCs w:val="20"/>
               </w:rPr>
-              <w:t>17.71</w:t>
+              <w:t>20.60</w:t>
             </w:r>
           </w:p>
         </w:tc>
@@ -18322,57 +17981,23 @@
                 <w:sz w:val="20"/>
                 <w:szCs w:val="20"/>
               </w:rPr>
-              <w:t>0.3</w:t>
-            </w:r>
-            <w:r>
-              <w:rPr>
-                <w:rFonts w:ascii="Calibri" w:hAnsi="Calibri" w:cs="Calibri"/>
-                <w:sz w:val="20"/>
-                <w:szCs w:val="20"/>
-              </w:rPr>
-              <w:t>3</w:t>
+              <w:t>0.30</w:t>
             </w:r>
           </w:p>
         </w:tc>
         <w:tc>
           <w:tcPr>
             <w:tcW w:w="1146" w:type="dxa"/>
-            <w:vMerge w:val="restart"/>
-          </w:tcPr>
-          <w:p>
-            <w:pPr>
-              <w:rPr>
-                <w:rFonts w:ascii="Calibri" w:hAnsi="Calibri" w:cs="Calibri"/>
-                <w:sz w:val="20"/>
-                <w:szCs w:val="20"/>
-              </w:rPr>
-            </w:pPr>
-          </w:p>
-          <w:p>
-            <w:pPr>
-              <w:rPr>
-                <w:rFonts w:ascii="Calibri" w:hAnsi="Calibri" w:cs="Calibri"/>
-                <w:sz w:val="20"/>
-                <w:szCs w:val="20"/>
-              </w:rPr>
-            </w:pPr>
-          </w:p>
-          <w:p>
-            <w:pPr>
-              <w:rPr>
-                <w:rFonts w:ascii="Calibri" w:hAnsi="Calibri" w:cs="Calibri"/>
-                <w:sz w:val="20"/>
-                <w:szCs w:val="20"/>
-              </w:rPr>
-            </w:pPr>
-            <w:r>
-              <w:rPr>
-                <w:rFonts w:ascii="Calibri" w:hAnsi="Calibri" w:cs="Calibri"/>
-                <w:sz w:val="20"/>
-                <w:szCs w:val="20"/>
-              </w:rPr>
-              <w:t>-0.96</w:t>
-            </w:r>
+            <w:vMerge/>
+          </w:tcPr>
+          <w:p>
+            <w:pPr>
+              <w:rPr>
+                <w:rFonts w:ascii="Calibri" w:hAnsi="Calibri" w:cs="Calibri"/>
+                <w:sz w:val="20"/>
+                <w:szCs w:val="20"/>
+              </w:rPr>
+            </w:pPr>
           </w:p>
         </w:tc>
       </w:tr>
@@ -18410,7 +18035,7 @@
                 <w:sz w:val="20"/>
                 <w:szCs w:val="20"/>
               </w:rPr>
-              <w:t>Exp8</w:t>
+              <w:t>Exp3</w:t>
             </w:r>
             <w:r>
               <w:rPr>
@@ -18462,8 +18087,17 @@
                 <w:sz w:val="20"/>
                 <w:szCs w:val="20"/>
               </w:rPr>
-              <w:t>(EfficientNetB4)</w:t>
-            </w:r>
+              <w:t>(Swin Transformer)</w:t>
+            </w:r>
+          </w:p>
+          <w:p>
+            <w:pPr>
+              <w:rPr>
+                <w:rFonts w:ascii="Calibri" w:hAnsi="Calibri" w:cs="Calibri"/>
+                <w:sz w:val="20"/>
+                <w:szCs w:val="20"/>
+              </w:rPr>
+            </w:pPr>
           </w:p>
         </w:tc>
         <w:tc>
@@ -18484,7 +18118,7 @@
                 <w:sz w:val="20"/>
                 <w:szCs w:val="20"/>
               </w:rPr>
-              <w:t>B2 and Loss MSE with Batch Size 32 (optimized)</w:t>
+              <w:t>B3 and Loss BCE with Batch Size 12</w:t>
             </w:r>
           </w:p>
         </w:tc>
@@ -18506,7 +18140,7 @@
                 <w:sz w:val="20"/>
                 <w:szCs w:val="20"/>
               </w:rPr>
-              <w:t>18.68</w:t>
+              <w:t>17.71</w:t>
             </w:r>
           </w:p>
         </w:tc>
@@ -18528,23 +18162,57 @@
                 <w:sz w:val="20"/>
                 <w:szCs w:val="20"/>
               </w:rPr>
-              <w:t>0.29</w:t>
+              <w:t>0.3</w:t>
+            </w:r>
+            <w:r>
+              <w:rPr>
+                <w:rFonts w:ascii="Calibri" w:hAnsi="Calibri" w:cs="Calibri"/>
+                <w:sz w:val="20"/>
+                <w:szCs w:val="20"/>
+              </w:rPr>
+              <w:t>3</w:t>
             </w:r>
           </w:p>
         </w:tc>
         <w:tc>
           <w:tcPr>
             <w:tcW w:w="1146" w:type="dxa"/>
-            <w:vMerge/>
-          </w:tcPr>
-          <w:p>
-            <w:pPr>
-              <w:rPr>
-                <w:rFonts w:ascii="Calibri" w:hAnsi="Calibri" w:cs="Calibri"/>
-                <w:sz w:val="20"/>
-                <w:szCs w:val="20"/>
-              </w:rPr>
-            </w:pPr>
+            <w:vMerge w:val="restart"/>
+          </w:tcPr>
+          <w:p>
+            <w:pPr>
+              <w:rPr>
+                <w:rFonts w:ascii="Calibri" w:hAnsi="Calibri" w:cs="Calibri"/>
+                <w:sz w:val="20"/>
+                <w:szCs w:val="20"/>
+              </w:rPr>
+            </w:pPr>
+          </w:p>
+          <w:p>
+            <w:pPr>
+              <w:rPr>
+                <w:rFonts w:ascii="Calibri" w:hAnsi="Calibri" w:cs="Calibri"/>
+                <w:sz w:val="20"/>
+                <w:szCs w:val="20"/>
+              </w:rPr>
+            </w:pPr>
+          </w:p>
+          <w:p>
+            <w:pPr>
+              <w:rPr>
+                <w:rFonts w:ascii="Calibri" w:hAnsi="Calibri" w:cs="Calibri"/>
+                <w:sz w:val="20"/>
+                <w:szCs w:val="20"/>
+              </w:rPr>
+            </w:pPr>
+            <w:r>
+              <w:rPr>
+                <w:rFonts w:ascii="Calibri" w:hAnsi="Calibri" w:cs="Calibri"/>
+                <w:sz w:val="20"/>
+                <w:szCs w:val="20"/>
+              </w:rPr>
+              <w:t>-0.96</w:t>
+            </w:r>
           </w:p>
         </w:tc>
       </w:tr>
@@ -18552,114 +18220,16 @@
         <w:tc>
           <w:tcPr>
             <w:tcW w:w="1916" w:type="dxa"/>
-            <w:vMerge w:val="restart"/>
-          </w:tcPr>
-          <w:p>
-            <w:pPr>
-              <w:rPr>
-                <w:rFonts w:ascii="Calibri" w:hAnsi="Calibri" w:cs="Calibri"/>
-                <w:sz w:val="20"/>
-                <w:szCs w:val="20"/>
-              </w:rPr>
-            </w:pPr>
-          </w:p>
-          <w:p>
-            <w:pPr>
-              <w:rPr>
-                <w:rFonts w:ascii="Calibri" w:hAnsi="Calibri" w:cs="Calibri"/>
-                <w:sz w:val="20"/>
-                <w:szCs w:val="20"/>
-              </w:rPr>
-            </w:pPr>
-          </w:p>
-          <w:p>
-            <w:pPr>
-              <w:rPr>
-                <w:rFonts w:ascii="Calibri" w:hAnsi="Calibri" w:cs="Calibri"/>
-                <w:sz w:val="20"/>
-                <w:szCs w:val="20"/>
-              </w:rPr>
-            </w:pPr>
-          </w:p>
-          <w:p>
-            <w:pPr>
-              <w:rPr>
-                <w:rFonts w:ascii="Calibri" w:hAnsi="Calibri" w:cs="Calibri"/>
-                <w:sz w:val="20"/>
-                <w:szCs w:val="20"/>
-              </w:rPr>
-            </w:pPr>
-          </w:p>
-          <w:p>
-            <w:pPr>
-              <w:rPr>
-                <w:rFonts w:ascii="Calibri" w:hAnsi="Calibri" w:cs="Calibri"/>
-                <w:sz w:val="20"/>
-                <w:szCs w:val="20"/>
-              </w:rPr>
-            </w:pPr>
-          </w:p>
-          <w:p>
-            <w:pPr>
-              <w:rPr>
-                <w:rFonts w:ascii="Calibri" w:hAnsi="Calibri" w:cs="Calibri"/>
-                <w:sz w:val="20"/>
-                <w:szCs w:val="20"/>
-              </w:rPr>
-            </w:pPr>
-          </w:p>
-          <w:p>
-            <w:pPr>
-              <w:rPr>
-                <w:rFonts w:ascii="Calibri" w:hAnsi="Calibri" w:cs="Calibri"/>
-                <w:sz w:val="20"/>
-                <w:szCs w:val="20"/>
-              </w:rPr>
-            </w:pPr>
-          </w:p>
-          <w:p>
-            <w:pPr>
-              <w:rPr>
-                <w:rFonts w:ascii="Calibri" w:hAnsi="Calibri" w:cs="Calibri"/>
-                <w:sz w:val="20"/>
-                <w:szCs w:val="20"/>
-              </w:rPr>
-            </w:pPr>
-          </w:p>
-          <w:p>
-            <w:pPr>
-              <w:rPr>
-                <w:rFonts w:ascii="Calibri" w:hAnsi="Calibri" w:cs="Calibri"/>
-                <w:sz w:val="20"/>
-                <w:szCs w:val="20"/>
-              </w:rPr>
-            </w:pPr>
-          </w:p>
-          <w:p>
-            <w:pPr>
-              <w:rPr>
-                <w:rFonts w:ascii="Calibri" w:hAnsi="Calibri" w:cs="Calibri"/>
-                <w:sz w:val="20"/>
-                <w:szCs w:val="20"/>
-              </w:rPr>
-            </w:pPr>
-          </w:p>
-          <w:p>
-            <w:pPr>
-              <w:rPr>
-                <w:rFonts w:ascii="Calibri" w:hAnsi="Calibri" w:cs="Calibri"/>
-                <w:sz w:val="20"/>
-                <w:szCs w:val="20"/>
-              </w:rPr>
-            </w:pPr>
-            <w:r>
-              <w:rPr>
-                <w:rFonts w:ascii="Calibri" w:hAnsi="Calibri" w:cs="Calibri"/>
-                <w:sz w:val="20"/>
-                <w:szCs w:val="20"/>
-              </w:rPr>
-              <w:t>Stage 3 and Stage 4</w:t>
-            </w:r>
+            <w:vMerge/>
+          </w:tcPr>
+          <w:p>
+            <w:pPr>
+              <w:rPr>
+                <w:rFonts w:ascii="Calibri" w:hAnsi="Calibri" w:cs="Calibri"/>
+                <w:sz w:val="20"/>
+                <w:szCs w:val="20"/>
+              </w:rPr>
+            </w:pPr>
           </w:p>
         </w:tc>
         <w:tc>
@@ -18680,7 +18250,7 @@
                 <w:sz w:val="20"/>
                 <w:szCs w:val="20"/>
               </w:rPr>
-              <w:t>Exp3</w:t>
+              <w:t>Exp8</w:t>
             </w:r>
             <w:r>
               <w:rPr>
@@ -18732,17 +18302,8 @@
                 <w:sz w:val="20"/>
                 <w:szCs w:val="20"/>
               </w:rPr>
-              <w:t>(Swin Transformer)</w:t>
-            </w:r>
-          </w:p>
-          <w:p>
-            <w:pPr>
-              <w:rPr>
-                <w:rFonts w:ascii="Calibri" w:hAnsi="Calibri" w:cs="Calibri"/>
-                <w:sz w:val="20"/>
-                <w:szCs w:val="20"/>
-              </w:rPr>
-            </w:pPr>
+              <w:t>(EfficientNetB4)</w:t>
+            </w:r>
           </w:p>
         </w:tc>
         <w:tc>
@@ -18763,24 +18324,7 @@
                 <w:sz w:val="20"/>
                 <w:szCs w:val="20"/>
               </w:rPr>
-              <w:t>F0</w:t>
-            </w:r>
-          </w:p>
-          <w:p>
-            <w:pPr>
-              <w:rPr>
-                <w:rFonts w:ascii="Calibri" w:hAnsi="Calibri" w:cs="Calibri"/>
-                <w:sz w:val="20"/>
-                <w:szCs w:val="20"/>
-              </w:rPr>
-            </w:pPr>
-            <w:r>
-              <w:rPr>
-                <w:rFonts w:ascii="Calibri" w:hAnsi="Calibri" w:cs="Calibri"/>
-                <w:sz w:val="20"/>
-                <w:szCs w:val="20"/>
-              </w:rPr>
-              <w:t>(No Fusion)</w:t>
+              <w:t>B2 and Loss MSE with Batch Size 32 (optimized)</w:t>
             </w:r>
           </w:p>
         </w:tc>
@@ -18802,7 +18346,7 @@
                 <w:sz w:val="20"/>
                 <w:szCs w:val="20"/>
               </w:rPr>
-              <w:t>17.71</w:t>
+              <w:t>18.68</w:t>
             </w:r>
           </w:p>
         </w:tc>
@@ -18824,31 +18368,23 @@
                 <w:sz w:val="20"/>
                 <w:szCs w:val="20"/>
               </w:rPr>
-              <w:t>0.33</w:t>
+              <w:t>0.29</w:t>
             </w:r>
           </w:p>
         </w:tc>
         <w:tc>
           <w:tcPr>
             <w:tcW w:w="1146" w:type="dxa"/>
-            <w:vMerge w:val="restart"/>
-          </w:tcPr>
-          <w:p>
-            <w:pPr>
-              <w:rPr>
-                <w:rFonts w:ascii="Calibri" w:hAnsi="Calibri" w:cs="Calibri"/>
-                <w:sz w:val="20"/>
-                <w:szCs w:val="20"/>
-              </w:rPr>
-            </w:pPr>
-            <w:r>
-              <w:rPr>
-                <w:rFonts w:ascii="Calibri" w:hAnsi="Calibri" w:cs="Calibri"/>
-                <w:sz w:val="20"/>
-                <w:szCs w:val="20"/>
-              </w:rPr>
-              <w:t>-0.11</w:t>
-            </w:r>
+            <w:vMerge/>
+          </w:tcPr>
+          <w:p>
+            <w:pPr>
+              <w:rPr>
+                <w:rFonts w:ascii="Calibri" w:hAnsi="Calibri" w:cs="Calibri"/>
+                <w:sz w:val="20"/>
+                <w:szCs w:val="20"/>
+              </w:rPr>
+            </w:pPr>
           </w:p>
         </w:tc>
       </w:tr>
@@ -18856,16 +18392,114 @@
         <w:tc>
           <w:tcPr>
             <w:tcW w:w="1916" w:type="dxa"/>
-            <w:vMerge/>
-          </w:tcPr>
-          <w:p>
-            <w:pPr>
-              <w:rPr>
-                <w:rFonts w:ascii="Calibri" w:hAnsi="Calibri" w:cs="Calibri"/>
-                <w:sz w:val="20"/>
-                <w:szCs w:val="20"/>
-              </w:rPr>
-            </w:pPr>
+            <w:vMerge w:val="restart"/>
+          </w:tcPr>
+          <w:p>
+            <w:pPr>
+              <w:rPr>
+                <w:rFonts w:ascii="Calibri" w:hAnsi="Calibri" w:cs="Calibri"/>
+                <w:sz w:val="20"/>
+                <w:szCs w:val="20"/>
+              </w:rPr>
+            </w:pPr>
+          </w:p>
+          <w:p>
+            <w:pPr>
+              <w:rPr>
+                <w:rFonts w:ascii="Calibri" w:hAnsi="Calibri" w:cs="Calibri"/>
+                <w:sz w:val="20"/>
+                <w:szCs w:val="20"/>
+              </w:rPr>
+            </w:pPr>
+          </w:p>
+          <w:p>
+            <w:pPr>
+              <w:rPr>
+                <w:rFonts w:ascii="Calibri" w:hAnsi="Calibri" w:cs="Calibri"/>
+                <w:sz w:val="20"/>
+                <w:szCs w:val="20"/>
+              </w:rPr>
+            </w:pPr>
+          </w:p>
+          <w:p>
+            <w:pPr>
+              <w:rPr>
+                <w:rFonts w:ascii="Calibri" w:hAnsi="Calibri" w:cs="Calibri"/>
+                <w:sz w:val="20"/>
+                <w:szCs w:val="20"/>
+              </w:rPr>
+            </w:pPr>
+          </w:p>
+          <w:p>
+            <w:pPr>
+              <w:rPr>
+                <w:rFonts w:ascii="Calibri" w:hAnsi="Calibri" w:cs="Calibri"/>
+                <w:sz w:val="20"/>
+                <w:szCs w:val="20"/>
+              </w:rPr>
+            </w:pPr>
+          </w:p>
+          <w:p>
+            <w:pPr>
+              <w:rPr>
+                <w:rFonts w:ascii="Calibri" w:hAnsi="Calibri" w:cs="Calibri"/>
+                <w:sz w:val="20"/>
+                <w:szCs w:val="20"/>
+              </w:rPr>
+            </w:pPr>
+          </w:p>
+          <w:p>
+            <w:pPr>
+              <w:rPr>
+                <w:rFonts w:ascii="Calibri" w:hAnsi="Calibri" w:cs="Calibri"/>
+                <w:sz w:val="20"/>
+                <w:szCs w:val="20"/>
+              </w:rPr>
+            </w:pPr>
+          </w:p>
+          <w:p>
+            <w:pPr>
+              <w:rPr>
+                <w:rFonts w:ascii="Calibri" w:hAnsi="Calibri" w:cs="Calibri"/>
+                <w:sz w:val="20"/>
+                <w:szCs w:val="20"/>
+              </w:rPr>
+            </w:pPr>
+          </w:p>
+          <w:p>
+            <w:pPr>
+              <w:rPr>
+                <w:rFonts w:ascii="Calibri" w:hAnsi="Calibri" w:cs="Calibri"/>
+                <w:sz w:val="20"/>
+                <w:szCs w:val="20"/>
+              </w:rPr>
+            </w:pPr>
+          </w:p>
+          <w:p>
+            <w:pPr>
+              <w:rPr>
+                <w:rFonts w:ascii="Calibri" w:hAnsi="Calibri" w:cs="Calibri"/>
+                <w:sz w:val="20"/>
+                <w:szCs w:val="20"/>
+              </w:rPr>
+            </w:pPr>
+          </w:p>
+          <w:p>
+            <w:pPr>
+              <w:rPr>
+                <w:rFonts w:ascii="Calibri" w:hAnsi="Calibri" w:cs="Calibri"/>
+                <w:sz w:val="20"/>
+                <w:szCs w:val="20"/>
+              </w:rPr>
+            </w:pPr>
+            <w:r>
+              <w:rPr>
+                <w:rFonts w:ascii="Calibri" w:hAnsi="Calibri" w:cs="Calibri"/>
+                <w:sz w:val="20"/>
+                <w:szCs w:val="20"/>
+              </w:rPr>
+              <w:t>Stage 3 and Stage 4</w:t>
+            </w:r>
           </w:p>
         </w:tc>
         <w:tc>
@@ -18886,7 +18520,7 @@
                 <w:sz w:val="20"/>
                 <w:szCs w:val="20"/>
               </w:rPr>
-              <w:t>Exp5</w:t>
+              <w:t>Exp3</w:t>
             </w:r>
             <w:r>
               <w:rPr>
@@ -18938,25 +18572,7 @@
                 <w:sz w:val="20"/>
                 <w:szCs w:val="20"/>
               </w:rPr>
-              <w:t xml:space="preserve">(Swin Transformer with </w:t>
-            </w:r>
-            <w:proofErr w:type="spellStart"/>
-            <w:r>
-              <w:rPr>
-                <w:rFonts w:ascii="Calibri" w:hAnsi="Calibri" w:cs="Calibri"/>
-                <w:sz w:val="20"/>
-                <w:szCs w:val="20"/>
-              </w:rPr>
-              <w:t>MetaData</w:t>
-            </w:r>
-            <w:proofErr w:type="spellEnd"/>
-            <w:r>
-              <w:rPr>
-                <w:rFonts w:ascii="Calibri" w:hAnsi="Calibri" w:cs="Calibri"/>
-                <w:sz w:val="20"/>
-                <w:szCs w:val="20"/>
-              </w:rPr>
-              <w:t>)</w:t>
+              <w:t>(Swin Transformer)</w:t>
             </w:r>
           </w:p>
           <w:p>
@@ -18987,24 +18603,24 @@
                 <w:sz w:val="20"/>
                 <w:szCs w:val="20"/>
               </w:rPr>
-              <w:t>F1</w:t>
-            </w:r>
-          </w:p>
-          <w:p>
-            <w:pPr>
-              <w:rPr>
-                <w:rFonts w:ascii="Calibri" w:hAnsi="Calibri" w:cs="Calibri"/>
-                <w:sz w:val="20"/>
-                <w:szCs w:val="20"/>
-              </w:rPr>
-            </w:pPr>
-            <w:r>
-              <w:rPr>
-                <w:rFonts w:ascii="Calibri" w:hAnsi="Calibri" w:cs="Calibri"/>
-                <w:sz w:val="20"/>
-                <w:szCs w:val="20"/>
-              </w:rPr>
-              <w:t>(Early Fusion)</w:t>
+              <w:t>F0</w:t>
+            </w:r>
+          </w:p>
+          <w:p>
+            <w:pPr>
+              <w:rPr>
+                <w:rFonts w:ascii="Calibri" w:hAnsi="Calibri" w:cs="Calibri"/>
+                <w:sz w:val="20"/>
+                <w:szCs w:val="20"/>
+              </w:rPr>
+            </w:pPr>
+            <w:r>
+              <w:rPr>
+                <w:rFonts w:ascii="Calibri" w:hAnsi="Calibri" w:cs="Calibri"/>
+                <w:sz w:val="20"/>
+                <w:szCs w:val="20"/>
+              </w:rPr>
+              <w:t>(No Fusion)</w:t>
             </w:r>
           </w:p>
         </w:tc>
@@ -19026,7 +18642,7 @@
                 <w:sz w:val="20"/>
                 <w:szCs w:val="20"/>
               </w:rPr>
-              <w:t>17.60</w:t>
+              <w:t>17.71</w:t>
             </w:r>
           </w:p>
         </w:tc>
@@ -19048,23 +18664,31 @@
                 <w:sz w:val="20"/>
                 <w:szCs w:val="20"/>
               </w:rPr>
-              <w:t>0.16</w:t>
+              <w:t>0.33</w:t>
             </w:r>
           </w:p>
         </w:tc>
         <w:tc>
           <w:tcPr>
             <w:tcW w:w="1146" w:type="dxa"/>
-            <w:vMerge/>
-          </w:tcPr>
-          <w:p>
-            <w:pPr>
-              <w:rPr>
-                <w:rFonts w:ascii="Calibri" w:hAnsi="Calibri" w:cs="Calibri"/>
-                <w:sz w:val="20"/>
-                <w:szCs w:val="20"/>
-              </w:rPr>
-            </w:pPr>
+            <w:vMerge w:val="restart"/>
+          </w:tcPr>
+          <w:p>
+            <w:pPr>
+              <w:rPr>
+                <w:rFonts w:ascii="Calibri" w:hAnsi="Calibri" w:cs="Calibri"/>
+                <w:sz w:val="20"/>
+                <w:szCs w:val="20"/>
+              </w:rPr>
+            </w:pPr>
+            <w:r>
+              <w:rPr>
+                <w:rFonts w:ascii="Calibri" w:hAnsi="Calibri" w:cs="Calibri"/>
+                <w:sz w:val="20"/>
+                <w:szCs w:val="20"/>
+              </w:rPr>
+              <w:t>-0.11</w:t>
+            </w:r>
           </w:p>
         </w:tc>
       </w:tr>
@@ -19102,7 +18726,7 @@
                 <w:sz w:val="20"/>
                 <w:szCs w:val="20"/>
               </w:rPr>
-              <w:t>Exp3</w:t>
+              <w:t>Exp5</w:t>
             </w:r>
             <w:r>
               <w:rPr>
@@ -19154,7 +18778,7 @@
                 <w:sz w:val="20"/>
                 <w:szCs w:val="20"/>
               </w:rPr>
-              <w:t>(Swin Transformer)</w:t>
+              <w:t>(Swin Transformer with MetaData)</w:t>
             </w:r>
           </w:p>
           <w:p>
@@ -19185,24 +18809,24 @@
                 <w:sz w:val="20"/>
                 <w:szCs w:val="20"/>
               </w:rPr>
-              <w:t>F0</w:t>
-            </w:r>
-          </w:p>
-          <w:p>
-            <w:pPr>
-              <w:rPr>
-                <w:rFonts w:ascii="Calibri" w:hAnsi="Calibri" w:cs="Calibri"/>
-                <w:sz w:val="20"/>
-                <w:szCs w:val="20"/>
-              </w:rPr>
-            </w:pPr>
-            <w:r>
-              <w:rPr>
-                <w:rFonts w:ascii="Calibri" w:hAnsi="Calibri" w:cs="Calibri"/>
-                <w:sz w:val="20"/>
-                <w:szCs w:val="20"/>
-              </w:rPr>
-              <w:t>(No Fusion)</w:t>
+              <w:t>F1</w:t>
+            </w:r>
+          </w:p>
+          <w:p>
+            <w:pPr>
+              <w:rPr>
+                <w:rFonts w:ascii="Calibri" w:hAnsi="Calibri" w:cs="Calibri"/>
+                <w:sz w:val="20"/>
+                <w:szCs w:val="20"/>
+              </w:rPr>
+            </w:pPr>
+            <w:r>
+              <w:rPr>
+                <w:rFonts w:ascii="Calibri" w:hAnsi="Calibri" w:cs="Calibri"/>
+                <w:sz w:val="20"/>
+                <w:szCs w:val="20"/>
+              </w:rPr>
+              <w:t>(Early Fusion)</w:t>
             </w:r>
           </w:p>
         </w:tc>
@@ -19224,7 +18848,7 @@
                 <w:sz w:val="20"/>
                 <w:szCs w:val="20"/>
               </w:rPr>
-              <w:t>17.71</w:t>
+              <w:t>17.60</w:t>
             </w:r>
           </w:p>
         </w:tc>
@@ -19246,58 +18870,23 @@
                 <w:sz w:val="20"/>
                 <w:szCs w:val="20"/>
               </w:rPr>
-              <w:t>0.33</w:t>
+              <w:t>0.16</w:t>
             </w:r>
           </w:p>
         </w:tc>
         <w:tc>
           <w:tcPr>
             <w:tcW w:w="1146" w:type="dxa"/>
-            <w:vMerge w:val="restart"/>
-          </w:tcPr>
-          <w:p>
-            <w:pPr>
-              <w:rPr>
-                <w:rFonts w:ascii="Calibri" w:hAnsi="Calibri" w:cs="Calibri"/>
-                <w:sz w:val="20"/>
-                <w:szCs w:val="20"/>
-              </w:rPr>
-            </w:pPr>
-          </w:p>
-          <w:p>
-            <w:pPr>
-              <w:rPr>
-                <w:rFonts w:ascii="Calibri" w:hAnsi="Calibri" w:cs="Calibri"/>
-                <w:sz w:val="20"/>
-                <w:szCs w:val="20"/>
-              </w:rPr>
-            </w:pPr>
-          </w:p>
-          <w:p>
-            <w:pPr>
-              <w:rPr>
-                <w:rFonts w:ascii="Calibri" w:hAnsi="Calibri" w:cs="Calibri"/>
-                <w:sz w:val="20"/>
-                <w:szCs w:val="20"/>
-              </w:rPr>
-            </w:pPr>
-          </w:p>
-          <w:p>
-            <w:pPr>
-              <w:rPr>
-                <w:rFonts w:ascii="Calibri" w:hAnsi="Calibri" w:cs="Calibri"/>
-                <w:sz w:val="20"/>
-                <w:szCs w:val="20"/>
-              </w:rPr>
-            </w:pPr>
-            <w:r>
-              <w:rPr>
-                <w:rFonts w:ascii="Calibri" w:hAnsi="Calibri" w:cs="Calibri"/>
-                <w:sz w:val="20"/>
-                <w:szCs w:val="20"/>
-              </w:rPr>
-              <w:t>-0.07</w:t>
-            </w:r>
+            <w:vMerge/>
+          </w:tcPr>
+          <w:p>
+            <w:pPr>
+              <w:rPr>
+                <w:rFonts w:ascii="Calibri" w:hAnsi="Calibri" w:cs="Calibri"/>
+                <w:sz w:val="20"/>
+                <w:szCs w:val="20"/>
+              </w:rPr>
+            </w:pPr>
           </w:p>
         </w:tc>
       </w:tr>
@@ -19335,7 +18924,7 @@
                 <w:sz w:val="20"/>
                 <w:szCs w:val="20"/>
               </w:rPr>
-              <w:t>Exp7</w:t>
+              <w:t>Exp3</w:t>
             </w:r>
             <w:r>
               <w:rPr>
@@ -19387,26 +18976,7 @@
                 <w:sz w:val="20"/>
                 <w:szCs w:val="20"/>
               </w:rPr>
-              <w:lastRenderedPageBreak/>
-              <w:t xml:space="preserve">(Swin Transformer with </w:t>
-            </w:r>
-            <w:proofErr w:type="spellStart"/>
-            <w:r>
-              <w:rPr>
-                <w:rFonts w:ascii="Calibri" w:hAnsi="Calibri" w:cs="Calibri"/>
-                <w:sz w:val="20"/>
-                <w:szCs w:val="20"/>
-              </w:rPr>
-              <w:t>MetaData</w:t>
-            </w:r>
-            <w:proofErr w:type="spellEnd"/>
-            <w:r>
-              <w:rPr>
-                <w:rFonts w:ascii="Calibri" w:hAnsi="Calibri" w:cs="Calibri"/>
-                <w:sz w:val="20"/>
-                <w:szCs w:val="20"/>
-              </w:rPr>
-              <w:t>)</w:t>
+              <w:t>(Swin Transformer)</w:t>
             </w:r>
           </w:p>
           <w:p>
@@ -19437,25 +19007,24 @@
                 <w:sz w:val="20"/>
                 <w:szCs w:val="20"/>
               </w:rPr>
-              <w:lastRenderedPageBreak/>
-              <w:t>F2</w:t>
-            </w:r>
-          </w:p>
-          <w:p>
-            <w:pPr>
-              <w:rPr>
-                <w:rFonts w:ascii="Calibri" w:hAnsi="Calibri" w:cs="Calibri"/>
-                <w:sz w:val="20"/>
-                <w:szCs w:val="20"/>
-              </w:rPr>
-            </w:pPr>
-            <w:r>
-              <w:rPr>
-                <w:rFonts w:ascii="Calibri" w:hAnsi="Calibri" w:cs="Calibri"/>
-                <w:sz w:val="20"/>
-                <w:szCs w:val="20"/>
-              </w:rPr>
-              <w:t>(Late Fusion)</w:t>
+              <w:t>F0</w:t>
+            </w:r>
+          </w:p>
+          <w:p>
+            <w:pPr>
+              <w:rPr>
+                <w:rFonts w:ascii="Calibri" w:hAnsi="Calibri" w:cs="Calibri"/>
+                <w:sz w:val="20"/>
+                <w:szCs w:val="20"/>
+              </w:rPr>
+            </w:pPr>
+            <w:r>
+              <w:rPr>
+                <w:rFonts w:ascii="Calibri" w:hAnsi="Calibri" w:cs="Calibri"/>
+                <w:sz w:val="20"/>
+                <w:szCs w:val="20"/>
+              </w:rPr>
+              <w:t>(No Fusion)</w:t>
             </w:r>
           </w:p>
         </w:tc>
@@ -19477,7 +19046,7 @@
                 <w:sz w:val="20"/>
                 <w:szCs w:val="20"/>
               </w:rPr>
-              <w:t>17.64</w:t>
+              <w:t>17.71</w:t>
             </w:r>
           </w:p>
         </w:tc>
@@ -19499,23 +19068,58 @@
                 <w:sz w:val="20"/>
                 <w:szCs w:val="20"/>
               </w:rPr>
-              <w:t>0.31</w:t>
+              <w:t>0.33</w:t>
             </w:r>
           </w:p>
         </w:tc>
         <w:tc>
           <w:tcPr>
             <w:tcW w:w="1146" w:type="dxa"/>
-            <w:vMerge/>
-          </w:tcPr>
-          <w:p>
-            <w:pPr>
-              <w:rPr>
-                <w:rFonts w:ascii="Calibri" w:hAnsi="Calibri" w:cs="Calibri"/>
-                <w:sz w:val="20"/>
-                <w:szCs w:val="20"/>
-              </w:rPr>
-            </w:pPr>
+            <w:vMerge w:val="restart"/>
+          </w:tcPr>
+          <w:p>
+            <w:pPr>
+              <w:rPr>
+                <w:rFonts w:ascii="Calibri" w:hAnsi="Calibri" w:cs="Calibri"/>
+                <w:sz w:val="20"/>
+                <w:szCs w:val="20"/>
+              </w:rPr>
+            </w:pPr>
+          </w:p>
+          <w:p>
+            <w:pPr>
+              <w:rPr>
+                <w:rFonts w:ascii="Calibri" w:hAnsi="Calibri" w:cs="Calibri"/>
+                <w:sz w:val="20"/>
+                <w:szCs w:val="20"/>
+              </w:rPr>
+            </w:pPr>
+          </w:p>
+          <w:p>
+            <w:pPr>
+              <w:rPr>
+                <w:rFonts w:ascii="Calibri" w:hAnsi="Calibri" w:cs="Calibri"/>
+                <w:sz w:val="20"/>
+                <w:szCs w:val="20"/>
+              </w:rPr>
+            </w:pPr>
+          </w:p>
+          <w:p>
+            <w:pPr>
+              <w:rPr>
+                <w:rFonts w:ascii="Calibri" w:hAnsi="Calibri" w:cs="Calibri"/>
+                <w:sz w:val="20"/>
+                <w:szCs w:val="20"/>
+              </w:rPr>
+            </w:pPr>
+            <w:r>
+              <w:rPr>
+                <w:rFonts w:ascii="Calibri" w:hAnsi="Calibri" w:cs="Calibri"/>
+                <w:sz w:val="20"/>
+                <w:szCs w:val="20"/>
+              </w:rPr>
+              <w:t>-0.07</w:t>
+            </w:r>
           </w:p>
         </w:tc>
       </w:tr>
@@ -19553,7 +19157,7 @@
                 <w:sz w:val="20"/>
                 <w:szCs w:val="20"/>
               </w:rPr>
-              <w:t>Exp5</w:t>
+              <w:t>Exp7</w:t>
             </w:r>
             <w:r>
               <w:rPr>
@@ -19605,7 +19209,7 @@
                 <w:sz w:val="20"/>
                 <w:szCs w:val="20"/>
               </w:rPr>
-              <w:t>(Swin Transformer with Metadata)</w:t>
+              <w:t>(Swin Transformer with MetaData)</w:t>
             </w:r>
           </w:p>
           <w:p>
@@ -19636,24 +19240,24 @@
                 <w:sz w:val="20"/>
                 <w:szCs w:val="20"/>
               </w:rPr>
-              <w:t>F1</w:t>
-            </w:r>
-          </w:p>
-          <w:p>
-            <w:pPr>
-              <w:rPr>
-                <w:rFonts w:ascii="Calibri" w:hAnsi="Calibri" w:cs="Calibri"/>
-                <w:sz w:val="20"/>
-                <w:szCs w:val="20"/>
-              </w:rPr>
-            </w:pPr>
-            <w:r>
-              <w:rPr>
-                <w:rFonts w:ascii="Calibri" w:hAnsi="Calibri" w:cs="Calibri"/>
-                <w:sz w:val="20"/>
-                <w:szCs w:val="20"/>
-              </w:rPr>
-              <w:t>(Early Fusion)</w:t>
+              <w:t>F2</w:t>
+            </w:r>
+          </w:p>
+          <w:p>
+            <w:pPr>
+              <w:rPr>
+                <w:rFonts w:ascii="Calibri" w:hAnsi="Calibri" w:cs="Calibri"/>
+                <w:sz w:val="20"/>
+                <w:szCs w:val="20"/>
+              </w:rPr>
+            </w:pPr>
+            <w:r>
+              <w:rPr>
+                <w:rFonts w:ascii="Calibri" w:hAnsi="Calibri" w:cs="Calibri"/>
+                <w:sz w:val="20"/>
+                <w:szCs w:val="20"/>
+              </w:rPr>
+              <w:t>(Late Fusion)</w:t>
             </w:r>
           </w:p>
         </w:tc>
@@ -19675,7 +19279,7 @@
                 <w:sz w:val="20"/>
                 <w:szCs w:val="20"/>
               </w:rPr>
-              <w:t>17.60</w:t>
+              <w:t>17.64</w:t>
             </w:r>
           </w:p>
         </w:tc>
@@ -19697,49 +19301,23 @@
                 <w:sz w:val="20"/>
                 <w:szCs w:val="20"/>
               </w:rPr>
-              <w:t>0.16</w:t>
+              <w:t>0.31</w:t>
             </w:r>
           </w:p>
         </w:tc>
         <w:tc>
           <w:tcPr>
             <w:tcW w:w="1146" w:type="dxa"/>
-            <w:vMerge w:val="restart"/>
-          </w:tcPr>
-          <w:p>
-            <w:pPr>
-              <w:rPr>
-                <w:rFonts w:ascii="Calibri" w:hAnsi="Calibri" w:cs="Calibri"/>
-                <w:sz w:val="20"/>
-                <w:szCs w:val="20"/>
-              </w:rPr>
-            </w:pPr>
-          </w:p>
-          <w:p>
-            <w:pPr>
-              <w:rPr>
-                <w:rFonts w:ascii="Calibri" w:hAnsi="Calibri" w:cs="Calibri"/>
-                <w:sz w:val="20"/>
-                <w:szCs w:val="20"/>
-              </w:rPr>
-            </w:pPr>
-          </w:p>
-          <w:p>
-            <w:pPr>
-              <w:rPr>
-                <w:rFonts w:ascii="Calibri" w:hAnsi="Calibri" w:cs="Calibri"/>
-                <w:sz w:val="20"/>
-                <w:szCs w:val="20"/>
-              </w:rPr>
-            </w:pPr>
-            <w:r>
-              <w:rPr>
-                <w:rFonts w:ascii="Calibri" w:hAnsi="Calibri" w:cs="Calibri"/>
-                <w:sz w:val="20"/>
-                <w:szCs w:val="20"/>
-              </w:rPr>
-              <w:t>0.04</w:t>
-            </w:r>
+            <w:vMerge/>
+          </w:tcPr>
+          <w:p>
+            <w:pPr>
+              <w:rPr>
+                <w:rFonts w:ascii="Calibri" w:hAnsi="Calibri" w:cs="Calibri"/>
+                <w:sz w:val="20"/>
+                <w:szCs w:val="20"/>
+              </w:rPr>
+            </w:pPr>
           </w:p>
         </w:tc>
       </w:tr>
@@ -19777,7 +19355,7 @@
                 <w:sz w:val="20"/>
                 <w:szCs w:val="20"/>
               </w:rPr>
-              <w:t>Exp7</w:t>
+              <w:t>Exp5</w:t>
             </w:r>
             <w:r>
               <w:rPr>
@@ -19829,25 +19407,8 @@
                 <w:sz w:val="20"/>
                 <w:szCs w:val="20"/>
               </w:rPr>
-              <w:t xml:space="preserve">(Swin Transformer with </w:t>
-            </w:r>
-            <w:proofErr w:type="spellStart"/>
-            <w:r>
-              <w:rPr>
-                <w:rFonts w:ascii="Calibri" w:hAnsi="Calibri" w:cs="Calibri"/>
-                <w:sz w:val="20"/>
-                <w:szCs w:val="20"/>
-              </w:rPr>
-              <w:t>MetaData</w:t>
-            </w:r>
-            <w:proofErr w:type="spellEnd"/>
-            <w:r>
-              <w:rPr>
-                <w:rFonts w:ascii="Calibri" w:hAnsi="Calibri" w:cs="Calibri"/>
-                <w:sz w:val="20"/>
-                <w:szCs w:val="20"/>
-              </w:rPr>
-              <w:t>)</w:t>
+              <w:lastRenderedPageBreak/>
+              <w:t>(Swin Transformer with Metadata)</w:t>
             </w:r>
           </w:p>
           <w:p>
@@ -19878,24 +19439,25 @@
                 <w:sz w:val="20"/>
                 <w:szCs w:val="20"/>
               </w:rPr>
-              <w:t>F2</w:t>
-            </w:r>
-          </w:p>
-          <w:p>
-            <w:pPr>
-              <w:rPr>
-                <w:rFonts w:ascii="Calibri" w:hAnsi="Calibri" w:cs="Calibri"/>
-                <w:sz w:val="20"/>
-                <w:szCs w:val="20"/>
-              </w:rPr>
-            </w:pPr>
-            <w:r>
-              <w:rPr>
-                <w:rFonts w:ascii="Calibri" w:hAnsi="Calibri" w:cs="Calibri"/>
-                <w:sz w:val="20"/>
-                <w:szCs w:val="20"/>
-              </w:rPr>
-              <w:t>(Late Fusion)</w:t>
+              <w:lastRenderedPageBreak/>
+              <w:t>F1</w:t>
+            </w:r>
+          </w:p>
+          <w:p>
+            <w:pPr>
+              <w:rPr>
+                <w:rFonts w:ascii="Calibri" w:hAnsi="Calibri" w:cs="Calibri"/>
+                <w:sz w:val="20"/>
+                <w:szCs w:val="20"/>
+              </w:rPr>
+            </w:pPr>
+            <w:r>
+              <w:rPr>
+                <w:rFonts w:ascii="Calibri" w:hAnsi="Calibri" w:cs="Calibri"/>
+                <w:sz w:val="20"/>
+                <w:szCs w:val="20"/>
+              </w:rPr>
+              <w:t>(Early Fusion)</w:t>
             </w:r>
           </w:p>
         </w:tc>
@@ -19917,7 +19479,7 @@
                 <w:sz w:val="20"/>
                 <w:szCs w:val="20"/>
               </w:rPr>
-              <w:t>17.64</w:t>
+              <w:t>17.60</w:t>
             </w:r>
           </w:p>
         </w:tc>
@@ -19939,23 +19501,50 @@
                 <w:sz w:val="20"/>
                 <w:szCs w:val="20"/>
               </w:rPr>
-              <w:t>0.31</w:t>
+              <w:t>0.16</w:t>
             </w:r>
           </w:p>
         </w:tc>
         <w:tc>
           <w:tcPr>
             <w:tcW w:w="1146" w:type="dxa"/>
-            <w:vMerge/>
-          </w:tcPr>
-          <w:p>
-            <w:pPr>
-              <w:rPr>
-                <w:rFonts w:ascii="Calibri" w:hAnsi="Calibri" w:cs="Calibri"/>
-                <w:sz w:val="20"/>
-                <w:szCs w:val="20"/>
-              </w:rPr>
-            </w:pPr>
+            <w:vMerge w:val="restart"/>
+          </w:tcPr>
+          <w:p>
+            <w:pPr>
+              <w:rPr>
+                <w:rFonts w:ascii="Calibri" w:hAnsi="Calibri" w:cs="Calibri"/>
+                <w:sz w:val="20"/>
+                <w:szCs w:val="20"/>
+              </w:rPr>
+            </w:pPr>
+          </w:p>
+          <w:p>
+            <w:pPr>
+              <w:rPr>
+                <w:rFonts w:ascii="Calibri" w:hAnsi="Calibri" w:cs="Calibri"/>
+                <w:sz w:val="20"/>
+                <w:szCs w:val="20"/>
+              </w:rPr>
+            </w:pPr>
+          </w:p>
+          <w:p>
+            <w:pPr>
+              <w:rPr>
+                <w:rFonts w:ascii="Calibri" w:hAnsi="Calibri" w:cs="Calibri"/>
+                <w:sz w:val="20"/>
+                <w:szCs w:val="20"/>
+              </w:rPr>
+            </w:pPr>
+            <w:r>
+              <w:rPr>
+                <w:rFonts w:ascii="Calibri" w:hAnsi="Calibri" w:cs="Calibri"/>
+                <w:sz w:val="20"/>
+                <w:szCs w:val="20"/>
+              </w:rPr>
+              <w:lastRenderedPageBreak/>
+              <w:t>0.04</w:t>
+            </w:r>
           </w:p>
         </w:tc>
       </w:tr>
@@ -19963,24 +19552,16 @@
         <w:tc>
           <w:tcPr>
             <w:tcW w:w="1916" w:type="dxa"/>
-            <w:vMerge w:val="restart"/>
-          </w:tcPr>
-          <w:p>
-            <w:pPr>
-              <w:rPr>
-                <w:rFonts w:ascii="Calibri" w:hAnsi="Calibri" w:cs="Calibri"/>
-                <w:sz w:val="20"/>
-                <w:szCs w:val="20"/>
-              </w:rPr>
-            </w:pPr>
-            <w:r>
-              <w:rPr>
-                <w:rFonts w:ascii="Calibri" w:hAnsi="Calibri" w:cs="Calibri"/>
-                <w:sz w:val="20"/>
-                <w:szCs w:val="20"/>
-              </w:rPr>
-              <w:t>Stage 5</w:t>
-            </w:r>
+            <w:vMerge/>
+          </w:tcPr>
+          <w:p>
+            <w:pPr>
+              <w:rPr>
+                <w:rFonts w:ascii="Calibri" w:hAnsi="Calibri" w:cs="Calibri"/>
+                <w:sz w:val="20"/>
+                <w:szCs w:val="20"/>
+              </w:rPr>
+            </w:pPr>
           </w:p>
         </w:tc>
         <w:tc>
@@ -20001,7 +19582,7 @@
                 <w:sz w:val="20"/>
                 <w:szCs w:val="20"/>
               </w:rPr>
-              <w:t>Exp3_2</w:t>
+              <w:t>Exp7</w:t>
             </w:r>
             <w:r>
               <w:rPr>
@@ -20053,7 +19634,7 @@
                 <w:sz w:val="20"/>
                 <w:szCs w:val="20"/>
               </w:rPr>
-              <w:t>(Swin Transformer with MSE Loss)</w:t>
+              <w:t>(Swin Transformer with MetaData)</w:t>
             </w:r>
           </w:p>
           <w:p>
@@ -20084,24 +19665,24 @@
                 <w:sz w:val="20"/>
                 <w:szCs w:val="20"/>
               </w:rPr>
-              <w:t>Loss</w:t>
-            </w:r>
-          </w:p>
-          <w:p>
-            <w:pPr>
-              <w:rPr>
-                <w:rFonts w:ascii="Calibri" w:hAnsi="Calibri" w:cs="Calibri"/>
-                <w:sz w:val="20"/>
-                <w:szCs w:val="20"/>
-              </w:rPr>
-            </w:pPr>
-            <w:r>
-              <w:rPr>
-                <w:rFonts w:ascii="Calibri" w:hAnsi="Calibri" w:cs="Calibri"/>
-                <w:sz w:val="20"/>
-                <w:szCs w:val="20"/>
-              </w:rPr>
-              <w:t>MSE</w:t>
+              <w:t>F2</w:t>
+            </w:r>
+          </w:p>
+          <w:p>
+            <w:pPr>
+              <w:rPr>
+                <w:rFonts w:ascii="Calibri" w:hAnsi="Calibri" w:cs="Calibri"/>
+                <w:sz w:val="20"/>
+                <w:szCs w:val="20"/>
+              </w:rPr>
+            </w:pPr>
+            <w:r>
+              <w:rPr>
+                <w:rFonts w:ascii="Calibri" w:hAnsi="Calibri" w:cs="Calibri"/>
+                <w:sz w:val="20"/>
+                <w:szCs w:val="20"/>
+              </w:rPr>
+              <w:t>(Late Fusion)</w:t>
             </w:r>
           </w:p>
         </w:tc>
@@ -20123,7 +19704,7 @@
                 <w:sz w:val="20"/>
                 <w:szCs w:val="20"/>
               </w:rPr>
-              <w:t>17.92</w:t>
+              <w:t>17.64</w:t>
             </w:r>
           </w:p>
         </w:tc>
@@ -20145,31 +19726,23 @@
                 <w:sz w:val="20"/>
                 <w:szCs w:val="20"/>
               </w:rPr>
-              <w:t>0.30</w:t>
+              <w:t>0.31</w:t>
             </w:r>
           </w:p>
         </w:tc>
         <w:tc>
           <w:tcPr>
             <w:tcW w:w="1146" w:type="dxa"/>
-            <w:vMerge w:val="restart"/>
-          </w:tcPr>
-          <w:p>
-            <w:pPr>
-              <w:rPr>
-                <w:rFonts w:ascii="Calibri" w:hAnsi="Calibri" w:cs="Calibri"/>
-                <w:sz w:val="20"/>
-                <w:szCs w:val="20"/>
-              </w:rPr>
-            </w:pPr>
-            <w:r>
-              <w:rPr>
-                <w:rFonts w:ascii="Calibri" w:hAnsi="Calibri" w:cs="Calibri"/>
-                <w:sz w:val="20"/>
-                <w:szCs w:val="20"/>
-              </w:rPr>
-              <w:t>0.21</w:t>
-            </w:r>
+            <w:vMerge/>
+          </w:tcPr>
+          <w:p>
+            <w:pPr>
+              <w:rPr>
+                <w:rFonts w:ascii="Calibri" w:hAnsi="Calibri" w:cs="Calibri"/>
+                <w:sz w:val="20"/>
+                <w:szCs w:val="20"/>
+              </w:rPr>
+            </w:pPr>
           </w:p>
         </w:tc>
       </w:tr>
@@ -20177,16 +19750,24 @@
         <w:tc>
           <w:tcPr>
             <w:tcW w:w="1916" w:type="dxa"/>
-            <w:vMerge/>
-          </w:tcPr>
-          <w:p>
-            <w:pPr>
-              <w:rPr>
-                <w:rFonts w:ascii="Calibri" w:hAnsi="Calibri" w:cs="Calibri"/>
-                <w:sz w:val="20"/>
-                <w:szCs w:val="20"/>
-              </w:rPr>
-            </w:pPr>
+            <w:vMerge w:val="restart"/>
+          </w:tcPr>
+          <w:p>
+            <w:pPr>
+              <w:rPr>
+                <w:rFonts w:ascii="Calibri" w:hAnsi="Calibri" w:cs="Calibri"/>
+                <w:sz w:val="20"/>
+                <w:szCs w:val="20"/>
+              </w:rPr>
+            </w:pPr>
+            <w:r>
+              <w:rPr>
+                <w:rFonts w:ascii="Calibri" w:hAnsi="Calibri" w:cs="Calibri"/>
+                <w:sz w:val="20"/>
+                <w:szCs w:val="20"/>
+              </w:rPr>
+              <w:t>Stage 5</w:t>
+            </w:r>
           </w:p>
         </w:tc>
         <w:tc>
@@ -20207,7 +19788,7 @@
                 <w:sz w:val="20"/>
                 <w:szCs w:val="20"/>
               </w:rPr>
-              <w:t>Exp3</w:t>
+              <w:t>Exp3_2</w:t>
             </w:r>
             <w:r>
               <w:rPr>
@@ -20259,7 +19840,7 @@
                 <w:sz w:val="20"/>
                 <w:szCs w:val="20"/>
               </w:rPr>
-              <w:t>(Swin Transformer)</w:t>
+              <w:t>(Swin Transformer with MSE Loss)</w:t>
             </w:r>
           </w:p>
           <w:p>
@@ -20307,7 +19888,7 @@
                 <w:sz w:val="20"/>
                 <w:szCs w:val="20"/>
               </w:rPr>
-              <w:t>BCE</w:t>
+              <w:t>MSE</w:t>
             </w:r>
           </w:p>
         </w:tc>
@@ -20329,7 +19910,7 @@
                 <w:sz w:val="20"/>
                 <w:szCs w:val="20"/>
               </w:rPr>
-              <w:t>17.71</w:t>
+              <w:t>17.92</w:t>
             </w:r>
           </w:p>
         </w:tc>
@@ -20351,23 +19932,31 @@
                 <w:sz w:val="20"/>
                 <w:szCs w:val="20"/>
               </w:rPr>
-              <w:t>0.33</w:t>
+              <w:t>0.30</w:t>
             </w:r>
           </w:p>
         </w:tc>
         <w:tc>
           <w:tcPr>
             <w:tcW w:w="1146" w:type="dxa"/>
-            <w:vMerge/>
-          </w:tcPr>
-          <w:p>
-            <w:pPr>
-              <w:rPr>
-                <w:rFonts w:ascii="Calibri" w:hAnsi="Calibri" w:cs="Calibri"/>
-                <w:sz w:val="20"/>
-                <w:szCs w:val="20"/>
-              </w:rPr>
-            </w:pPr>
+            <w:vMerge w:val="restart"/>
+          </w:tcPr>
+          <w:p>
+            <w:pPr>
+              <w:rPr>
+                <w:rFonts w:ascii="Calibri" w:hAnsi="Calibri" w:cs="Calibri"/>
+                <w:sz w:val="20"/>
+                <w:szCs w:val="20"/>
+              </w:rPr>
+            </w:pPr>
+            <w:r>
+              <w:rPr>
+                <w:rFonts w:ascii="Calibri" w:hAnsi="Calibri" w:cs="Calibri"/>
+                <w:sz w:val="20"/>
+                <w:szCs w:val="20"/>
+              </w:rPr>
+              <w:t>0.21</w:t>
+            </w:r>
           </w:p>
         </w:tc>
       </w:tr>
@@ -20375,187 +19964,8 @@
         <w:tc>
           <w:tcPr>
             <w:tcW w:w="1916" w:type="dxa"/>
-            <w:vMerge w:val="restart"/>
-          </w:tcPr>
-          <w:p>
-            <w:pPr>
-              <w:rPr>
-                <w:rFonts w:ascii="Calibri" w:hAnsi="Calibri" w:cs="Calibri"/>
-                <w:sz w:val="20"/>
-                <w:szCs w:val="20"/>
-              </w:rPr>
-            </w:pPr>
-          </w:p>
-          <w:p>
-            <w:pPr>
-              <w:rPr>
-                <w:rFonts w:ascii="Calibri" w:hAnsi="Calibri" w:cs="Calibri"/>
-                <w:sz w:val="20"/>
-                <w:szCs w:val="20"/>
-              </w:rPr>
-            </w:pPr>
-          </w:p>
-          <w:p>
-            <w:pPr>
-              <w:rPr>
-                <w:rFonts w:ascii="Calibri" w:hAnsi="Calibri" w:cs="Calibri"/>
-                <w:sz w:val="20"/>
-                <w:szCs w:val="20"/>
-              </w:rPr>
-            </w:pPr>
-          </w:p>
-          <w:p>
-            <w:pPr>
-              <w:rPr>
-                <w:rFonts w:ascii="Calibri" w:hAnsi="Calibri" w:cs="Calibri"/>
-                <w:sz w:val="20"/>
-                <w:szCs w:val="20"/>
-              </w:rPr>
-            </w:pPr>
-          </w:p>
-          <w:p>
-            <w:pPr>
-              <w:rPr>
-                <w:rFonts w:ascii="Calibri" w:hAnsi="Calibri" w:cs="Calibri"/>
-                <w:sz w:val="20"/>
-                <w:szCs w:val="20"/>
-              </w:rPr>
-            </w:pPr>
-          </w:p>
-          <w:p>
-            <w:pPr>
-              <w:rPr>
-                <w:rFonts w:ascii="Calibri" w:hAnsi="Calibri" w:cs="Calibri"/>
-                <w:sz w:val="20"/>
-                <w:szCs w:val="20"/>
-              </w:rPr>
-            </w:pPr>
-          </w:p>
-          <w:p>
-            <w:pPr>
-              <w:rPr>
-                <w:rFonts w:ascii="Calibri" w:hAnsi="Calibri" w:cs="Calibri"/>
-                <w:sz w:val="20"/>
-                <w:szCs w:val="20"/>
-              </w:rPr>
-            </w:pPr>
-          </w:p>
-          <w:p>
-            <w:pPr>
-              <w:rPr>
-                <w:rFonts w:ascii="Calibri" w:hAnsi="Calibri" w:cs="Calibri"/>
-                <w:sz w:val="20"/>
-                <w:szCs w:val="20"/>
-              </w:rPr>
-            </w:pPr>
-          </w:p>
-          <w:p>
-            <w:pPr>
-              <w:rPr>
-                <w:rFonts w:ascii="Calibri" w:hAnsi="Calibri" w:cs="Calibri"/>
-                <w:sz w:val="20"/>
-                <w:szCs w:val="20"/>
-              </w:rPr>
-            </w:pPr>
-          </w:p>
-          <w:p>
-            <w:pPr>
-              <w:rPr>
-                <w:rFonts w:ascii="Calibri" w:hAnsi="Calibri" w:cs="Calibri"/>
-                <w:sz w:val="20"/>
-                <w:szCs w:val="20"/>
-              </w:rPr>
-            </w:pPr>
-          </w:p>
-          <w:p>
-            <w:pPr>
-              <w:rPr>
-                <w:rFonts w:ascii="Calibri" w:hAnsi="Calibri" w:cs="Calibri"/>
-                <w:sz w:val="20"/>
-                <w:szCs w:val="20"/>
-              </w:rPr>
-            </w:pPr>
-          </w:p>
-          <w:p>
-            <w:pPr>
-              <w:rPr>
-                <w:rFonts w:ascii="Calibri" w:hAnsi="Calibri" w:cs="Calibri"/>
-                <w:sz w:val="20"/>
-                <w:szCs w:val="20"/>
-              </w:rPr>
-            </w:pPr>
-            <w:r>
-              <w:rPr>
-                <w:rFonts w:ascii="Calibri" w:hAnsi="Calibri" w:cs="Calibri"/>
-                <w:sz w:val="20"/>
-                <w:szCs w:val="20"/>
-              </w:rPr>
-              <w:t>Stage 6</w:t>
-            </w:r>
-          </w:p>
-          <w:p>
-            <w:pPr>
-              <w:rPr>
-                <w:rFonts w:ascii="Calibri" w:hAnsi="Calibri" w:cs="Calibri"/>
-                <w:sz w:val="20"/>
-                <w:szCs w:val="20"/>
-              </w:rPr>
-            </w:pPr>
-          </w:p>
-          <w:p>
-            <w:pPr>
-              <w:rPr>
-                <w:rFonts w:ascii="Calibri" w:hAnsi="Calibri" w:cs="Calibri"/>
-                <w:sz w:val="20"/>
-                <w:szCs w:val="20"/>
-              </w:rPr>
-            </w:pPr>
-          </w:p>
-          <w:p>
-            <w:pPr>
-              <w:rPr>
-                <w:rFonts w:ascii="Calibri" w:hAnsi="Calibri" w:cs="Calibri"/>
-                <w:sz w:val="20"/>
-                <w:szCs w:val="20"/>
-              </w:rPr>
-            </w:pPr>
-          </w:p>
-          <w:p>
-            <w:pPr>
-              <w:rPr>
-                <w:rFonts w:ascii="Calibri" w:hAnsi="Calibri" w:cs="Calibri"/>
-                <w:sz w:val="20"/>
-                <w:szCs w:val="20"/>
-              </w:rPr>
-            </w:pPr>
-          </w:p>
-          <w:p>
-            <w:pPr>
-              <w:rPr>
-                <w:rFonts w:ascii="Calibri" w:hAnsi="Calibri" w:cs="Calibri"/>
-                <w:sz w:val="20"/>
-                <w:szCs w:val="20"/>
-              </w:rPr>
-            </w:pPr>
-          </w:p>
-          <w:p>
-            <w:pPr>
-              <w:rPr>
-                <w:rFonts w:ascii="Calibri" w:hAnsi="Calibri" w:cs="Calibri"/>
-                <w:sz w:val="20"/>
-                <w:szCs w:val="20"/>
-              </w:rPr>
-            </w:pPr>
-          </w:p>
-          <w:p>
-            <w:pPr>
-              <w:rPr>
-                <w:rFonts w:ascii="Calibri" w:hAnsi="Calibri" w:cs="Calibri"/>
-                <w:sz w:val="20"/>
-                <w:szCs w:val="20"/>
-              </w:rPr>
-            </w:pPr>
-          </w:p>
+            <w:vMerge/>
+          </w:tcPr>
           <w:p>
             <w:pPr>
               <w:rPr>
@@ -20667,24 +20077,24 @@
                 <w:sz w:val="20"/>
                 <w:szCs w:val="20"/>
               </w:rPr>
-              <w:t>E0</w:t>
-            </w:r>
-          </w:p>
-          <w:p>
-            <w:pPr>
-              <w:rPr>
-                <w:rFonts w:ascii="Calibri" w:hAnsi="Calibri" w:cs="Calibri"/>
-                <w:sz w:val="20"/>
-                <w:szCs w:val="20"/>
-              </w:rPr>
-            </w:pPr>
-            <w:r>
-              <w:rPr>
-                <w:rFonts w:ascii="Calibri" w:hAnsi="Calibri" w:cs="Calibri"/>
-                <w:sz w:val="20"/>
-                <w:szCs w:val="20"/>
-              </w:rPr>
-              <w:t>(Single Model)</w:t>
+              <w:t>Loss</w:t>
+            </w:r>
+          </w:p>
+          <w:p>
+            <w:pPr>
+              <w:rPr>
+                <w:rFonts w:ascii="Calibri" w:hAnsi="Calibri" w:cs="Calibri"/>
+                <w:sz w:val="20"/>
+                <w:szCs w:val="20"/>
+              </w:rPr>
+            </w:pPr>
+            <w:r>
+              <w:rPr>
+                <w:rFonts w:ascii="Calibri" w:hAnsi="Calibri" w:cs="Calibri"/>
+                <w:sz w:val="20"/>
+                <w:szCs w:val="20"/>
+              </w:rPr>
+              <w:t>BCE</w:t>
             </w:r>
           </w:p>
         </w:tc>
@@ -20735,42 +20145,16 @@
         <w:tc>
           <w:tcPr>
             <w:tcW w:w="1146" w:type="dxa"/>
-            <w:vMerge w:val="restart"/>
-          </w:tcPr>
-          <w:p>
-            <w:pPr>
-              <w:rPr>
-                <w:rFonts w:ascii="Calibri" w:hAnsi="Calibri" w:cs="Calibri"/>
-                <w:sz w:val="20"/>
-                <w:szCs w:val="20"/>
-              </w:rPr>
-            </w:pPr>
-          </w:p>
-          <w:p>
-            <w:pPr>
-              <w:rPr>
-                <w:rFonts w:ascii="Calibri" w:hAnsi="Calibri" w:cs="Calibri"/>
-                <w:sz w:val="20"/>
-                <w:szCs w:val="20"/>
-              </w:rPr>
-            </w:pPr>
-          </w:p>
-          <w:p>
-            <w:pPr>
-              <w:rPr>
-                <w:rFonts w:ascii="Calibri" w:hAnsi="Calibri" w:cs="Calibri"/>
-                <w:sz w:val="20"/>
-                <w:szCs w:val="20"/>
-              </w:rPr>
-            </w:pPr>
-            <w:r>
-              <w:rPr>
-                <w:rFonts w:ascii="Calibri" w:hAnsi="Calibri" w:cs="Calibri"/>
-                <w:sz w:val="20"/>
-                <w:szCs w:val="20"/>
-              </w:rPr>
-              <w:t>-0.11</w:t>
-            </w:r>
+            <w:vMerge/>
+          </w:tcPr>
+          <w:p>
+            <w:pPr>
+              <w:rPr>
+                <w:rFonts w:ascii="Calibri" w:hAnsi="Calibri" w:cs="Calibri"/>
+                <w:sz w:val="20"/>
+                <w:szCs w:val="20"/>
+              </w:rPr>
+            </w:pPr>
           </w:p>
         </w:tc>
       </w:tr>
@@ -20808,7 +20192,7 @@
                 <w:sz w:val="20"/>
                 <w:szCs w:val="20"/>
               </w:rPr>
-              <w:t>Exp9</w:t>
+              <w:t>Exp5</w:t>
             </w:r>
             <w:r>
               <w:rPr>
@@ -20860,8 +20244,17 @@
                 <w:sz w:val="20"/>
                 <w:szCs w:val="20"/>
               </w:rPr>
-              <w:t>(SWIN+EfficientNetB4)</w:t>
-            </w:r>
+              <w:t>(Swin Transformer with MetaData)</w:t>
+            </w:r>
+          </w:p>
+          <w:p>
+            <w:pPr>
+              <w:rPr>
+                <w:rFonts w:ascii="Calibri" w:hAnsi="Calibri" w:cs="Calibri"/>
+                <w:sz w:val="20"/>
+                <w:szCs w:val="20"/>
+              </w:rPr>
+            </w:pPr>
           </w:p>
         </w:tc>
         <w:tc>
@@ -20882,16 +20275,7 @@
                 <w:sz w:val="20"/>
                 <w:szCs w:val="20"/>
               </w:rPr>
-              <w:t>E1</w:t>
-            </w:r>
-            <w:r>
-              <w:rPr>
-                <w:rFonts w:ascii="Calibri" w:hAnsi="Calibri" w:cs="Calibri"/>
-                <w:sz w:val="20"/>
-                <w:szCs w:val="20"/>
-              </w:rPr>
-              <w:br/>
-              <w:t>(Model Level Late Fusion)</w:t>
+              <w:t>MLP Head</w:t>
             </w:r>
           </w:p>
         </w:tc>
@@ -20913,7 +20297,7 @@
                 <w:sz w:val="20"/>
                 <w:szCs w:val="20"/>
               </w:rPr>
-              <w:t>17.59</w:t>
+              <w:t>17.60</w:t>
             </w:r>
           </w:p>
         </w:tc>
@@ -20935,23 +20319,31 @@
                 <w:sz w:val="20"/>
                 <w:szCs w:val="20"/>
               </w:rPr>
-              <w:t>0.29</w:t>
+              <w:t>0.16</w:t>
             </w:r>
           </w:p>
         </w:tc>
         <w:tc>
           <w:tcPr>
             <w:tcW w:w="1146" w:type="dxa"/>
-            <w:vMerge/>
-          </w:tcPr>
-          <w:p>
-            <w:pPr>
-              <w:rPr>
-                <w:rFonts w:ascii="Calibri" w:hAnsi="Calibri" w:cs="Calibri"/>
-                <w:sz w:val="20"/>
-                <w:szCs w:val="20"/>
-              </w:rPr>
-            </w:pPr>
+            <w:vMerge w:val="restart"/>
+          </w:tcPr>
+          <w:p>
+            <w:pPr>
+              <w:rPr>
+                <w:rFonts w:ascii="Calibri" w:hAnsi="Calibri" w:cs="Calibri"/>
+                <w:sz w:val="20"/>
+                <w:szCs w:val="20"/>
+              </w:rPr>
+            </w:pPr>
+            <w:r>
+              <w:rPr>
+                <w:rFonts w:ascii="Calibri" w:hAnsi="Calibri" w:cs="Calibri"/>
+                <w:sz w:val="20"/>
+                <w:szCs w:val="20"/>
+              </w:rPr>
+              <w:t>0.15</w:t>
+            </w:r>
           </w:p>
         </w:tc>
       </w:tr>
@@ -20973,60 +20365,6 @@
         </w:tc>
         <w:tc>
           <w:tcPr>
-            <w:tcW w:w="7434" w:type="dxa"/>
-            <w:gridSpan w:val="5"/>
-            <w:shd w:val="clear" w:color="auto" w:fill="F2F2F2" w:themeFill="background1" w:themeFillShade="F2"/>
-          </w:tcPr>
-          <w:p>
-            <w:pPr>
-              <w:jc w:val="center"/>
-              <w:rPr>
-                <w:rFonts w:ascii="Calibri" w:hAnsi="Calibri" w:cs="Calibri"/>
-                <w:sz w:val="20"/>
-                <w:szCs w:val="20"/>
-              </w:rPr>
-            </w:pPr>
-            <w:r>
-              <w:rPr>
-                <w:rFonts w:ascii="Calibri" w:hAnsi="Calibri" w:cs="Calibri"/>
-                <w:b/>
-                <w:bCs/>
-                <w:sz w:val="20"/>
-                <w:szCs w:val="20"/>
-              </w:rPr>
-              <w:t>Inference Level for Exp5, Exp10, Exp11</w:t>
-            </w:r>
-            <w:r>
-              <w:rPr>
-                <w:rFonts w:ascii="Calibri" w:hAnsi="Calibri" w:cs="Calibri"/>
-                <w:b/>
-                <w:bCs/>
-                <w:sz w:val="20"/>
-                <w:szCs w:val="20"/>
-              </w:rPr>
-              <w:t xml:space="preserve"> on 30% Test data</w:t>
-            </w:r>
-          </w:p>
-        </w:tc>
-      </w:tr>
-      <w:tr>
-        <w:tc>
-          <w:tcPr>
-            <w:tcW w:w="1916" w:type="dxa"/>
-            <w:vMerge/>
-          </w:tcPr>
-          <w:p>
-            <w:pPr>
-              <w:rPr>
-                <w:rFonts w:ascii="Calibri" w:hAnsi="Calibri" w:cs="Calibri"/>
-                <w:sz w:val="20"/>
-                <w:szCs w:val="20"/>
-              </w:rPr>
-            </w:pPr>
-          </w:p>
-        </w:tc>
-        <w:tc>
-          <w:tcPr>
             <w:tcW w:w="2568" w:type="dxa"/>
           </w:tcPr>
           <w:p>
@@ -21043,31 +20381,15 @@
                 <w:sz w:val="20"/>
                 <w:szCs w:val="20"/>
               </w:rPr>
-              <w:t>Exp5</w:t>
-            </w:r>
-            <w:r>
-              <w:rPr>
-                <w:rFonts w:ascii="Calibri" w:hAnsi="Calibri" w:cs="Calibri"/>
-                <w:sz w:val="20"/>
-                <w:szCs w:val="20"/>
-              </w:rPr>
-              <w:t xml:space="preserve"> </w:t>
-            </w:r>
-            <w:r>
-              <w:rPr>
-                <w:rFonts w:ascii="Calibri" w:hAnsi="Calibri" w:cs="Calibri"/>
-                <w:sz w:val="22"/>
-                <w:szCs w:val="22"/>
-              </w:rPr>
-              <w:t>(</w:t>
+              <w:t>Exp5_1 (</w:t>
             </w:r>
             <w:hyperlink r:id="rId49" w:history="1">
               <w:r>
                 <w:rPr>
                   <w:rStyle w:val="Hyperlink"/>
                   <w:rFonts w:ascii="Calibri" w:hAnsi="Calibri" w:cs="Calibri"/>
-                  <w:sz w:val="22"/>
-                  <w:szCs w:val="22"/>
+                  <w:sz w:val="20"/>
+                  <w:szCs w:val="20"/>
                 </w:rPr>
                 <w:t>code</w:t>
               </w:r>
@@ -21075,8 +20397,8 @@
             <w:r>
               <w:rPr>
                 <w:rFonts w:ascii="Calibri" w:hAnsi="Calibri" w:cs="Calibri"/>
-                <w:sz w:val="22"/>
-                <w:szCs w:val="22"/>
+                <w:sz w:val="20"/>
+                <w:szCs w:val="20"/>
               </w:rPr>
               <w:t>)</w:t>
             </w:r>
@@ -21095,17 +20417,8 @@
                 <w:sz w:val="20"/>
                 <w:szCs w:val="20"/>
               </w:rPr>
-              <w:t>(Swin Transformer with Metadata at Inference)</w:t>
-            </w:r>
-          </w:p>
-          <w:p>
-            <w:pPr>
-              <w:rPr>
-                <w:rFonts w:ascii="Calibri" w:hAnsi="Calibri" w:cs="Calibri"/>
-                <w:sz w:val="20"/>
-                <w:szCs w:val="20"/>
-              </w:rPr>
-            </w:pPr>
+              <w:t>(Swin with Linear Head)</w:t>
+            </w:r>
           </w:p>
         </w:tc>
         <w:tc>
@@ -21126,24 +20439,7 @@
                 <w:sz w:val="20"/>
                 <w:szCs w:val="20"/>
               </w:rPr>
-              <w:t>E0</w:t>
-            </w:r>
-          </w:p>
-          <w:p>
-            <w:pPr>
-              <w:rPr>
-                <w:rFonts w:ascii="Calibri" w:hAnsi="Calibri" w:cs="Calibri"/>
-                <w:sz w:val="20"/>
-                <w:szCs w:val="20"/>
-              </w:rPr>
-            </w:pPr>
-            <w:r>
-              <w:rPr>
-                <w:rFonts w:ascii="Calibri" w:hAnsi="Calibri" w:cs="Calibri"/>
-                <w:sz w:val="20"/>
-                <w:szCs w:val="20"/>
-              </w:rPr>
-              <w:t>(Single Best Fold)</w:t>
+              <w:t>Linear Head</w:t>
             </w:r>
           </w:p>
         </w:tc>
@@ -21165,7 +20461,15 @@
                 <w:sz w:val="20"/>
                 <w:szCs w:val="20"/>
               </w:rPr>
-              <w:t>17.69</w:t>
+              <w:t>17.</w:t>
+            </w:r>
+            <w:r>
+              <w:rPr>
+                <w:rFonts w:ascii="Calibri" w:hAnsi="Calibri" w:cs="Calibri"/>
+                <w:sz w:val="20"/>
+                <w:szCs w:val="20"/>
+              </w:rPr>
+              <w:t>75</w:t>
             </w:r>
           </w:p>
         </w:tc>
@@ -21187,58 +20491,31 @@
                 <w:sz w:val="20"/>
                 <w:szCs w:val="20"/>
               </w:rPr>
-              <w:t>-</w:t>
+              <w:t>0.</w:t>
+            </w:r>
+            <w:r>
+              <w:rPr>
+                <w:rFonts w:ascii="Calibri" w:hAnsi="Calibri" w:cs="Calibri"/>
+                <w:sz w:val="20"/>
+                <w:szCs w:val="20"/>
+              </w:rPr>
+              <w:t>28</w:t>
             </w:r>
           </w:p>
         </w:tc>
         <w:tc>
           <w:tcPr>
             <w:tcW w:w="1146" w:type="dxa"/>
-            <w:vMerge w:val="restart"/>
-          </w:tcPr>
-          <w:p>
-            <w:pPr>
-              <w:rPr>
-                <w:rFonts w:ascii="Calibri" w:hAnsi="Calibri" w:cs="Calibri"/>
-                <w:sz w:val="20"/>
-                <w:szCs w:val="20"/>
-              </w:rPr>
-            </w:pPr>
-          </w:p>
-          <w:p>
-            <w:pPr>
-              <w:rPr>
-                <w:rFonts w:ascii="Calibri" w:hAnsi="Calibri" w:cs="Calibri"/>
-                <w:sz w:val="20"/>
-                <w:szCs w:val="20"/>
-              </w:rPr>
-            </w:pPr>
-          </w:p>
-          <w:p>
-            <w:pPr>
-              <w:rPr>
-                <w:rFonts w:ascii="Calibri" w:hAnsi="Calibri" w:cs="Calibri"/>
-                <w:sz w:val="20"/>
-                <w:szCs w:val="20"/>
-              </w:rPr>
-            </w:pPr>
-          </w:p>
-          <w:p>
-            <w:pPr>
-              <w:rPr>
-                <w:rFonts w:ascii="Calibri" w:hAnsi="Calibri" w:cs="Calibri"/>
-                <w:sz w:val="20"/>
-                <w:szCs w:val="20"/>
-              </w:rPr>
-            </w:pPr>
-            <w:r>
-              <w:rPr>
-                <w:rFonts w:ascii="Calibri" w:hAnsi="Calibri" w:cs="Calibri"/>
-                <w:sz w:val="20"/>
-                <w:szCs w:val="20"/>
-              </w:rPr>
-              <w:t>-0.19</w:t>
-            </w:r>
+            <w:vMerge/>
+          </w:tcPr>
+          <w:p>
+            <w:pPr>
+              <w:rPr>
+                <w:rFonts w:ascii="Calibri" w:hAnsi="Calibri" w:cs="Calibri"/>
+                <w:sz w:val="20"/>
+                <w:szCs w:val="20"/>
+              </w:rPr>
+            </w:pPr>
           </w:p>
         </w:tc>
       </w:tr>
@@ -21246,8 +20523,187 @@
         <w:tc>
           <w:tcPr>
             <w:tcW w:w="1916" w:type="dxa"/>
-            <w:vMerge/>
-          </w:tcPr>
+            <w:vMerge w:val="restart"/>
+          </w:tcPr>
+          <w:p>
+            <w:pPr>
+              <w:rPr>
+                <w:rFonts w:ascii="Calibri" w:hAnsi="Calibri" w:cs="Calibri"/>
+                <w:sz w:val="20"/>
+                <w:szCs w:val="20"/>
+              </w:rPr>
+            </w:pPr>
+          </w:p>
+          <w:p>
+            <w:pPr>
+              <w:rPr>
+                <w:rFonts w:ascii="Calibri" w:hAnsi="Calibri" w:cs="Calibri"/>
+                <w:sz w:val="20"/>
+                <w:szCs w:val="20"/>
+              </w:rPr>
+            </w:pPr>
+          </w:p>
+          <w:p>
+            <w:pPr>
+              <w:rPr>
+                <w:rFonts w:ascii="Calibri" w:hAnsi="Calibri" w:cs="Calibri"/>
+                <w:sz w:val="20"/>
+                <w:szCs w:val="20"/>
+              </w:rPr>
+            </w:pPr>
+          </w:p>
+          <w:p>
+            <w:pPr>
+              <w:rPr>
+                <w:rFonts w:ascii="Calibri" w:hAnsi="Calibri" w:cs="Calibri"/>
+                <w:sz w:val="20"/>
+                <w:szCs w:val="20"/>
+              </w:rPr>
+            </w:pPr>
+          </w:p>
+          <w:p>
+            <w:pPr>
+              <w:rPr>
+                <w:rFonts w:ascii="Calibri" w:hAnsi="Calibri" w:cs="Calibri"/>
+                <w:sz w:val="20"/>
+                <w:szCs w:val="20"/>
+              </w:rPr>
+            </w:pPr>
+          </w:p>
+          <w:p>
+            <w:pPr>
+              <w:rPr>
+                <w:rFonts w:ascii="Calibri" w:hAnsi="Calibri" w:cs="Calibri"/>
+                <w:sz w:val="20"/>
+                <w:szCs w:val="20"/>
+              </w:rPr>
+            </w:pPr>
+          </w:p>
+          <w:p>
+            <w:pPr>
+              <w:rPr>
+                <w:rFonts w:ascii="Calibri" w:hAnsi="Calibri" w:cs="Calibri"/>
+                <w:sz w:val="20"/>
+                <w:szCs w:val="20"/>
+              </w:rPr>
+            </w:pPr>
+          </w:p>
+          <w:p>
+            <w:pPr>
+              <w:rPr>
+                <w:rFonts w:ascii="Calibri" w:hAnsi="Calibri" w:cs="Calibri"/>
+                <w:sz w:val="20"/>
+                <w:szCs w:val="20"/>
+              </w:rPr>
+            </w:pPr>
+          </w:p>
+          <w:p>
+            <w:pPr>
+              <w:rPr>
+                <w:rFonts w:ascii="Calibri" w:hAnsi="Calibri" w:cs="Calibri"/>
+                <w:sz w:val="20"/>
+                <w:szCs w:val="20"/>
+              </w:rPr>
+            </w:pPr>
+          </w:p>
+          <w:p>
+            <w:pPr>
+              <w:rPr>
+                <w:rFonts w:ascii="Calibri" w:hAnsi="Calibri" w:cs="Calibri"/>
+                <w:sz w:val="20"/>
+                <w:szCs w:val="20"/>
+              </w:rPr>
+            </w:pPr>
+          </w:p>
+          <w:p>
+            <w:pPr>
+              <w:rPr>
+                <w:rFonts w:ascii="Calibri" w:hAnsi="Calibri" w:cs="Calibri"/>
+                <w:sz w:val="20"/>
+                <w:szCs w:val="20"/>
+              </w:rPr>
+            </w:pPr>
+          </w:p>
+          <w:p>
+            <w:pPr>
+              <w:rPr>
+                <w:rFonts w:ascii="Calibri" w:hAnsi="Calibri" w:cs="Calibri"/>
+                <w:sz w:val="20"/>
+                <w:szCs w:val="20"/>
+              </w:rPr>
+            </w:pPr>
+            <w:r>
+              <w:rPr>
+                <w:rFonts w:ascii="Calibri" w:hAnsi="Calibri" w:cs="Calibri"/>
+                <w:sz w:val="20"/>
+                <w:szCs w:val="20"/>
+              </w:rPr>
+              <w:t>Stage 6</w:t>
+            </w:r>
+          </w:p>
+          <w:p>
+            <w:pPr>
+              <w:rPr>
+                <w:rFonts w:ascii="Calibri" w:hAnsi="Calibri" w:cs="Calibri"/>
+                <w:sz w:val="20"/>
+                <w:szCs w:val="20"/>
+              </w:rPr>
+            </w:pPr>
+          </w:p>
+          <w:p>
+            <w:pPr>
+              <w:rPr>
+                <w:rFonts w:ascii="Calibri" w:hAnsi="Calibri" w:cs="Calibri"/>
+                <w:sz w:val="20"/>
+                <w:szCs w:val="20"/>
+              </w:rPr>
+            </w:pPr>
+          </w:p>
+          <w:p>
+            <w:pPr>
+              <w:rPr>
+                <w:rFonts w:ascii="Calibri" w:hAnsi="Calibri" w:cs="Calibri"/>
+                <w:sz w:val="20"/>
+                <w:szCs w:val="20"/>
+              </w:rPr>
+            </w:pPr>
+          </w:p>
+          <w:p>
+            <w:pPr>
+              <w:rPr>
+                <w:rFonts w:ascii="Calibri" w:hAnsi="Calibri" w:cs="Calibri"/>
+                <w:sz w:val="20"/>
+                <w:szCs w:val="20"/>
+              </w:rPr>
+            </w:pPr>
+          </w:p>
+          <w:p>
+            <w:pPr>
+              <w:rPr>
+                <w:rFonts w:ascii="Calibri" w:hAnsi="Calibri" w:cs="Calibri"/>
+                <w:sz w:val="20"/>
+                <w:szCs w:val="20"/>
+              </w:rPr>
+            </w:pPr>
+          </w:p>
+          <w:p>
+            <w:pPr>
+              <w:rPr>
+                <w:rFonts w:ascii="Calibri" w:hAnsi="Calibri" w:cs="Calibri"/>
+                <w:sz w:val="20"/>
+                <w:szCs w:val="20"/>
+              </w:rPr>
+            </w:pPr>
+          </w:p>
+          <w:p>
+            <w:pPr>
+              <w:rPr>
+                <w:rFonts w:ascii="Calibri" w:hAnsi="Calibri" w:cs="Calibri"/>
+                <w:sz w:val="20"/>
+                <w:szCs w:val="20"/>
+              </w:rPr>
+            </w:pPr>
+          </w:p>
           <w:p>
             <w:pPr>
               <w:rPr>
@@ -21276,7 +20732,7 @@
                 <w:sz w:val="20"/>
                 <w:szCs w:val="20"/>
               </w:rPr>
-              <w:t>Exp10</w:t>
+              <w:t>Exp3</w:t>
             </w:r>
             <w:r>
               <w:rPr>
@@ -21289,8 +20745,8 @@
             <w:r>
               <w:rPr>
                 <w:rFonts w:ascii="Calibri" w:hAnsi="Calibri" w:cs="Calibri"/>
-                <w:sz w:val="22"/>
-                <w:szCs w:val="22"/>
+                <w:sz w:val="20"/>
+                <w:szCs w:val="20"/>
               </w:rPr>
               <w:t>(</w:t>
             </w:r>
@@ -21299,8 +20755,8 @@
                 <w:rPr>
                   <w:rStyle w:val="Hyperlink"/>
                   <w:rFonts w:ascii="Calibri" w:hAnsi="Calibri" w:cs="Calibri"/>
-                  <w:sz w:val="22"/>
-                  <w:szCs w:val="22"/>
+                  <w:sz w:val="20"/>
+                  <w:szCs w:val="20"/>
                 </w:rPr>
                 <w:t>code</w:t>
               </w:r>
@@ -21308,8 +20764,8 @@
             <w:r>
               <w:rPr>
                 <w:rFonts w:ascii="Calibri" w:hAnsi="Calibri" w:cs="Calibri"/>
-                <w:sz w:val="22"/>
-                <w:szCs w:val="22"/>
+                <w:sz w:val="20"/>
+                <w:szCs w:val="20"/>
               </w:rPr>
               <w:t>)</w:t>
             </w:r>
@@ -21328,8 +20784,17 @@
                 <w:sz w:val="20"/>
                 <w:szCs w:val="20"/>
               </w:rPr>
-              <w:t>(SWIN Transformer CV Ensemble)</w:t>
-            </w:r>
+              <w:t>(Swin Transformer)</w:t>
+            </w:r>
+          </w:p>
+          <w:p>
+            <w:pPr>
+              <w:rPr>
+                <w:rFonts w:ascii="Calibri" w:hAnsi="Calibri" w:cs="Calibri"/>
+                <w:sz w:val="20"/>
+                <w:szCs w:val="20"/>
+              </w:rPr>
+            </w:pPr>
           </w:p>
         </w:tc>
         <w:tc>
@@ -21350,16 +20815,24 @@
                 <w:sz w:val="20"/>
                 <w:szCs w:val="20"/>
               </w:rPr>
-              <w:t>E1</w:t>
-            </w:r>
-            <w:r>
-              <w:rPr>
-                <w:rFonts w:ascii="Calibri" w:hAnsi="Calibri" w:cs="Calibri"/>
-                <w:sz w:val="20"/>
-                <w:szCs w:val="20"/>
-              </w:rPr>
-              <w:br/>
-              <w:t>(Fold level average)</w:t>
+              <w:t>E0</w:t>
+            </w:r>
+          </w:p>
+          <w:p>
+            <w:pPr>
+              <w:rPr>
+                <w:rFonts w:ascii="Calibri" w:hAnsi="Calibri" w:cs="Calibri"/>
+                <w:sz w:val="20"/>
+                <w:szCs w:val="20"/>
+              </w:rPr>
+            </w:pPr>
+            <w:r>
+              <w:rPr>
+                <w:rFonts w:ascii="Calibri" w:hAnsi="Calibri" w:cs="Calibri"/>
+                <w:sz w:val="20"/>
+                <w:szCs w:val="20"/>
+              </w:rPr>
+              <w:t>(Single Model)</w:t>
             </w:r>
           </w:p>
         </w:tc>
@@ -21381,7 +20854,7 @@
                 <w:sz w:val="20"/>
                 <w:szCs w:val="20"/>
               </w:rPr>
-              <w:t>17.49</w:t>
+              <w:t>17.71</w:t>
             </w:r>
           </w:p>
         </w:tc>
@@ -21403,23 +20876,49 @@
                 <w:sz w:val="20"/>
                 <w:szCs w:val="20"/>
               </w:rPr>
-              <w:t>-</w:t>
+              <w:t>0.33</w:t>
             </w:r>
           </w:p>
         </w:tc>
         <w:tc>
           <w:tcPr>
             <w:tcW w:w="1146" w:type="dxa"/>
-            <w:vMerge/>
-          </w:tcPr>
-          <w:p>
-            <w:pPr>
-              <w:rPr>
-                <w:rFonts w:ascii="Calibri" w:hAnsi="Calibri" w:cs="Calibri"/>
-                <w:sz w:val="20"/>
-                <w:szCs w:val="20"/>
-              </w:rPr>
-            </w:pPr>
+            <w:vMerge w:val="restart"/>
+          </w:tcPr>
+          <w:p>
+            <w:pPr>
+              <w:rPr>
+                <w:rFonts w:ascii="Calibri" w:hAnsi="Calibri" w:cs="Calibri"/>
+                <w:sz w:val="20"/>
+                <w:szCs w:val="20"/>
+              </w:rPr>
+            </w:pPr>
+          </w:p>
+          <w:p>
+            <w:pPr>
+              <w:rPr>
+                <w:rFonts w:ascii="Calibri" w:hAnsi="Calibri" w:cs="Calibri"/>
+                <w:sz w:val="20"/>
+                <w:szCs w:val="20"/>
+              </w:rPr>
+            </w:pPr>
+          </w:p>
+          <w:p>
+            <w:pPr>
+              <w:rPr>
+                <w:rFonts w:ascii="Calibri" w:hAnsi="Calibri" w:cs="Calibri"/>
+                <w:sz w:val="20"/>
+                <w:szCs w:val="20"/>
+              </w:rPr>
+            </w:pPr>
+            <w:r>
+              <w:rPr>
+                <w:rFonts w:ascii="Calibri" w:hAnsi="Calibri" w:cs="Calibri"/>
+                <w:sz w:val="20"/>
+                <w:szCs w:val="20"/>
+              </w:rPr>
+              <w:t>-0.11</w:t>
+            </w:r>
           </w:p>
         </w:tc>
       </w:tr>
@@ -21457,7 +20956,7 @@
                 <w:sz w:val="20"/>
                 <w:szCs w:val="20"/>
               </w:rPr>
-              <w:t>Exp10</w:t>
+              <w:t>Exp9</w:t>
             </w:r>
             <w:r>
               <w:rPr>
@@ -21470,8 +20969,8 @@
             <w:r>
               <w:rPr>
                 <w:rFonts w:ascii="Calibri" w:hAnsi="Calibri" w:cs="Calibri"/>
-                <w:sz w:val="22"/>
-                <w:szCs w:val="22"/>
+                <w:sz w:val="20"/>
+                <w:szCs w:val="20"/>
               </w:rPr>
               <w:t>(</w:t>
             </w:r>
@@ -21480,8 +20979,8 @@
                 <w:rPr>
                   <w:rStyle w:val="Hyperlink"/>
                   <w:rFonts w:ascii="Calibri" w:hAnsi="Calibri" w:cs="Calibri"/>
-                  <w:sz w:val="22"/>
-                  <w:szCs w:val="22"/>
+                  <w:sz w:val="20"/>
+                  <w:szCs w:val="20"/>
                 </w:rPr>
                 <w:t>code</w:t>
               </w:r>
@@ -21489,8 +20988,8 @@
             <w:r>
               <w:rPr>
                 <w:rFonts w:ascii="Calibri" w:hAnsi="Calibri" w:cs="Calibri"/>
-                <w:sz w:val="22"/>
-                <w:szCs w:val="22"/>
+                <w:sz w:val="20"/>
+                <w:szCs w:val="20"/>
               </w:rPr>
               <w:t>)</w:t>
             </w:r>
@@ -21509,7 +21008,7 @@
                 <w:sz w:val="20"/>
                 <w:szCs w:val="20"/>
               </w:rPr>
-              <w:t>(SWIN Transformer CV Ensemble)</w:t>
+              <w:t>(SWIN+EfficientNetB4)</w:t>
             </w:r>
           </w:p>
         </w:tc>
@@ -21540,7 +21039,7 @@
                 <w:szCs w:val="20"/>
               </w:rPr>
               <w:br/>
-              <w:t>(Fold level average)</w:t>
+              <w:t>(Model Level Late Fusion)</w:t>
             </w:r>
           </w:p>
         </w:tc>
@@ -21562,7 +21061,7 @@
                 <w:sz w:val="20"/>
                 <w:szCs w:val="20"/>
               </w:rPr>
-              <w:t>17.49</w:t>
+              <w:t>17.59</w:t>
             </w:r>
           </w:p>
         </w:tc>
@@ -21584,49 +21083,23 @@
                 <w:sz w:val="20"/>
                 <w:szCs w:val="20"/>
               </w:rPr>
-              <w:t>-</w:t>
+              <w:t>0.29</w:t>
             </w:r>
           </w:p>
         </w:tc>
         <w:tc>
           <w:tcPr>
             <w:tcW w:w="1146" w:type="dxa"/>
-            <w:vMerge w:val="restart"/>
-          </w:tcPr>
-          <w:p>
-            <w:pPr>
-              <w:rPr>
-                <w:rFonts w:ascii="Calibri" w:hAnsi="Calibri" w:cs="Calibri"/>
-                <w:sz w:val="20"/>
-                <w:szCs w:val="20"/>
-              </w:rPr>
-            </w:pPr>
-          </w:p>
-          <w:p>
-            <w:pPr>
-              <w:rPr>
-                <w:rFonts w:ascii="Calibri" w:hAnsi="Calibri" w:cs="Calibri"/>
-                <w:sz w:val="20"/>
-                <w:szCs w:val="20"/>
-              </w:rPr>
-            </w:pPr>
-          </w:p>
-          <w:p>
-            <w:pPr>
-              <w:rPr>
-                <w:rFonts w:ascii="Calibri" w:hAnsi="Calibri" w:cs="Calibri"/>
-                <w:sz w:val="20"/>
-                <w:szCs w:val="20"/>
-              </w:rPr>
-            </w:pPr>
-            <w:r>
-              <w:rPr>
-                <w:rFonts w:ascii="Calibri" w:hAnsi="Calibri" w:cs="Calibri"/>
-                <w:sz w:val="20"/>
-                <w:szCs w:val="20"/>
-              </w:rPr>
-              <w:t>0.11</w:t>
-            </w:r>
+            <w:vMerge/>
+          </w:tcPr>
+          <w:p>
+            <w:pPr>
+              <w:rPr>
+                <w:rFonts w:ascii="Calibri" w:hAnsi="Calibri" w:cs="Calibri"/>
+                <w:sz w:val="20"/>
+                <w:szCs w:val="20"/>
+              </w:rPr>
+            </w:pPr>
           </w:p>
         </w:tc>
       </w:tr>
@@ -21636,7 +21109,69 @@
             <w:tcW w:w="1916" w:type="dxa"/>
             <w:vMerge/>
           </w:tcPr>
-          <w:p/>
+          <w:p>
+            <w:pPr>
+              <w:rPr>
+                <w:rFonts w:ascii="Calibri" w:hAnsi="Calibri" w:cs="Calibri"/>
+                <w:sz w:val="20"/>
+                <w:szCs w:val="20"/>
+              </w:rPr>
+            </w:pPr>
+          </w:p>
+        </w:tc>
+        <w:tc>
+          <w:tcPr>
+            <w:tcW w:w="7434" w:type="dxa"/>
+            <w:gridSpan w:val="5"/>
+            <w:shd w:val="clear" w:color="auto" w:fill="F2F2F2" w:themeFill="background1" w:themeFillShade="F2"/>
+          </w:tcPr>
+          <w:p>
+            <w:pPr>
+              <w:jc w:val="center"/>
+              <w:rPr>
+                <w:rFonts w:ascii="Calibri" w:hAnsi="Calibri" w:cs="Calibri"/>
+                <w:sz w:val="20"/>
+                <w:szCs w:val="20"/>
+              </w:rPr>
+            </w:pPr>
+            <w:r>
+              <w:rPr>
+                <w:rFonts w:ascii="Calibri" w:hAnsi="Calibri" w:cs="Calibri"/>
+                <w:b/>
+                <w:bCs/>
+                <w:sz w:val="20"/>
+                <w:szCs w:val="20"/>
+              </w:rPr>
+              <w:t>Inference Level for Exp5, Exp10, Exp11</w:t>
+            </w:r>
+            <w:r>
+              <w:rPr>
+                <w:rFonts w:ascii="Calibri" w:hAnsi="Calibri" w:cs="Calibri"/>
+                <w:b/>
+                <w:bCs/>
+                <w:sz w:val="20"/>
+                <w:szCs w:val="20"/>
+              </w:rPr>
+              <w:t xml:space="preserve"> on 30% Test data</w:t>
+            </w:r>
+          </w:p>
+        </w:tc>
+      </w:tr>
+      <w:tr>
+        <w:tc>
+          <w:tcPr>
+            <w:tcW w:w="1916" w:type="dxa"/>
+            <w:vMerge/>
+          </w:tcPr>
+          <w:p>
+            <w:pPr>
+              <w:rPr>
+                <w:rFonts w:ascii="Calibri" w:hAnsi="Calibri" w:cs="Calibri"/>
+                <w:sz w:val="20"/>
+                <w:szCs w:val="20"/>
+              </w:rPr>
+            </w:pPr>
+          </w:p>
         </w:tc>
         <w:tc>
           <w:tcPr>
@@ -21656,15 +21191,15 @@
                 <w:sz w:val="20"/>
                 <w:szCs w:val="20"/>
               </w:rPr>
-              <w:t>Exp1</w:t>
-            </w:r>
-            <w:r>
-              <w:rPr>
-                <w:rFonts w:ascii="Calibri" w:hAnsi="Calibri" w:cs="Calibri"/>
-                <w:sz w:val="20"/>
-                <w:szCs w:val="20"/>
-              </w:rPr>
-              <w:t xml:space="preserve">1 </w:t>
+              <w:t>Exp5</w:t>
+            </w:r>
+            <w:r>
+              <w:rPr>
+                <w:rFonts w:ascii="Calibri" w:hAnsi="Calibri" w:cs="Calibri"/>
+                <w:sz w:val="20"/>
+                <w:szCs w:val="20"/>
+              </w:rPr>
+              <w:t xml:space="preserve"> </w:t>
             </w:r>
             <w:r>
               <w:rPr>
@@ -21708,6 +21243,619 @@
                 <w:sz w:val="20"/>
                 <w:szCs w:val="20"/>
               </w:rPr>
+              <w:t>(Swin Transformer with Metadata at Inference)</w:t>
+            </w:r>
+          </w:p>
+          <w:p>
+            <w:pPr>
+              <w:rPr>
+                <w:rFonts w:ascii="Calibri" w:hAnsi="Calibri" w:cs="Calibri"/>
+                <w:sz w:val="20"/>
+                <w:szCs w:val="20"/>
+              </w:rPr>
+            </w:pPr>
+          </w:p>
+        </w:tc>
+        <w:tc>
+          <w:tcPr>
+            <w:tcW w:w="1673" w:type="dxa"/>
+          </w:tcPr>
+          <w:p>
+            <w:pPr>
+              <w:rPr>
+                <w:rFonts w:ascii="Calibri" w:hAnsi="Calibri" w:cs="Calibri"/>
+                <w:sz w:val="20"/>
+                <w:szCs w:val="20"/>
+              </w:rPr>
+            </w:pPr>
+            <w:r>
+              <w:rPr>
+                <w:rFonts w:ascii="Calibri" w:hAnsi="Calibri" w:cs="Calibri"/>
+                <w:sz w:val="20"/>
+                <w:szCs w:val="20"/>
+              </w:rPr>
+              <w:t>E0</w:t>
+            </w:r>
+          </w:p>
+          <w:p>
+            <w:pPr>
+              <w:rPr>
+                <w:rFonts w:ascii="Calibri" w:hAnsi="Calibri" w:cs="Calibri"/>
+                <w:sz w:val="20"/>
+                <w:szCs w:val="20"/>
+              </w:rPr>
+            </w:pPr>
+            <w:r>
+              <w:rPr>
+                <w:rFonts w:ascii="Calibri" w:hAnsi="Calibri" w:cs="Calibri"/>
+                <w:sz w:val="20"/>
+                <w:szCs w:val="20"/>
+              </w:rPr>
+              <w:t>(Single Best Fold)</w:t>
+            </w:r>
+          </w:p>
+        </w:tc>
+        <w:tc>
+          <w:tcPr>
+            <w:tcW w:w="1074" w:type="dxa"/>
+          </w:tcPr>
+          <w:p>
+            <w:pPr>
+              <w:rPr>
+                <w:rFonts w:ascii="Calibri" w:hAnsi="Calibri" w:cs="Calibri"/>
+                <w:sz w:val="20"/>
+                <w:szCs w:val="20"/>
+              </w:rPr>
+            </w:pPr>
+            <w:r>
+              <w:rPr>
+                <w:rFonts w:ascii="Calibri" w:hAnsi="Calibri" w:cs="Calibri"/>
+                <w:sz w:val="20"/>
+                <w:szCs w:val="20"/>
+              </w:rPr>
+              <w:t>17.69</w:t>
+            </w:r>
+          </w:p>
+        </w:tc>
+        <w:tc>
+          <w:tcPr>
+            <w:tcW w:w="973" w:type="dxa"/>
+          </w:tcPr>
+          <w:p>
+            <w:pPr>
+              <w:rPr>
+                <w:rFonts w:ascii="Calibri" w:hAnsi="Calibri" w:cs="Calibri"/>
+                <w:sz w:val="20"/>
+                <w:szCs w:val="20"/>
+              </w:rPr>
+            </w:pPr>
+            <w:r>
+              <w:rPr>
+                <w:rFonts w:ascii="Calibri" w:hAnsi="Calibri" w:cs="Calibri"/>
+                <w:sz w:val="20"/>
+                <w:szCs w:val="20"/>
+              </w:rPr>
+              <w:t>-</w:t>
+            </w:r>
+          </w:p>
+        </w:tc>
+        <w:tc>
+          <w:tcPr>
+            <w:tcW w:w="1146" w:type="dxa"/>
+            <w:vMerge w:val="restart"/>
+          </w:tcPr>
+          <w:p>
+            <w:pPr>
+              <w:rPr>
+                <w:rFonts w:ascii="Calibri" w:hAnsi="Calibri" w:cs="Calibri"/>
+                <w:sz w:val="20"/>
+                <w:szCs w:val="20"/>
+              </w:rPr>
+            </w:pPr>
+          </w:p>
+          <w:p>
+            <w:pPr>
+              <w:rPr>
+                <w:rFonts w:ascii="Calibri" w:hAnsi="Calibri" w:cs="Calibri"/>
+                <w:sz w:val="20"/>
+                <w:szCs w:val="20"/>
+              </w:rPr>
+            </w:pPr>
+          </w:p>
+          <w:p>
+            <w:pPr>
+              <w:rPr>
+                <w:rFonts w:ascii="Calibri" w:hAnsi="Calibri" w:cs="Calibri"/>
+                <w:sz w:val="20"/>
+                <w:szCs w:val="20"/>
+              </w:rPr>
+            </w:pPr>
+          </w:p>
+          <w:p>
+            <w:pPr>
+              <w:rPr>
+                <w:rFonts w:ascii="Calibri" w:hAnsi="Calibri" w:cs="Calibri"/>
+                <w:sz w:val="20"/>
+                <w:szCs w:val="20"/>
+              </w:rPr>
+            </w:pPr>
+            <w:r>
+              <w:rPr>
+                <w:rFonts w:ascii="Calibri" w:hAnsi="Calibri" w:cs="Calibri"/>
+                <w:sz w:val="20"/>
+                <w:szCs w:val="20"/>
+              </w:rPr>
+              <w:t>-0.19</w:t>
+            </w:r>
+          </w:p>
+        </w:tc>
+      </w:tr>
+      <w:tr>
+        <w:tc>
+          <w:tcPr>
+            <w:tcW w:w="1916" w:type="dxa"/>
+            <w:vMerge/>
+          </w:tcPr>
+          <w:p>
+            <w:pPr>
+              <w:rPr>
+                <w:rFonts w:ascii="Calibri" w:hAnsi="Calibri" w:cs="Calibri"/>
+                <w:sz w:val="20"/>
+                <w:szCs w:val="20"/>
+              </w:rPr>
+            </w:pPr>
+          </w:p>
+        </w:tc>
+        <w:tc>
+          <w:tcPr>
+            <w:tcW w:w="2568" w:type="dxa"/>
+          </w:tcPr>
+          <w:p>
+            <w:pPr>
+              <w:rPr>
+                <w:rFonts w:ascii="Calibri" w:hAnsi="Calibri" w:cs="Calibri"/>
+                <w:sz w:val="20"/>
+                <w:szCs w:val="20"/>
+              </w:rPr>
+            </w:pPr>
+            <w:r>
+              <w:rPr>
+                <w:rFonts w:ascii="Calibri" w:hAnsi="Calibri" w:cs="Calibri"/>
+                <w:sz w:val="20"/>
+                <w:szCs w:val="20"/>
+              </w:rPr>
+              <w:t>Exp10</w:t>
+            </w:r>
+            <w:r>
+              <w:rPr>
+                <w:rFonts w:ascii="Calibri" w:hAnsi="Calibri" w:cs="Calibri"/>
+                <w:sz w:val="20"/>
+                <w:szCs w:val="20"/>
+              </w:rPr>
+              <w:t xml:space="preserve"> </w:t>
+            </w:r>
+            <w:r>
+              <w:rPr>
+                <w:rFonts w:ascii="Calibri" w:hAnsi="Calibri" w:cs="Calibri"/>
+                <w:sz w:val="22"/>
+                <w:szCs w:val="22"/>
+              </w:rPr>
+              <w:t>(</w:t>
+            </w:r>
+            <w:hyperlink r:id="rId53" w:history="1">
+              <w:r>
+                <w:rPr>
+                  <w:rStyle w:val="Hyperlink"/>
+                  <w:rFonts w:ascii="Calibri" w:hAnsi="Calibri" w:cs="Calibri"/>
+                  <w:sz w:val="22"/>
+                  <w:szCs w:val="22"/>
+                </w:rPr>
+                <w:t>code</w:t>
+              </w:r>
+            </w:hyperlink>
+            <w:r>
+              <w:rPr>
+                <w:rFonts w:ascii="Calibri" w:hAnsi="Calibri" w:cs="Calibri"/>
+                <w:sz w:val="22"/>
+                <w:szCs w:val="22"/>
+              </w:rPr>
+              <w:t>)</w:t>
+            </w:r>
+          </w:p>
+          <w:p>
+            <w:pPr>
+              <w:rPr>
+                <w:rFonts w:ascii="Calibri" w:hAnsi="Calibri" w:cs="Calibri"/>
+                <w:sz w:val="20"/>
+                <w:szCs w:val="20"/>
+              </w:rPr>
+            </w:pPr>
+            <w:r>
+              <w:rPr>
+                <w:rFonts w:ascii="Calibri" w:hAnsi="Calibri" w:cs="Calibri"/>
+                <w:sz w:val="20"/>
+                <w:szCs w:val="20"/>
+              </w:rPr>
+              <w:t>(SWIN Transformer CV Ensemble)</w:t>
+            </w:r>
+          </w:p>
+        </w:tc>
+        <w:tc>
+          <w:tcPr>
+            <w:tcW w:w="1673" w:type="dxa"/>
+          </w:tcPr>
+          <w:p>
+            <w:pPr>
+              <w:rPr>
+                <w:rFonts w:ascii="Calibri" w:hAnsi="Calibri" w:cs="Calibri"/>
+                <w:sz w:val="20"/>
+                <w:szCs w:val="20"/>
+              </w:rPr>
+            </w:pPr>
+            <w:r>
+              <w:rPr>
+                <w:rFonts w:ascii="Calibri" w:hAnsi="Calibri" w:cs="Calibri"/>
+                <w:sz w:val="20"/>
+                <w:szCs w:val="20"/>
+              </w:rPr>
+              <w:t>E1</w:t>
+            </w:r>
+            <w:r>
+              <w:rPr>
+                <w:rFonts w:ascii="Calibri" w:hAnsi="Calibri" w:cs="Calibri"/>
+                <w:sz w:val="20"/>
+                <w:szCs w:val="20"/>
+              </w:rPr>
+              <w:br/>
+              <w:t>(Fold level average)</w:t>
+            </w:r>
+          </w:p>
+        </w:tc>
+        <w:tc>
+          <w:tcPr>
+            <w:tcW w:w="1074" w:type="dxa"/>
+          </w:tcPr>
+          <w:p>
+            <w:pPr>
+              <w:rPr>
+                <w:rFonts w:ascii="Calibri" w:hAnsi="Calibri" w:cs="Calibri"/>
+                <w:sz w:val="20"/>
+                <w:szCs w:val="20"/>
+              </w:rPr>
+            </w:pPr>
+            <w:r>
+              <w:rPr>
+                <w:rFonts w:ascii="Calibri" w:hAnsi="Calibri" w:cs="Calibri"/>
+                <w:sz w:val="20"/>
+                <w:szCs w:val="20"/>
+              </w:rPr>
+              <w:t>17.49</w:t>
+            </w:r>
+          </w:p>
+        </w:tc>
+        <w:tc>
+          <w:tcPr>
+            <w:tcW w:w="973" w:type="dxa"/>
+          </w:tcPr>
+          <w:p>
+            <w:pPr>
+              <w:rPr>
+                <w:rFonts w:ascii="Calibri" w:hAnsi="Calibri" w:cs="Calibri"/>
+                <w:sz w:val="20"/>
+                <w:szCs w:val="20"/>
+              </w:rPr>
+            </w:pPr>
+            <w:r>
+              <w:rPr>
+                <w:rFonts w:ascii="Calibri" w:hAnsi="Calibri" w:cs="Calibri"/>
+                <w:sz w:val="20"/>
+                <w:szCs w:val="20"/>
+              </w:rPr>
+              <w:t>-</w:t>
+            </w:r>
+          </w:p>
+        </w:tc>
+        <w:tc>
+          <w:tcPr>
+            <w:tcW w:w="1146" w:type="dxa"/>
+            <w:vMerge/>
+          </w:tcPr>
+          <w:p>
+            <w:pPr>
+              <w:rPr>
+                <w:rFonts w:ascii="Calibri" w:hAnsi="Calibri" w:cs="Calibri"/>
+                <w:sz w:val="20"/>
+                <w:szCs w:val="20"/>
+              </w:rPr>
+            </w:pPr>
+          </w:p>
+        </w:tc>
+      </w:tr>
+      <w:tr>
+        <w:tc>
+          <w:tcPr>
+            <w:tcW w:w="1916" w:type="dxa"/>
+            <w:vMerge/>
+          </w:tcPr>
+          <w:p>
+            <w:pPr>
+              <w:rPr>
+                <w:rFonts w:ascii="Calibri" w:hAnsi="Calibri" w:cs="Calibri"/>
+                <w:sz w:val="20"/>
+                <w:szCs w:val="20"/>
+              </w:rPr>
+            </w:pPr>
+          </w:p>
+        </w:tc>
+        <w:tc>
+          <w:tcPr>
+            <w:tcW w:w="2568" w:type="dxa"/>
+          </w:tcPr>
+          <w:p>
+            <w:pPr>
+              <w:rPr>
+                <w:rFonts w:ascii="Calibri" w:hAnsi="Calibri" w:cs="Calibri"/>
+                <w:sz w:val="20"/>
+                <w:szCs w:val="20"/>
+              </w:rPr>
+            </w:pPr>
+            <w:r>
+              <w:rPr>
+                <w:rFonts w:ascii="Calibri" w:hAnsi="Calibri" w:cs="Calibri"/>
+                <w:sz w:val="20"/>
+                <w:szCs w:val="20"/>
+              </w:rPr>
+              <w:t>Exp10</w:t>
+            </w:r>
+            <w:r>
+              <w:rPr>
+                <w:rFonts w:ascii="Calibri" w:hAnsi="Calibri" w:cs="Calibri"/>
+                <w:sz w:val="20"/>
+                <w:szCs w:val="20"/>
+              </w:rPr>
+              <w:t xml:space="preserve"> </w:t>
+            </w:r>
+            <w:r>
+              <w:rPr>
+                <w:rFonts w:ascii="Calibri" w:hAnsi="Calibri" w:cs="Calibri"/>
+                <w:sz w:val="22"/>
+                <w:szCs w:val="22"/>
+              </w:rPr>
+              <w:t>(</w:t>
+            </w:r>
+            <w:hyperlink r:id="rId54" w:history="1">
+              <w:r>
+                <w:rPr>
+                  <w:rStyle w:val="Hyperlink"/>
+                  <w:rFonts w:ascii="Calibri" w:hAnsi="Calibri" w:cs="Calibri"/>
+                  <w:sz w:val="22"/>
+                  <w:szCs w:val="22"/>
+                </w:rPr>
+                <w:t>code</w:t>
+              </w:r>
+            </w:hyperlink>
+            <w:r>
+              <w:rPr>
+                <w:rFonts w:ascii="Calibri" w:hAnsi="Calibri" w:cs="Calibri"/>
+                <w:sz w:val="22"/>
+                <w:szCs w:val="22"/>
+              </w:rPr>
+              <w:t>)</w:t>
+            </w:r>
+          </w:p>
+          <w:p>
+            <w:pPr>
+              <w:rPr>
+                <w:rFonts w:ascii="Calibri" w:hAnsi="Calibri" w:cs="Calibri"/>
+                <w:sz w:val="20"/>
+                <w:szCs w:val="20"/>
+              </w:rPr>
+            </w:pPr>
+            <w:r>
+              <w:rPr>
+                <w:rFonts w:ascii="Calibri" w:hAnsi="Calibri" w:cs="Calibri"/>
+                <w:sz w:val="20"/>
+                <w:szCs w:val="20"/>
+              </w:rPr>
+              <w:t>(SWIN Transformer CV Ensemble)</w:t>
+            </w:r>
+          </w:p>
+        </w:tc>
+        <w:tc>
+          <w:tcPr>
+            <w:tcW w:w="1673" w:type="dxa"/>
+          </w:tcPr>
+          <w:p>
+            <w:pPr>
+              <w:rPr>
+                <w:rFonts w:ascii="Calibri" w:hAnsi="Calibri" w:cs="Calibri"/>
+                <w:sz w:val="20"/>
+                <w:szCs w:val="20"/>
+              </w:rPr>
+            </w:pPr>
+            <w:r>
+              <w:rPr>
+                <w:rFonts w:ascii="Calibri" w:hAnsi="Calibri" w:cs="Calibri"/>
+                <w:sz w:val="20"/>
+                <w:szCs w:val="20"/>
+              </w:rPr>
+              <w:t>E1</w:t>
+            </w:r>
+            <w:r>
+              <w:rPr>
+                <w:rFonts w:ascii="Calibri" w:hAnsi="Calibri" w:cs="Calibri"/>
+                <w:sz w:val="20"/>
+                <w:szCs w:val="20"/>
+              </w:rPr>
+              <w:br/>
+              <w:t>(Fold level average)</w:t>
+            </w:r>
+          </w:p>
+        </w:tc>
+        <w:tc>
+          <w:tcPr>
+            <w:tcW w:w="1074" w:type="dxa"/>
+          </w:tcPr>
+          <w:p>
+            <w:pPr>
+              <w:rPr>
+                <w:rFonts w:ascii="Calibri" w:hAnsi="Calibri" w:cs="Calibri"/>
+                <w:sz w:val="20"/>
+                <w:szCs w:val="20"/>
+              </w:rPr>
+            </w:pPr>
+            <w:r>
+              <w:rPr>
+                <w:rFonts w:ascii="Calibri" w:hAnsi="Calibri" w:cs="Calibri"/>
+                <w:sz w:val="20"/>
+                <w:szCs w:val="20"/>
+              </w:rPr>
+              <w:t>17.49</w:t>
+            </w:r>
+          </w:p>
+        </w:tc>
+        <w:tc>
+          <w:tcPr>
+            <w:tcW w:w="973" w:type="dxa"/>
+          </w:tcPr>
+          <w:p>
+            <w:pPr>
+              <w:rPr>
+                <w:rFonts w:ascii="Calibri" w:hAnsi="Calibri" w:cs="Calibri"/>
+                <w:sz w:val="20"/>
+                <w:szCs w:val="20"/>
+              </w:rPr>
+            </w:pPr>
+            <w:r>
+              <w:rPr>
+                <w:rFonts w:ascii="Calibri" w:hAnsi="Calibri" w:cs="Calibri"/>
+                <w:sz w:val="20"/>
+                <w:szCs w:val="20"/>
+              </w:rPr>
+              <w:t>-</w:t>
+            </w:r>
+          </w:p>
+        </w:tc>
+        <w:tc>
+          <w:tcPr>
+            <w:tcW w:w="1146" w:type="dxa"/>
+            <w:vMerge w:val="restart"/>
+          </w:tcPr>
+          <w:p>
+            <w:pPr>
+              <w:rPr>
+                <w:rFonts w:ascii="Calibri" w:hAnsi="Calibri" w:cs="Calibri"/>
+                <w:sz w:val="20"/>
+                <w:szCs w:val="20"/>
+              </w:rPr>
+            </w:pPr>
+          </w:p>
+          <w:p>
+            <w:pPr>
+              <w:rPr>
+                <w:rFonts w:ascii="Calibri" w:hAnsi="Calibri" w:cs="Calibri"/>
+                <w:sz w:val="20"/>
+                <w:szCs w:val="20"/>
+              </w:rPr>
+            </w:pPr>
+          </w:p>
+          <w:p>
+            <w:pPr>
+              <w:rPr>
+                <w:rFonts w:ascii="Calibri" w:hAnsi="Calibri" w:cs="Calibri"/>
+                <w:sz w:val="20"/>
+                <w:szCs w:val="20"/>
+              </w:rPr>
+            </w:pPr>
+            <w:r>
+              <w:rPr>
+                <w:rFonts w:ascii="Calibri" w:hAnsi="Calibri" w:cs="Calibri"/>
+                <w:sz w:val="20"/>
+                <w:szCs w:val="20"/>
+              </w:rPr>
+              <w:t>0.11</w:t>
+            </w:r>
+          </w:p>
+        </w:tc>
+      </w:tr>
+      <w:tr>
+        <w:tc>
+          <w:tcPr>
+            <w:tcW w:w="1916" w:type="dxa"/>
+            <w:vMerge/>
+          </w:tcPr>
+          <w:p/>
+        </w:tc>
+        <w:tc>
+          <w:tcPr>
+            <w:tcW w:w="2568" w:type="dxa"/>
+          </w:tcPr>
+          <w:p>
+            <w:pPr>
+              <w:rPr>
+                <w:rFonts w:ascii="Calibri" w:hAnsi="Calibri" w:cs="Calibri"/>
+                <w:sz w:val="20"/>
+                <w:szCs w:val="20"/>
+              </w:rPr>
+            </w:pPr>
+            <w:r>
+              <w:rPr>
+                <w:rFonts w:ascii="Calibri" w:hAnsi="Calibri" w:cs="Calibri"/>
+                <w:sz w:val="20"/>
+                <w:szCs w:val="20"/>
+              </w:rPr>
+              <w:t>Exp1</w:t>
+            </w:r>
+            <w:r>
+              <w:rPr>
+                <w:rFonts w:ascii="Calibri" w:hAnsi="Calibri" w:cs="Calibri"/>
+                <w:sz w:val="20"/>
+                <w:szCs w:val="20"/>
+              </w:rPr>
+              <w:t xml:space="preserve">1 </w:t>
+            </w:r>
+            <w:r>
+              <w:rPr>
+                <w:rFonts w:ascii="Calibri" w:hAnsi="Calibri" w:cs="Calibri"/>
+                <w:sz w:val="22"/>
+                <w:szCs w:val="22"/>
+              </w:rPr>
+              <w:t>(</w:t>
+            </w:r>
+            <w:hyperlink r:id="rId55" w:history="1">
+              <w:r>
+                <w:rPr>
+                  <w:rStyle w:val="Hyperlink"/>
+                  <w:rFonts w:ascii="Calibri" w:hAnsi="Calibri" w:cs="Calibri"/>
+                  <w:sz w:val="22"/>
+                  <w:szCs w:val="22"/>
+                </w:rPr>
+                <w:t>code</w:t>
+              </w:r>
+            </w:hyperlink>
+            <w:r>
+              <w:rPr>
+                <w:rFonts w:ascii="Calibri" w:hAnsi="Calibri" w:cs="Calibri"/>
+                <w:sz w:val="22"/>
+                <w:szCs w:val="22"/>
+              </w:rPr>
+              <w:t>)</w:t>
+            </w:r>
+          </w:p>
+          <w:p>
+            <w:pPr>
+              <w:rPr>
+                <w:rFonts w:ascii="Calibri" w:hAnsi="Calibri" w:cs="Calibri"/>
+                <w:sz w:val="20"/>
+                <w:szCs w:val="20"/>
+              </w:rPr>
+            </w:pPr>
+            <w:r>
+              <w:rPr>
+                <w:rFonts w:ascii="Calibri" w:hAnsi="Calibri" w:cs="Calibri"/>
+                <w:sz w:val="20"/>
+                <w:szCs w:val="20"/>
+              </w:rPr>
               <w:t>(SWIN Transformer CV Ensemble</w:t>
             </w:r>
             <w:r>
@@ -21716,18 +21864,8 @@
                 <w:sz w:val="20"/>
                 <w:szCs w:val="20"/>
               </w:rPr>
-              <w:t xml:space="preserve"> and </w:t>
-            </w:r>
-            <w:proofErr w:type="spellStart"/>
-            <w:r>
-              <w:rPr>
-                <w:rFonts w:ascii="Calibri" w:hAnsi="Calibri" w:cs="Calibri"/>
-                <w:sz w:val="20"/>
-                <w:szCs w:val="20"/>
-              </w:rPr>
-              <w:t>LightGBM+SVR</w:t>
-            </w:r>
-            <w:proofErr w:type="spellEnd"/>
+              <w:t xml:space="preserve"> and LightGBM+SVR</w:t>
+            </w:r>
             <w:r>
               <w:rPr>
                 <w:rFonts w:ascii="Calibri" w:hAnsi="Calibri" w:cs="Calibri"/>
@@ -21907,19 +22045,11 @@
         </w:rPr>
         <w:t xml:space="preserve">indicates that </w:t>
       </w:r>
-      <w:proofErr w:type="spellStart"/>
-      <w:r>
-        <w:rPr>
-          <w:rFonts w:ascii="Calibri" w:hAnsi="Calibri" w:cs="Calibri"/>
-        </w:rPr>
-        <w:t>EfficientNet</w:t>
-      </w:r>
-      <w:proofErr w:type="spellEnd"/>
-      <w:r>
-        <w:rPr>
-          <w:rFonts w:ascii="Calibri" w:hAnsi="Calibri" w:cs="Calibri"/>
-        </w:rPr>
-        <w:t xml:space="preserve"> is CNN-based and resolution sensitive while Swin is patch-based and already models local and global context. </w:t>
+      <w:r>
+        <w:rPr>
+          <w:rFonts w:ascii="Calibri" w:hAnsi="Calibri" w:cs="Calibri"/>
+        </w:rPr>
+        <w:t xml:space="preserve">EfficientNet is CNN-based and resolution sensitive while Swin is patch-based and already models local and global context. </w:t>
       </w:r>
     </w:p>
     <w:p>
@@ -21944,7 +22074,6 @@
           <w:b/>
           <w:bCs/>
         </w:rPr>
-        <w:lastRenderedPageBreak/>
         <w:t>2.2 Backbone</w:t>
       </w:r>
       <w:r>
@@ -21984,21 +22113,7 @@
         <w:rPr>
           <w:rFonts w:ascii="Calibri" w:hAnsi="Calibri" w:cs="Calibri"/>
         </w:rPr>
-        <w:t xml:space="preserve">The most impactful component is Backbone change from </w:t>
-      </w:r>
-      <w:proofErr w:type="spellStart"/>
-      <w:r>
-        <w:rPr>
-          <w:rFonts w:ascii="Calibri" w:hAnsi="Calibri" w:cs="Calibri"/>
-        </w:rPr>
-        <w:t>EfficientNet</w:t>
-      </w:r>
-      <w:proofErr w:type="spellEnd"/>
-      <w:r>
-        <w:rPr>
-          <w:rFonts w:ascii="Calibri" w:hAnsi="Calibri" w:cs="Calibri"/>
-        </w:rPr>
-        <w:t xml:space="preserve"> to Swin model where the RMSE dropped by </w:t>
+        <w:t xml:space="preserve">The most impactful component is Backbone change from EfficientNet to Swin model where the RMSE dropped by </w:t>
       </w:r>
       <w:r>
         <w:rPr>
@@ -22010,49 +22125,13 @@
         <w:rPr>
           <w:rFonts w:ascii="Calibri" w:hAnsi="Calibri" w:cs="Calibri"/>
         </w:rPr>
-        <w:t xml:space="preserve"> compared to </w:t>
-      </w:r>
-      <w:proofErr w:type="spellStart"/>
-      <w:r>
-        <w:rPr>
-          <w:rFonts w:ascii="Calibri" w:hAnsi="Calibri" w:cs="Calibri"/>
-        </w:rPr>
-        <w:t>EfficientNet</w:t>
-      </w:r>
-      <w:proofErr w:type="spellEnd"/>
-      <w:r>
-        <w:rPr>
-          <w:rFonts w:ascii="Calibri" w:hAnsi="Calibri" w:cs="Calibri"/>
-        </w:rPr>
-        <w:t>. Swin Outperformed the CNN based model</w:t>
-      </w:r>
-      <w:r>
-        <w:rPr>
-          <w:rFonts w:ascii="Calibri" w:hAnsi="Calibri" w:cs="Calibri"/>
-        </w:rPr>
-        <w:t xml:space="preserve">. Even when </w:t>
-      </w:r>
-      <w:proofErr w:type="gramStart"/>
-      <w:r>
-        <w:rPr>
-          <w:rFonts w:ascii="Calibri" w:hAnsi="Calibri" w:cs="Calibri"/>
-        </w:rPr>
-        <w:t xml:space="preserve">the </w:t>
-      </w:r>
-      <w:proofErr w:type="spellStart"/>
-      <w:r>
-        <w:rPr>
-          <w:rFonts w:ascii="Calibri" w:hAnsi="Calibri" w:cs="Calibri"/>
-        </w:rPr>
-        <w:t>EfficientNet</w:t>
-      </w:r>
-      <w:proofErr w:type="spellEnd"/>
-      <w:proofErr w:type="gramEnd"/>
-      <w:r>
-        <w:rPr>
-          <w:rFonts w:ascii="Calibri" w:hAnsi="Calibri" w:cs="Calibri"/>
-        </w:rPr>
-        <w:t xml:space="preserve"> is optimized with Batch Size 32 and MSE Loss, the difference 0.96 is still the highest. This suggests that SWIN transformer</w:t>
+        <w:t xml:space="preserve"> compared to EfficientNet. Swin Outperformed the CNN based model</w:t>
+      </w:r>
+      <w:r>
+        <w:rPr>
+          <w:rFonts w:ascii="Calibri" w:hAnsi="Calibri" w:cs="Calibri"/>
+        </w:rPr>
+        <w:t>. Even when the EfficientNet is optimized with Batch Size 32 and MSE Loss, the difference 0.96 is still the highest. This suggests that SWIN transformer</w:t>
       </w:r>
       <w:r>
         <w:rPr>
@@ -22079,21 +22158,7 @@
           <w:rFonts w:ascii="Calibri" w:hAnsi="Calibri" w:cs="Calibri"/>
         </w:rPr>
         <w:noBreakHyphen/>
-        <w:t xml:space="preserve">range dependencies whereas </w:t>
-      </w:r>
-      <w:proofErr w:type="spellStart"/>
-      <w:r>
-        <w:rPr>
-          <w:rFonts w:ascii="Calibri" w:hAnsi="Calibri" w:cs="Calibri"/>
-        </w:rPr>
-        <w:t>EfficientNet</w:t>
-      </w:r>
-      <w:proofErr w:type="spellEnd"/>
-      <w:r>
-        <w:rPr>
-          <w:rFonts w:ascii="Calibri" w:hAnsi="Calibri" w:cs="Calibri"/>
-        </w:rPr>
-        <w:t xml:space="preserve"> relies on local convolutions and pooling, which are less expressive for scene</w:t>
+        <w:t>range dependencies whereas EfficientNet relies on local convolutions and pooling, which are less expressive for scene</w:t>
       </w:r>
       <w:r>
         <w:rPr>
@@ -22161,19 +22226,11 @@
         </w:rPr>
         <w:t xml:space="preserve">which shows that </w:t>
       </w:r>
-      <w:proofErr w:type="gramStart"/>
-      <w:r>
-        <w:rPr>
-          <w:rFonts w:ascii="Calibri" w:hAnsi="Calibri" w:cs="Calibri"/>
-        </w:rPr>
-        <w:t>the metadata</w:t>
-      </w:r>
-      <w:proofErr w:type="gramEnd"/>
-      <w:r>
-        <w:rPr>
-          <w:rFonts w:ascii="Calibri" w:hAnsi="Calibri" w:cs="Calibri"/>
-        </w:rPr>
-        <w:t xml:space="preserve"> does not have enough signal and contains binary values with very weak correlations with target, so inclusion of metadata does not improve the overall performance and the RMSE is slightly dropped by 0.07 and 0.11 for early and late fusion respectively.</w:t>
+      <w:r>
+        <w:rPr>
+          <w:rFonts w:ascii="Calibri" w:hAnsi="Calibri" w:cs="Calibri"/>
+        </w:rPr>
+        <w:t>the metadata does not have enough signal and contains binary values with very weak correlations with target, so inclusion of metadata does not improve the overall performance and the RMSE is slightly dropped by 0.07 and 0.11 for early and late fusion respectively.</w:t>
       </w:r>
     </w:p>
     <w:p>
@@ -22192,7 +22249,23 @@
           <w:b/>
           <w:bCs/>
         </w:rPr>
-        <w:t>2.4 Loss Change – Stage</w:t>
+        <w:t>2.4 Loss Change</w:t>
+      </w:r>
+      <w:r>
+        <w:rPr>
+          <w:rFonts w:ascii="Calibri" w:hAnsi="Calibri" w:cs="Calibri"/>
+          <w:b/>
+          <w:bCs/>
+        </w:rPr>
+        <w:t xml:space="preserve"> OR Head</w:t>
+      </w:r>
+      <w:r>
+        <w:rPr>
+          <w:rFonts w:ascii="Calibri" w:hAnsi="Calibri" w:cs="Calibri"/>
+          <w:b/>
+          <w:bCs/>
+        </w:rPr>
+        <w:t xml:space="preserve"> – Stage</w:t>
       </w:r>
       <w:r>
         <w:rPr>
@@ -22227,6 +22300,12 @@
           <w:rFonts w:ascii="Calibri" w:hAnsi="Calibri" w:cs="Calibri"/>
         </w:rPr>
         <w:t>.</w:t>
+      </w:r>
+      <w:r>
+        <w:rPr>
+          <w:rFonts w:ascii="Calibri" w:hAnsi="Calibri" w:cs="Calibri"/>
+        </w:rPr>
+        <w:t xml:space="preserve"> Also changing the Head from MLP to Linear increase the RMSE by 0.15.</w:t>
       </w:r>
     </w:p>
     <w:p>
@@ -22337,21 +22416,7 @@
         <w:rPr>
           <w:rFonts w:ascii="Calibri" w:hAnsi="Calibri" w:cs="Calibri"/>
         </w:rPr>
-        <w:t xml:space="preserve">Similarly, the CV ensemble and second-stage SVR meta-learner do not able </w:t>
-      </w:r>
-      <w:proofErr w:type="gramStart"/>
-      <w:r>
-        <w:rPr>
-          <w:rFonts w:ascii="Calibri" w:hAnsi="Calibri" w:cs="Calibri"/>
-        </w:rPr>
-        <w:t>to</w:t>
-      </w:r>
-      <w:proofErr w:type="gramEnd"/>
-      <w:r>
-        <w:rPr>
-          <w:rFonts w:ascii="Calibri" w:hAnsi="Calibri" w:cs="Calibri"/>
-        </w:rPr>
-        <w:t xml:space="preserve"> consistent improvements over the best single Swin model. Because all image and metadata models exhibit similar high errors in the lowest and highest Pawpularity ranges</w:t>
+        <w:t>Similarly, the CV ensemble and second-stage SVR meta-learner do not able to consistent improvements over the best single Swin model. Because all image and metadata models exhibit similar high errors in the lowest and highest Pawpularity ranges</w:t>
       </w:r>
     </w:p>
     <w:p>
@@ -22510,9 +22575,55 @@
           <w:sz w:val="24"/>
           <w:szCs w:val="24"/>
         </w:rPr>
-        <w:t xml:space="preserve">, it can be seen that the vision models are producing high errors in the lower and high </w:t>
-      </w:r>
-      <w:proofErr w:type="spellStart"/>
+        <w:t>, it can be seen that the vision models are producing high errors in the lower and high pawpularity regions</w:t>
+      </w:r>
+      <w:r>
+        <w:rPr>
+          <w:rFonts w:ascii="Calibri" w:hAnsi="Calibri" w:cs="Calibri"/>
+          <w:sz w:val="24"/>
+          <w:szCs w:val="24"/>
+        </w:rPr>
+        <w:t xml:space="preserve"> </w:t>
+      </w:r>
+      <w:r>
+        <w:rPr>
+          <w:rFonts w:ascii="Calibri" w:hAnsi="Calibri" w:cs="Calibri"/>
+          <w:sz w:val="24"/>
+          <w:szCs w:val="24"/>
+        </w:rPr>
+        <w:fldChar w:fldCharType="begin"/>
+      </w:r>
+      <w:r>
+        <w:rPr>
+          <w:rFonts w:ascii="Calibri" w:hAnsi="Calibri" w:cs="Calibri"/>
+          <w:sz w:val="24"/>
+          <w:szCs w:val="24"/>
+        </w:rPr>
+        <w:instrText xml:space="preserve"> REF _Ref219280964 \h </w:instrText>
+      </w:r>
+      <w:r>
+        <w:rPr>
+          <w:rFonts w:ascii="Calibri" w:hAnsi="Calibri" w:cs="Calibri"/>
+          <w:sz w:val="24"/>
+          <w:szCs w:val="24"/>
+        </w:rPr>
+        <w:instrText xml:space="preserve"> \* MERGEFORMAT </w:instrText>
+      </w:r>
+      <w:r>
+        <w:rPr>
+          <w:rFonts w:ascii="Calibri" w:hAnsi="Calibri" w:cs="Calibri"/>
+          <w:sz w:val="24"/>
+          <w:szCs w:val="24"/>
+        </w:rPr>
+      </w:r>
+      <w:r>
+        <w:rPr>
+          <w:rFonts w:ascii="Calibri" w:hAnsi="Calibri" w:cs="Calibri"/>
+          <w:sz w:val="24"/>
+          <w:szCs w:val="24"/>
+        </w:rPr>
+        <w:fldChar w:fldCharType="separate"/>
+      </w:r>
       <w:r>
         <w:rPr>
           <w:rFonts w:ascii="Calibri" w:hAnsi="Calibri" w:cs="Calibri"/>
@@ -22522,9 +22633,8 @@
           <w:sz w:val="24"/>
           <w:szCs w:val="24"/>
         </w:rPr>
-        <w:t>pawpularity</w:t>
-      </w:r>
-      <w:proofErr w:type="spellEnd"/>
+        <w:t xml:space="preserve">Even though the Swin Transformer achieves lower average RMSE than EfficientNet-B4 overall, the bin-wise analysis shows that both backbones still produce their largest errors in the sparsely populated Pawpularity ranges (0–20 and 60–100). The mid-range scores </w:t>
+      </w:r>
       <w:r>
         <w:rPr>
           <w:rFonts w:ascii="Calibri" w:hAnsi="Calibri" w:cs="Calibri"/>
@@ -22534,75 +22644,6 @@
           <w:sz w:val="24"/>
           <w:szCs w:val="24"/>
         </w:rPr>
-        <w:t xml:space="preserve"> regions</w:t>
-      </w:r>
-      <w:r>
-        <w:rPr>
-          <w:rFonts w:ascii="Calibri" w:hAnsi="Calibri" w:cs="Calibri"/>
-          <w:sz w:val="24"/>
-          <w:szCs w:val="24"/>
-        </w:rPr>
-        <w:t xml:space="preserve"> </w:t>
-      </w:r>
-      <w:r>
-        <w:rPr>
-          <w:rFonts w:ascii="Calibri" w:hAnsi="Calibri" w:cs="Calibri"/>
-          <w:sz w:val="24"/>
-          <w:szCs w:val="24"/>
-        </w:rPr>
-        <w:fldChar w:fldCharType="begin"/>
-      </w:r>
-      <w:r>
-        <w:rPr>
-          <w:rFonts w:ascii="Calibri" w:hAnsi="Calibri" w:cs="Calibri"/>
-          <w:sz w:val="24"/>
-          <w:szCs w:val="24"/>
-        </w:rPr>
-        <w:instrText xml:space="preserve"> REF _Ref219280964 \h </w:instrText>
-      </w:r>
-      <w:r>
-        <w:rPr>
-          <w:rFonts w:ascii="Calibri" w:hAnsi="Calibri" w:cs="Calibri"/>
-          <w:sz w:val="24"/>
-          <w:szCs w:val="24"/>
-        </w:rPr>
-        <w:instrText xml:space="preserve"> \* MERGEFORMAT </w:instrText>
-      </w:r>
-      <w:r>
-        <w:rPr>
-          <w:rFonts w:ascii="Calibri" w:hAnsi="Calibri" w:cs="Calibri"/>
-          <w:sz w:val="24"/>
-          <w:szCs w:val="24"/>
-        </w:rPr>
-      </w:r>
-      <w:r>
-        <w:rPr>
-          <w:rFonts w:ascii="Calibri" w:hAnsi="Calibri" w:cs="Calibri"/>
-          <w:sz w:val="24"/>
-          <w:szCs w:val="24"/>
-        </w:rPr>
-        <w:fldChar w:fldCharType="separate"/>
-      </w:r>
-      <w:r>
-        <w:rPr>
-          <w:rFonts w:ascii="Calibri" w:hAnsi="Calibri" w:cs="Calibri"/>
-          <w:i w:val="0"/>
-          <w:iCs w:val="0"/>
-          <w:color w:val="auto"/>
-          <w:sz w:val="24"/>
-          <w:szCs w:val="24"/>
-        </w:rPr>
-        <w:t xml:space="preserve">Even though the Swin Transformer achieves lower average RMSE than EfficientNet-B4 overall, the bin-wise analysis shows that both backbones still produce their largest errors in the sparsely populated Pawpularity ranges (0–20 and 60–100). The mid-range scores </w:t>
-      </w:r>
-      <w:r>
-        <w:rPr>
-          <w:rFonts w:ascii="Calibri" w:hAnsi="Calibri" w:cs="Calibri"/>
-          <w:i w:val="0"/>
-          <w:iCs w:val="0"/>
-          <w:color w:val="auto"/>
-          <w:sz w:val="24"/>
-          <w:szCs w:val="24"/>
-        </w:rPr>
         <w:lastRenderedPageBreak/>
         <w:t>have many training examples, so both models learn stable representations there, whereas the extreme low and high scores regions have less records, leading to underfitting in the tails.</w:t>
       </w:r>
@@ -22624,21 +22665,7 @@
         <w:rPr>
           <w:rFonts w:ascii="Calibri" w:hAnsi="Calibri" w:cs="Calibri"/>
         </w:rPr>
-        <w:t xml:space="preserve">where the number of records is less which makes it difficult to capture enough patterns for high and lower </w:t>
-      </w:r>
-      <w:proofErr w:type="spellStart"/>
-      <w:r>
-        <w:rPr>
-          <w:rFonts w:ascii="Calibri" w:hAnsi="Calibri" w:cs="Calibri"/>
-        </w:rPr>
-        <w:t>pawpularity</w:t>
-      </w:r>
-      <w:proofErr w:type="spellEnd"/>
-      <w:r>
-        <w:rPr>
-          <w:rFonts w:ascii="Calibri" w:hAnsi="Calibri" w:cs="Calibri"/>
-        </w:rPr>
-        <w:t xml:space="preserve"> animals</w:t>
+        <w:t>where the number of records is less which makes it difficult to capture enough patterns for high and lower pawpularity animals</w:t>
       </w:r>
       <w:r>
         <w:rPr>
@@ -22728,7 +22755,7 @@
                     <pic:cNvPicPr/>
                   </pic:nvPicPr>
                   <pic:blipFill>
-                    <a:blip r:embed="rId53">
+                    <a:blip r:embed="rId56">
                       <a:extLst>
                         <a:ext uri="{28A0092B-C50C-407E-A947-70E740481C1C}">
                           <a14:useLocalDpi xmlns:a14="http://schemas.microsoft.com/office/drawing/2010/main" val="0"/>
@@ -23535,21 +23562,7 @@
         <w:rPr>
           <w:rFonts w:ascii="Calibri" w:hAnsi="Calibri" w:cs="Calibri"/>
         </w:rPr>
-        <w:t xml:space="preserve">witching from </w:t>
-      </w:r>
-      <w:proofErr w:type="spellStart"/>
-      <w:r>
-        <w:rPr>
-          <w:rFonts w:ascii="Calibri" w:hAnsi="Calibri" w:cs="Calibri"/>
-        </w:rPr>
-        <w:t>EfficientNet</w:t>
-      </w:r>
-      <w:proofErr w:type="spellEnd"/>
-      <w:r>
-        <w:rPr>
-          <w:rFonts w:ascii="Calibri" w:hAnsi="Calibri" w:cs="Calibri"/>
-        </w:rPr>
-        <w:t xml:space="preserve"> to Swin </w:t>
+        <w:t xml:space="preserve">witching from EfficientNet to Swin </w:t>
       </w:r>
       <w:r>
         <w:rPr>
@@ -23591,21 +23604,7 @@
         <w:rPr>
           <w:rFonts w:ascii="Calibri" w:hAnsi="Calibri" w:cs="Calibri"/>
         </w:rPr>
-        <w:t xml:space="preserve"> to single SWIN model is not significant. Inclusion of Metadata to </w:t>
-      </w:r>
-      <w:proofErr w:type="spellStart"/>
-      <w:r>
-        <w:rPr>
-          <w:rFonts w:ascii="Calibri" w:hAnsi="Calibri" w:cs="Calibri"/>
-        </w:rPr>
-        <w:t>swin</w:t>
-      </w:r>
-      <w:proofErr w:type="spellEnd"/>
-      <w:r>
-        <w:rPr>
-          <w:rFonts w:ascii="Calibri" w:hAnsi="Calibri" w:cs="Calibri"/>
-        </w:rPr>
-        <w:t xml:space="preserve"> did not result in high </w:t>
+        <w:t xml:space="preserve"> to single SWIN model is not significant. Inclusion of Metadata to swin did not result in high </w:t>
       </w:r>
       <w:r>
         <w:rPr>
@@ -23647,21 +23646,7 @@
         <w:rPr>
           <w:rFonts w:ascii="Calibri" w:hAnsi="Calibri" w:cs="Calibri"/>
         </w:rPr>
-        <w:t xml:space="preserve"> higher resolution with stronger augmentation improves performance, particularly for </w:t>
-      </w:r>
-      <w:proofErr w:type="spellStart"/>
-      <w:r>
-        <w:rPr>
-          <w:rFonts w:ascii="Calibri" w:hAnsi="Calibri" w:cs="Calibri"/>
-        </w:rPr>
-        <w:t>EfficientNet</w:t>
-      </w:r>
-      <w:proofErr w:type="spellEnd"/>
-      <w:r>
-        <w:rPr>
-          <w:rFonts w:ascii="Calibri" w:hAnsi="Calibri" w:cs="Calibri"/>
-        </w:rPr>
-        <w:t>, but the gains are much smaller than those from changing the backbone</w:t>
+        <w:t xml:space="preserve"> higher resolution with stronger augmentation improves performance, particularly for EfficientNet, but the gains are much smaller than those from changing the backbone</w:t>
       </w:r>
       <w:r>
         <w:rPr>
@@ -23790,21 +23775,7 @@
         <w:rPr>
           <w:rFonts w:ascii="Calibri" w:hAnsi="Calibri" w:cs="Calibri"/>
         </w:rPr>
-        <w:t xml:space="preserve">but </w:t>
-      </w:r>
-      <w:proofErr w:type="gramStart"/>
-      <w:r>
-        <w:rPr>
-          <w:rFonts w:ascii="Calibri" w:hAnsi="Calibri" w:cs="Calibri"/>
-        </w:rPr>
-        <w:t>helps</w:t>
-      </w:r>
-      <w:proofErr w:type="gramEnd"/>
-      <w:r>
-        <w:rPr>
-          <w:rFonts w:ascii="Calibri" w:hAnsi="Calibri" w:cs="Calibri"/>
-        </w:rPr>
-        <w:t xml:space="preserve"> in stabilization </w:t>
+        <w:t xml:space="preserve">but helps in stabilization </w:t>
       </w:r>
       <w:r>
         <w:rPr>
@@ -23831,7 +23802,7 @@
       </w:pPr>
     </w:p>
     <w:sectPr>
-      <w:footerReference w:type="default" r:id="rId54"/>
+      <w:footerReference w:type="default" r:id="rId57"/>
       <w:pgSz w:w="12240" w:h="15840"/>
       <w:pgMar w:top="1701" w:right="1440" w:bottom="1440" w:left="1440" w:header="720" w:footer="720" w:gutter="0"/>
       <w:cols w:space="720"/>
@@ -25487,7 +25458,7 @@
   <w:style w:type="paragraph" w:default="1" w:styleId="Normal">
     <w:name w:val="Normal"/>
     <w:qFormat/>
-    <w:rsid w:val="00F35D2B"/>
+    <w:rsid w:val="00934443"/>
   </w:style>
   <w:style w:type="paragraph" w:styleId="Heading1">
     <w:name w:val="heading 1"/>
